--- a/02-放大电路/01-运算放大电路/积分电路/积分电路.docx
+++ b/02-放大电路/01-运算放大电路/积分电路/积分电路.docx
@@ -1929,6 +1929,20 @@
     </w:p>
     <w:bookmarkEnd w:id="26"/>
     <w:bookmarkEnd w:id="27"/>
+    <w:p>
+      <w:pPr>
+        <w:spacing w:before="360"/>
+        <w:jc w:val="center"/>
+      </w:pPr>
+      <w:r>
+        <w:rPr>
+          <w:rFonts w:ascii="Times New Roman" w:hAnsi="Times New Roman"/>
+          <w:color w:val="555555"/>
+          <w:sz w:val="21"/>
+        </w:rPr>
+        <w:t>材料收集者：杜文杰</w:t>
+      </w:r>
+    </w:p>
     <w:sectPr>
       <w:headerReference r:id="rId9" w:type="default"/>
       <w:footerReference r:id="rId10" w:type="default"/>

--- a/02-放大电路/01-运算放大电路/积分电路/积分电路.docx
+++ b/02-放大电路/01-运算放大电路/积分电路/积分电路.docx
@@ -1,6 +1,6 @@
 
 <file path=word/document.xml><?xml version="1.0" encoding="utf-8"?>
-<w:document xmlns:w="http://schemas.openxmlformats.org/wordprocessingml/2006/main" xmlns:m="http://schemas.openxmlformats.org/officeDocument/2006/math" xmlns:r="http://schemas.openxmlformats.org/officeDocument/2006/relationships" xmlns:o="urn:schemas-microsoft-com:office:office" xmlns:v="urn:schemas-microsoft-com:vml" xmlns:w10="urn:schemas-microsoft-com:office:word" xmlns:a="http://schemas.openxmlformats.org/drawingml/2006/main" xmlns:pic="http://schemas.openxmlformats.org/drawingml/2006/picture" xmlns:wp="http://schemas.openxmlformats.org/drawingml/2006/wordprocessingDrawing">
+<w:document xmlns:m="http://schemas.openxmlformats.org/officeDocument/2006/math" xmlns:r="http://schemas.openxmlformats.org/officeDocument/2006/relationships" xmlns:w="http://schemas.openxmlformats.org/wordprocessingml/2006/main" xmlns:o="urn:schemas-microsoft-com:office:office" xmlns:v="urn:schemas-microsoft-com:vml" xmlns:w10="urn:schemas-microsoft-com:office:word" xmlns:a="http://schemas.openxmlformats.org/drawingml/2006/main" xmlns:pic="http://schemas.openxmlformats.org/drawingml/2006/picture" xmlns:wp="http://schemas.openxmlformats.org/drawingml/2006/wordprocessingDrawing">
   <w:body>
     <w:bookmarkStart w:id="27" w:name="积分电路"/>
     <w:p>
@@ -9,7 +9,7 @@
       </w:pPr>
       <w:r>
         <w:rPr>
-          <w:rFonts w:hint="eastAsia"/>
+          <w:rFonts w:hint="eastAsia" w:eastAsia="黑体"/>
         </w:rPr>
         <w:t xml:space="preserve">积分电路</w:t>
       </w:r>
@@ -21,7 +21,7 @@
       </w:pPr>
       <w:r>
         <w:rPr>
-          <w:rFonts w:hint="eastAsia"/>
+          <w:rFonts w:hint="eastAsia" w:eastAsia="黑体"/>
         </w:rPr>
         <w:t xml:space="preserve">拓扑描述</w:t>
       </w:r>
@@ -32,16 +32,19 @@
       </w:pPr>
       <w:r>
         <w:rPr>
-          <w:rFonts w:hint="eastAsia"/>
+          <w:rFonts w:hint="eastAsia" w:eastAsia="黑体"/>
         </w:rPr>
         <w:t xml:space="preserve">由</w:t>
       </w:r>
       <w:r>
+        <w:rPr>
+          <w:rFonts w:eastAsia="黑体"/>
+        </w:rPr>
         <w:t xml:space="preserve"> </w:t>
       </w:r>
       <w:r>
         <w:rPr>
-          <w:rFonts w:hint="eastAsia"/>
+          <w:rFonts w:hint="eastAsia" w:eastAsia="黑体"/>
           <w:b/>
           <w:bCs/>
         </w:rPr>
@@ -49,17 +52,21 @@
       </w:r>
       <w:r>
         <w:rPr>
+          <w:rFonts w:eastAsia="黑体"/>
           <w:b/>
           <w:bCs/>
         </w:rPr>
         <w:t xml:space="preserve"> A1</w:t>
       </w:r>
       <w:r>
+        <w:rPr>
+          <w:rFonts w:eastAsia="黑体"/>
+        </w:rPr>
         <w:t xml:space="preserve">、</w:t>
       </w:r>
       <w:r>
         <w:rPr>
-          <w:rFonts w:hint="eastAsia"/>
+          <w:rFonts w:hint="eastAsia" w:eastAsia="黑体"/>
           <w:b/>
           <w:bCs/>
         </w:rPr>
@@ -67,6 +74,7 @@
       </w:r>
       <w:r>
         <w:rPr>
+          <w:rFonts w:eastAsia="黑体"/>
           <w:b/>
           <w:bCs/>
         </w:rPr>
@@ -78,20 +86,26 @@
         </m:r>
       </m:oMath>
       <w:r>
+        <w:rPr>
+          <w:rFonts w:eastAsia="黑体"/>
+        </w:rPr>
         <w:t xml:space="preserve"> </w:t>
       </w:r>
       <w:r>
         <w:rPr>
-          <w:rFonts w:hint="eastAsia"/>
+          <w:rFonts w:hint="eastAsia" w:eastAsia="黑体"/>
         </w:rPr>
         <w:t xml:space="preserve">与</w:t>
       </w:r>
       <w:r>
+        <w:rPr>
+          <w:rFonts w:eastAsia="黑体"/>
+        </w:rPr>
         <w:t xml:space="preserve"> </w:t>
       </w:r>
       <w:r>
         <w:rPr>
-          <w:rFonts w:hint="eastAsia"/>
+          <w:rFonts w:hint="eastAsia" w:eastAsia="黑体"/>
           <w:b/>
           <w:bCs/>
         </w:rPr>
@@ -99,6 +113,7 @@
       </w:r>
       <w:r>
         <w:rPr>
+          <w:rFonts w:eastAsia="黑体"/>
           <w:b/>
           <w:bCs/>
         </w:rPr>
@@ -110,26 +125,32 @@
         </m:r>
       </m:oMath>
       <w:r>
+        <w:rPr>
+          <w:rFonts w:eastAsia="黑体"/>
+        </w:rPr>
         <w:t xml:space="preserve"> </w:t>
       </w:r>
       <w:r>
         <w:rPr>
-          <w:rFonts w:hint="eastAsia"/>
+          <w:rFonts w:hint="eastAsia" w:eastAsia="黑体"/>
         </w:rPr>
         <w:t xml:space="preserve">组成。电路共有</w:t>
       </w:r>
       <w:r>
+        <w:rPr>
+          <w:rFonts w:eastAsia="黑体"/>
+        </w:rPr>
         <w:t xml:space="preserve"> 4 </w:t>
       </w:r>
       <w:r>
         <w:rPr>
-          <w:rFonts w:hint="eastAsia"/>
+          <w:rFonts w:hint="eastAsia" w:eastAsia="黑体"/>
         </w:rPr>
         <w:t xml:space="preserve">个关键节点：</w:t>
       </w:r>
       <w:r>
         <w:rPr>
-          <w:rFonts w:hint="eastAsia"/>
+          <w:rFonts w:hint="eastAsia" w:eastAsia="黑体"/>
           <w:b/>
           <w:bCs/>
         </w:rPr>
@@ -137,11 +158,14 @@
       </w:r>
       <w:r>
         <w:rPr>
-          <w:rFonts w:hint="eastAsia"/>
+          <w:rFonts w:hint="eastAsia" w:eastAsia="黑体"/>
         </w:rPr>
         <w:t xml:space="preserve">（信号源</w:t>
       </w:r>
       <w:r>
+        <w:rPr>
+          <w:rFonts w:eastAsia="黑体"/>
+        </w:rPr>
         <w:t xml:space="preserve"> </w:t>
       </w:r>
       <m:oMath>
@@ -162,15 +186,21 @@
         </m:sSub>
       </m:oMath>
       <w:r>
+        <w:rPr>
+          <w:rFonts w:eastAsia="黑体"/>
+        </w:rPr>
         <w:t xml:space="preserve"> </w:t>
       </w:r>
       <w:r>
         <w:rPr>
-          <w:rFonts w:hint="eastAsia"/>
+          <w:rFonts w:hint="eastAsia" w:eastAsia="黑体"/>
         </w:rPr>
         <w:t xml:space="preserve">正端与</w:t>
       </w:r>
       <w:r>
+        <w:rPr>
+          <w:rFonts w:eastAsia="黑体"/>
+        </w:rPr>
         <w:t xml:space="preserve"> </w:t>
       </w:r>
       <m:oMath>
@@ -179,17 +209,20 @@
         </m:r>
       </m:oMath>
       <w:r>
+        <w:rPr>
+          <w:rFonts w:eastAsia="黑体"/>
+        </w:rPr>
         <w:t xml:space="preserve"> </w:t>
       </w:r>
       <w:r>
         <w:rPr>
-          <w:rFonts w:hint="eastAsia"/>
+          <w:rFonts w:hint="eastAsia" w:eastAsia="黑体"/>
         </w:rPr>
         <w:t xml:space="preserve">上端相连）；</w:t>
       </w:r>
       <w:r>
         <w:rPr>
-          <w:rFonts w:hint="eastAsia"/>
+          <w:rFonts w:hint="eastAsia" w:eastAsia="黑体"/>
           <w:b/>
           <w:bCs/>
         </w:rPr>
@@ -197,7 +230,7 @@
       </w:r>
       <w:r>
         <w:rPr>
-          <w:rFonts w:hint="eastAsia"/>
+          <w:rFonts w:hint="eastAsia" w:eastAsia="黑体"/>
         </w:rPr>
         <w:t xml:space="preserve">（</w:t>
       </w:r>
@@ -207,11 +240,14 @@
         </m:r>
       </m:oMath>
       <w:r>
+        <w:rPr>
+          <w:rFonts w:eastAsia="黑体"/>
+        </w:rPr>
         <w:t xml:space="preserve"> </w:t>
       </w:r>
       <w:r>
         <w:rPr>
-          <w:rFonts w:hint="eastAsia"/>
+          <w:rFonts w:hint="eastAsia" w:eastAsia="黑体"/>
         </w:rPr>
         <w:t xml:space="preserve">下端、</w:t>
       </w:r>
@@ -221,35 +257,44 @@
         </m:r>
       </m:oMath>
       <w:r>
+        <w:rPr>
+          <w:rFonts w:eastAsia="黑体"/>
+        </w:rPr>
         <w:t xml:space="preserve"> </w:t>
       </w:r>
       <w:r>
         <w:rPr>
-          <w:rFonts w:hint="eastAsia"/>
+          <w:rFonts w:hint="eastAsia" w:eastAsia="黑体"/>
         </w:rPr>
         <w:t xml:space="preserve">左端、A1</w:t>
       </w:r>
       <w:r>
+        <w:rPr>
+          <w:rFonts w:eastAsia="黑体"/>
+        </w:rPr>
         <w:t xml:space="preserve"> </w:t>
       </w:r>
       <w:r>
         <w:rPr>
-          <w:rFonts w:hint="eastAsia"/>
+          <w:rFonts w:hint="eastAsia" w:eastAsia="黑体"/>
         </w:rPr>
         <w:t xml:space="preserve">的</w:t>
       </w:r>
       <w:r>
+        <w:rPr>
+          <w:rFonts w:eastAsia="黑体"/>
+        </w:rPr>
         <w:t xml:space="preserve"> IN− </w:t>
       </w:r>
       <w:r>
         <w:rPr>
-          <w:rFonts w:hint="eastAsia"/>
+          <w:rFonts w:hint="eastAsia" w:eastAsia="黑体"/>
         </w:rPr>
         <w:t xml:space="preserve">相连）；</w:t>
       </w:r>
       <w:r>
         <w:rPr>
-          <w:rFonts w:hint="eastAsia"/>
+          <w:rFonts w:hint="eastAsia" w:eastAsia="黑体"/>
           <w:b/>
           <w:bCs/>
         </w:rPr>
@@ -257,40 +302,49 @@
       </w:r>
       <w:r>
         <w:rPr>
-          <w:rFonts w:hint="eastAsia"/>
+          <w:rFonts w:hint="eastAsia" w:eastAsia="黑体"/>
         </w:rPr>
         <w:t xml:space="preserve">（A1</w:t>
       </w:r>
       <w:r>
+        <w:rPr>
+          <w:rFonts w:eastAsia="黑体"/>
+        </w:rPr>
         <w:t xml:space="preserve"> </w:t>
       </w:r>
       <w:r>
         <w:rPr>
-          <w:rFonts w:hint="eastAsia"/>
+          <w:rFonts w:hint="eastAsia" w:eastAsia="黑体"/>
         </w:rPr>
         <w:t xml:space="preserve">的</w:t>
       </w:r>
       <w:r>
+        <w:rPr>
+          <w:rFonts w:eastAsia="黑体"/>
+        </w:rPr>
         <w:t xml:space="preserve"> IN+ </w:t>
       </w:r>
       <w:r>
         <w:rPr>
-          <w:rFonts w:hint="eastAsia"/>
+          <w:rFonts w:hint="eastAsia" w:eastAsia="黑体"/>
         </w:rPr>
         <w:t xml:space="preserve">直接接地</w:t>
       </w:r>
       <w:r>
+        <w:rPr>
+          <w:rFonts w:eastAsia="黑体"/>
+        </w:rPr>
         <w:t xml:space="preserve"> </w:t>
       </w:r>
       <w:r>
         <w:rPr>
-          <w:rFonts w:hint="eastAsia"/>
+          <w:rFonts w:hint="eastAsia" w:eastAsia="黑体"/>
         </w:rPr>
         <w:t xml:space="preserve">GND）；</w:t>
       </w:r>
       <w:r>
         <w:rPr>
-          <w:rFonts w:hint="eastAsia"/>
+          <w:rFonts w:hint="eastAsia" w:eastAsia="黑体"/>
           <w:b/>
           <w:bCs/>
         </w:rPr>
@@ -298,29 +352,38 @@
       </w:r>
       <w:r>
         <w:rPr>
-          <w:rFonts w:hint="eastAsia"/>
+          <w:rFonts w:hint="eastAsia" w:eastAsia="黑体"/>
         </w:rPr>
         <w:t xml:space="preserve">（A1</w:t>
       </w:r>
       <w:r>
+        <w:rPr>
+          <w:rFonts w:eastAsia="黑体"/>
+        </w:rPr>
         <w:t xml:space="preserve"> </w:t>
       </w:r>
       <w:r>
         <w:rPr>
-          <w:rFonts w:hint="eastAsia"/>
+          <w:rFonts w:hint="eastAsia" w:eastAsia="黑体"/>
         </w:rPr>
         <w:t xml:space="preserve">的</w:t>
       </w:r>
       <w:r>
+        <w:rPr>
+          <w:rFonts w:eastAsia="黑体"/>
+        </w:rPr>
         <w:t xml:space="preserve"> OUT </w:t>
       </w:r>
       <w:r>
         <w:rPr>
-          <w:rFonts w:hint="eastAsia"/>
+          <w:rFonts w:hint="eastAsia" w:eastAsia="黑体"/>
         </w:rPr>
         <w:t xml:space="preserve">与</w:t>
       </w:r>
       <w:r>
+        <w:rPr>
+          <w:rFonts w:eastAsia="黑体"/>
+        </w:rPr>
         <w:t xml:space="preserve"> </w:t>
       </w:r>
       <m:oMath>
@@ -329,15 +392,21 @@
         </m:r>
       </m:oMath>
       <w:r>
+        <w:rPr>
+          <w:rFonts w:eastAsia="黑体"/>
+        </w:rPr>
         <w:t xml:space="preserve"> </w:t>
       </w:r>
       <w:r>
         <w:rPr>
-          <w:rFonts w:hint="eastAsia"/>
+          <w:rFonts w:hint="eastAsia" w:eastAsia="黑体"/>
         </w:rPr>
         <w:t xml:space="preserve">右端相连，作为输出</w:t>
       </w:r>
       <w:r>
+        <w:rPr>
+          <w:rFonts w:eastAsia="黑体"/>
+        </w:rPr>
         <w:t xml:space="preserve"> </w:t>
       </w:r>
       <m:oMath>
@@ -362,7 +431,7 @@
       </m:oMath>
       <w:r>
         <w:rPr>
-          <w:rFonts w:hint="eastAsia"/>
+          <w:rFonts w:hint="eastAsia" w:eastAsia="黑体"/>
         </w:rPr>
         <w:t xml:space="preserve">）。</w:t>
       </w:r>
@@ -371,7 +440,7 @@
       <w:pPr/>
       <w:r>
         <w:rPr>
-          <w:rFonts w:hint="eastAsia"/>
+          <w:rFonts w:hint="eastAsia" w:eastAsia="黑体"/>
         </w:rPr>
         <w:t xml:space="preserve">各元件管脚连接：</w:t>
       </w:r>
@@ -381,11 +450,14 @@
         </m:r>
       </m:oMath>
       <w:r>
+        <w:rPr>
+          <w:rFonts w:eastAsia="黑体"/>
+        </w:rPr>
         <w:t xml:space="preserve"> </w:t>
       </w:r>
       <w:r>
         <w:rPr>
-          <w:rFonts w:hint="eastAsia"/>
+          <w:rFonts w:hint="eastAsia" w:eastAsia="黑体"/>
         </w:rPr>
         <w:t xml:space="preserve">一端接输入节点、另一端接反相端节点；</w:t>
       </w:r>
@@ -395,90 +467,118 @@
         </m:r>
       </m:oMath>
       <w:r>
+        <w:rPr>
+          <w:rFonts w:eastAsia="黑体"/>
+        </w:rPr>
         <w:t xml:space="preserve"> </w:t>
       </w:r>
       <w:r>
         <w:rPr>
-          <w:rFonts w:hint="eastAsia"/>
+          <w:rFonts w:hint="eastAsia" w:eastAsia="黑体"/>
         </w:rPr>
         <w:t xml:space="preserve">一端接反相端节点、另一端接输出节点；</w:t>
       </w:r>
       <w:r>
         <w:rPr>
+          <w:rFonts w:eastAsia="黑体"/>
           <w:b/>
           <w:bCs/>
         </w:rPr>
         <w:t xml:space="preserve">A1</w:t>
       </w:r>
       <w:r>
+        <w:rPr>
+          <w:rFonts w:eastAsia="黑体"/>
+        </w:rPr>
         <w:t xml:space="preserve"> </w:t>
       </w:r>
       <w:r>
         <w:rPr>
-          <w:rFonts w:hint="eastAsia"/>
+          <w:rFonts w:hint="eastAsia" w:eastAsia="黑体"/>
         </w:rPr>
         <w:t xml:space="preserve">的</w:t>
       </w:r>
       <w:r>
+        <w:rPr>
+          <w:rFonts w:eastAsia="黑体"/>
+        </w:rPr>
         <w:t xml:space="preserve"> IN− </w:t>
       </w:r>
       <w:r>
         <w:rPr>
-          <w:rFonts w:hint="eastAsia"/>
+          <w:rFonts w:hint="eastAsia" w:eastAsia="黑体"/>
         </w:rPr>
         <w:t xml:space="preserve">接反相端节点、IN+</w:t>
       </w:r>
       <w:r>
+        <w:rPr>
+          <w:rFonts w:eastAsia="黑体"/>
+        </w:rPr>
         <w:t xml:space="preserve"> </w:t>
       </w:r>
       <w:r>
         <w:rPr>
-          <w:rFonts w:hint="eastAsia"/>
+          <w:rFonts w:hint="eastAsia" w:eastAsia="黑体"/>
         </w:rPr>
         <w:t xml:space="preserve">接地</w:t>
       </w:r>
       <w:r>
+        <w:rPr>
+          <w:rFonts w:eastAsia="黑体"/>
+        </w:rPr>
         <w:t xml:space="preserve"> GND、OUT </w:t>
       </w:r>
       <w:r>
         <w:rPr>
-          <w:rFonts w:hint="eastAsia"/>
+          <w:rFonts w:hint="eastAsia" w:eastAsia="黑体"/>
         </w:rPr>
         <w:t xml:space="preserve">接输出节点、V+</w:t>
       </w:r>
       <w:r>
+        <w:rPr>
+          <w:rFonts w:eastAsia="黑体"/>
+        </w:rPr>
         <w:t xml:space="preserve"> </w:t>
       </w:r>
       <w:r>
         <w:rPr>
-          <w:rFonts w:hint="eastAsia"/>
+          <w:rFonts w:hint="eastAsia" w:eastAsia="黑体"/>
         </w:rPr>
         <w:t xml:space="preserve">接</w:t>
       </w:r>
       <w:r>
+        <w:rPr>
+          <w:rFonts w:eastAsia="黑体"/>
+        </w:rPr>
         <w:t xml:space="preserve"> +VCC、V− </w:t>
       </w:r>
       <w:r>
         <w:rPr>
-          <w:rFonts w:hint="eastAsia"/>
+          <w:rFonts w:hint="eastAsia" w:eastAsia="黑体"/>
         </w:rPr>
         <w:t xml:space="preserve">接</w:t>
       </w:r>
       <w:r>
+        <w:rPr>
+          <w:rFonts w:eastAsia="黑体"/>
+        </w:rPr>
         <w:t xml:space="preserve"> </w:t>
       </w:r>
       <w:r>
         <w:rPr>
-          <w:rFonts w:hint="eastAsia"/>
+          <w:rFonts w:hint="eastAsia" w:eastAsia="黑体"/>
         </w:rPr>
         <w:t xml:space="preserve">−VEE（单电源时</w:t>
       </w:r>
       <w:r>
+        <w:rPr>
+          <w:rFonts w:eastAsia="黑体"/>
+        </w:rPr>
         <w:t xml:space="preserve"> V− </w:t>
       </w:r>
       <w:r>
         <w:rPr>
-          <w:rFonts w:hint="eastAsia"/>
+          <w:rFonts w:hint="eastAsia" w:eastAsia="黑体"/>
         </w:rPr>
         <w:t xml:space="preserve">接地）。</w:t>
       </w:r>
@@ -487,11 +587,14 @@
       <w:pPr/>
       <w:r>
         <w:rPr>
-          <w:rFonts w:hint="eastAsia"/>
+          <w:rFonts w:hint="eastAsia" w:eastAsia="黑体"/>
         </w:rPr>
         <w:t xml:space="preserve">由此构成反相积分组态：输入经</w:t>
       </w:r>
       <w:r>
+        <w:rPr>
+          <w:rFonts w:eastAsia="黑体"/>
+        </w:rPr>
         <w:t xml:space="preserve"> </w:t>
       </w:r>
       <m:oMath>
@@ -500,11 +603,14 @@
         </m:r>
       </m:oMath>
       <w:r>
+        <w:rPr>
+          <w:rFonts w:eastAsia="黑体"/>
+        </w:rPr>
         <w:t xml:space="preserve"> </w:t>
       </w:r>
       <w:r>
         <w:rPr>
-          <w:rFonts w:hint="eastAsia"/>
+          <w:rFonts w:hint="eastAsia" w:eastAsia="黑体"/>
         </w:rPr>
         <w:t xml:space="preserve">到反相端、</w:t>
       </w:r>
@@ -514,11 +620,14 @@
         </m:r>
       </m:oMath>
       <w:r>
+        <w:rPr>
+          <w:rFonts w:eastAsia="黑体"/>
+        </w:rPr>
         <w:t xml:space="preserve"> </w:t>
       </w:r>
       <w:r>
         <w:rPr>
-          <w:rFonts w:hint="eastAsia"/>
+          <w:rFonts w:hint="eastAsia" w:eastAsia="黑体"/>
         </w:rPr>
         <w:t xml:space="preserve">跨接输出与反相端，输出为输入电压对时间的积分（反相），用于波形产生、滤波与伺服控制。</w:t>
       </w:r>
@@ -531,7 +640,7 @@
       </w:pPr>
       <w:r>
         <w:rPr>
-          <w:rFonts w:hint="eastAsia"/>
+          <w:rFonts w:hint="eastAsia" w:eastAsia="黑体"/>
         </w:rPr>
         <w:t xml:space="preserve">工作原理</w:t>
       </w:r>
@@ -542,11 +651,14 @@
       </w:pPr>
       <w:r>
         <w:rPr>
-          <w:rFonts w:hint="eastAsia"/>
+          <w:rFonts w:hint="eastAsia" w:eastAsia="黑体"/>
         </w:rPr>
         <w:t xml:space="preserve">利用虚地与虚断，输入电流</w:t>
       </w:r>
       <w:r>
+        <w:rPr>
+          <w:rFonts w:eastAsia="黑体"/>
+        </w:rPr>
         <w:t xml:space="preserve"> </w:t>
       </w:r>
       <m:oMath>
@@ -585,11 +697,14 @@
         </m:r>
       </m:oMath>
       <w:r>
+        <w:rPr>
+          <w:rFonts w:eastAsia="黑体"/>
+        </w:rPr>
         <w:t xml:space="preserve"> </w:t>
       </w:r>
       <w:r>
         <w:rPr>
-          <w:rFonts w:hint="eastAsia"/>
+          <w:rFonts w:hint="eastAsia" w:eastAsia="黑体"/>
         </w:rPr>
         <w:t xml:space="preserve">全部流入反馈电容，电容充电使其电压（即输出）随时间线性累积，输出与输入电压的时间积分成比例（反相）。</w:t>
       </w:r>
@@ -602,7 +717,7 @@
       </w:pPr>
       <w:r>
         <w:rPr>
-          <w:rFonts w:hint="eastAsia"/>
+          <w:rFonts w:hint="eastAsia" w:eastAsia="黑体"/>
         </w:rPr>
         <w:t xml:space="preserve">关键计算公式</w:t>
       </w:r>
@@ -616,7 +731,7 @@
       </w:pPr>
       <w:r>
         <w:rPr>
-          <w:rFonts w:hint="eastAsia"/>
+          <w:rFonts w:hint="eastAsia" w:eastAsia="黑体"/>
         </w:rPr>
         <w:t xml:space="preserve">输出（时域积分）：</w:t>
       </w:r>
@@ -736,7 +851,7 @@
       </w:pPr>
       <w:r>
         <w:rPr>
-          <w:rFonts w:hint="eastAsia"/>
+          <w:rFonts w:hint="eastAsia" w:eastAsia="黑体"/>
         </w:rPr>
         <w:t xml:space="preserve">阶跃输入响应：</w:t>
       </w:r>
@@ -841,7 +956,7 @@
       </w:pPr>
       <w:r>
         <w:rPr>
-          <w:rFonts w:hint="eastAsia"/>
+          <w:rFonts w:hint="eastAsia" w:eastAsia="黑体"/>
         </w:rPr>
         <w:t xml:space="preserve">理想传递函数（复频域）：</w:t>
       </w:r>
@@ -919,7 +1034,7 @@
       </w:pPr>
       <w:r>
         <w:rPr>
-          <w:rFonts w:hint="eastAsia"/>
+          <w:rFonts w:hint="eastAsia" w:eastAsia="黑体"/>
         </w:rPr>
         <w:t xml:space="preserve">积分时间常数：</w:t>
       </w:r>
@@ -992,7 +1107,7 @@
             </w:pPr>
             <w:r>
               <w:rPr>
-                <w:rFonts w:hint="eastAsia"/>
+                <w:rFonts w:hint="eastAsia" w:eastAsia="黑体"/>
               </w:rPr>
               <w:t xml:space="preserve">符号</w:t>
             </w:r>
@@ -1006,7 +1121,7 @@
             </w:pPr>
             <w:r>
               <w:rPr>
-                <w:rFonts w:hint="eastAsia"/>
+                <w:rFonts w:hint="eastAsia" w:eastAsia="黑体"/>
               </w:rPr>
               <w:t xml:space="preserve">含义</w:t>
             </w:r>
@@ -1020,7 +1135,7 @@
             </w:pPr>
             <w:r>
               <w:rPr>
-                <w:rFonts w:hint="eastAsia"/>
+                <w:rFonts w:hint="eastAsia" w:eastAsia="黑体"/>
               </w:rPr>
               <w:t xml:space="preserve">单位</w:t>
             </w:r>
@@ -1040,6 +1155,9 @@
               </m:r>
             </m:oMath>
             <w:r>
+              <w:rPr>
+                <w:rFonts w:eastAsia="黑体"/>
+              </w:rPr>
               <w:t xml:space="preserve">​</w:t>
             </w:r>
           </w:p>
@@ -1052,7 +1170,7 @@
             </w:pPr>
             <w:r>
               <w:rPr>
-                <w:rFonts w:hint="eastAsia"/>
+                <w:rFonts w:hint="eastAsia" w:eastAsia="黑体"/>
               </w:rPr>
               <w:t xml:space="preserve">输入电阻</w:t>
             </w:r>
@@ -1065,6 +1183,9 @@
               <w:pStyle w:val="Compact"/>
             </w:pPr>
             <w:r>
+              <w:rPr>
+                <w:rFonts w:eastAsia="黑体"/>
+              </w:rPr>
               <w:t xml:space="preserve">Ω</w:t>
             </w:r>
           </w:p>
@@ -1083,6 +1204,9 @@
               </m:r>
             </m:oMath>
             <w:r>
+              <w:rPr>
+                <w:rFonts w:eastAsia="黑体"/>
+              </w:rPr>
               <w:t xml:space="preserve">​</w:t>
             </w:r>
           </w:p>
@@ -1095,7 +1219,7 @@
             </w:pPr>
             <w:r>
               <w:rPr>
-                <w:rFonts w:hint="eastAsia"/>
+                <w:rFonts w:hint="eastAsia" w:eastAsia="黑体"/>
               </w:rPr>
               <w:t xml:space="preserve">反馈电容</w:t>
             </w:r>
@@ -1108,6 +1232,9 @@
               <w:pStyle w:val="Compact"/>
             </w:pPr>
             <w:r>
+              <w:rPr>
+                <w:rFonts w:eastAsia="黑体"/>
+              </w:rPr>
               <w:t xml:space="preserve">F</w:t>
             </w:r>
           </w:p>
@@ -1138,6 +1265,9 @@
               </m:sSub>
             </m:oMath>
             <w:r>
+              <w:rPr>
+                <w:rFonts w:eastAsia="黑体"/>
+              </w:rPr>
               <w:t xml:space="preserve">​</w:t>
             </w:r>
           </w:p>
@@ -1150,7 +1280,7 @@
             </w:pPr>
             <w:r>
               <w:rPr>
-                <w:rFonts w:hint="eastAsia"/>
+                <w:rFonts w:hint="eastAsia" w:eastAsia="黑体"/>
               </w:rPr>
               <w:t xml:space="preserve">输入电压</w:t>
             </w:r>
@@ -1163,6 +1293,9 @@
               <w:pStyle w:val="Compact"/>
             </w:pPr>
             <w:r>
+              <w:rPr>
+                <w:rFonts w:eastAsia="黑体"/>
+              </w:rPr>
               <w:t xml:space="preserve">V</w:t>
             </w:r>
           </w:p>
@@ -1196,6 +1329,9 @@
               </m:sSub>
             </m:oMath>
             <w:r>
+              <w:rPr>
+                <w:rFonts w:eastAsia="黑体"/>
+              </w:rPr>
               <w:t xml:space="preserve">​</w:t>
             </w:r>
           </w:p>
@@ -1208,7 +1344,7 @@
             </w:pPr>
             <w:r>
               <w:rPr>
-                <w:rFonts w:hint="eastAsia"/>
+                <w:rFonts w:hint="eastAsia" w:eastAsia="黑体"/>
               </w:rPr>
               <w:t xml:space="preserve">输出电压</w:t>
             </w:r>
@@ -1221,6 +1357,9 @@
               <w:pStyle w:val="Compact"/>
             </w:pPr>
             <w:r>
+              <w:rPr>
+                <w:rFonts w:eastAsia="黑体"/>
+              </w:rPr>
               <w:t xml:space="preserve">V</w:t>
             </w:r>
           </w:p>
@@ -1248,6 +1387,9 @@
               </m:sSub>
             </m:oMath>
             <w:r>
+              <w:rPr>
+                <w:rFonts w:eastAsia="黑体"/>
+              </w:rPr>
               <w:t xml:space="preserve">​</w:t>
             </w:r>
           </w:p>
@@ -1260,7 +1402,7 @@
             </w:pPr>
             <w:r>
               <w:rPr>
-                <w:rFonts w:hint="eastAsia"/>
+                <w:rFonts w:hint="eastAsia" w:eastAsia="黑体"/>
               </w:rPr>
               <w:t xml:space="preserve">积分时间常数</w:t>
             </w:r>
@@ -1273,6 +1415,9 @@
               <w:pStyle w:val="Compact"/>
             </w:pPr>
             <w:r>
+              <w:rPr>
+                <w:rFonts w:eastAsia="黑体"/>
+              </w:rPr>
               <w:t xml:space="preserve">s</w:t>
             </w:r>
           </w:p>
@@ -1287,7 +1432,7 @@
       </w:pPr>
       <w:r>
         <w:rPr>
-          <w:rFonts w:hint="eastAsia"/>
+          <w:rFonts w:hint="eastAsia" w:eastAsia="黑体"/>
         </w:rPr>
         <w:t xml:space="preserve">元件调整影响</w:t>
       </w:r>
@@ -1306,15 +1451,21 @@
         </m:r>
       </m:oMath>
       <w:r>
+        <w:rPr>
+          <w:rFonts w:eastAsia="黑体"/>
+        </w:rPr>
         <w:t xml:space="preserve"> </w:t>
       </w:r>
       <w:r>
         <w:rPr>
-          <w:rFonts w:hint="eastAsia"/>
+          <w:rFonts w:hint="eastAsia" w:eastAsia="黑体"/>
         </w:rPr>
         <w:t xml:space="preserve">增大或</w:t>
       </w:r>
       <w:r>
+        <w:rPr>
+          <w:rFonts w:eastAsia="黑体"/>
+        </w:rPr>
         <w:t xml:space="preserve"> </w:t>
       </w:r>
       <m:oMath>
@@ -1323,20 +1474,26 @@
         </m:r>
       </m:oMath>
       <w:r>
+        <w:rPr>
+          <w:rFonts w:eastAsia="黑体"/>
+        </w:rPr>
         <w:t xml:space="preserve"> </w:t>
       </w:r>
       <w:r>
         <w:rPr>
-          <w:rFonts w:hint="eastAsia"/>
+          <w:rFonts w:hint="eastAsia" w:eastAsia="黑体"/>
         </w:rPr>
         <w:t xml:space="preserve">增大</w:t>
       </w:r>
       <w:r>
+        <w:rPr>
+          <w:rFonts w:eastAsia="黑体"/>
+        </w:rPr>
         <w:t xml:space="preserve"> → </w:t>
       </w:r>
       <w:r>
         <w:rPr>
-          <w:rFonts w:hint="eastAsia"/>
+          <w:rFonts w:hint="eastAsia" w:eastAsia="黑体"/>
         </w:rPr>
         <w:t xml:space="preserve">积分更慢（输出斜率减小）。</w:t>
       </w:r>
@@ -1355,15 +1512,21 @@
         </m:r>
       </m:oMath>
       <w:r>
+        <w:rPr>
+          <w:rFonts w:eastAsia="黑体"/>
+        </w:rPr>
         <w:t xml:space="preserve"> </w:t>
       </w:r>
       <w:r>
         <w:rPr>
-          <w:rFonts w:hint="eastAsia"/>
+          <w:rFonts w:hint="eastAsia" w:eastAsia="黑体"/>
         </w:rPr>
         <w:t xml:space="preserve">减小或</w:t>
       </w:r>
       <w:r>
+        <w:rPr>
+          <w:rFonts w:eastAsia="黑体"/>
+        </w:rPr>
         <w:t xml:space="preserve"> </w:t>
       </w:r>
       <m:oMath>
@@ -1372,20 +1535,26 @@
         </m:r>
       </m:oMath>
       <w:r>
+        <w:rPr>
+          <w:rFonts w:eastAsia="黑体"/>
+        </w:rPr>
         <w:t xml:space="preserve"> </w:t>
       </w:r>
       <w:r>
         <w:rPr>
-          <w:rFonts w:hint="eastAsia"/>
+          <w:rFonts w:hint="eastAsia" w:eastAsia="黑体"/>
         </w:rPr>
         <w:t xml:space="preserve">减小</w:t>
       </w:r>
       <w:r>
+        <w:rPr>
+          <w:rFonts w:eastAsia="黑体"/>
+        </w:rPr>
         <w:t xml:space="preserve"> → </w:t>
       </w:r>
       <w:r>
         <w:rPr>
-          <w:rFonts w:hint="eastAsia"/>
+          <w:rFonts w:hint="eastAsia" w:eastAsia="黑体"/>
         </w:rPr>
         <w:t xml:space="preserve">积分更快，同样的输入下输出更快到达限幅。</w:t>
       </w:r>
@@ -1400,16 +1569,19 @@
       </w:pPr>
       <w:r>
         <w:rPr>
-          <w:rFonts w:hint="eastAsia"/>
+          <w:rFonts w:hint="eastAsia" w:eastAsia="黑体"/>
         </w:rPr>
         <w:t xml:space="preserve">输入偏置电流越大</w:t>
       </w:r>
       <w:r>
+        <w:rPr>
+          <w:rFonts w:eastAsia="黑体"/>
+        </w:rPr>
         <w:t xml:space="preserve"> → </w:t>
       </w:r>
       <w:r>
         <w:rPr>
-          <w:rFonts w:hint="eastAsia"/>
+          <w:rFonts w:hint="eastAsia" w:eastAsia="黑体"/>
         </w:rPr>
         <w:t xml:space="preserve">输出漂移越严重（积分漂移）。</w:t>
       </w:r>
@@ -1424,16 +1596,19 @@
       </w:pPr>
       <w:r>
         <w:rPr>
-          <w:rFonts w:hint="eastAsia"/>
+          <w:rFonts w:hint="eastAsia" w:eastAsia="黑体"/>
         </w:rPr>
         <w:t xml:space="preserve">电容漏电越大</w:t>
       </w:r>
       <w:r>
+        <w:rPr>
+          <w:rFonts w:eastAsia="黑体"/>
+        </w:rPr>
         <w:t xml:space="preserve"> → </w:t>
       </w:r>
       <w:r>
         <w:rPr>
-          <w:rFonts w:hint="eastAsia"/>
+          <w:rFonts w:hint="eastAsia" w:eastAsia="黑体"/>
         </w:rPr>
         <w:t xml:space="preserve">积分精度与保持性能越差。</w:t>
       </w:r>
@@ -1446,7 +1621,7 @@
       </w:pPr>
       <w:r>
         <w:rPr>
-          <w:rFonts w:hint="eastAsia"/>
+          <w:rFonts w:hint="eastAsia" w:eastAsia="黑体"/>
         </w:rPr>
         <w:t xml:space="preserve">典型参数示例</w:t>
       </w:r>
@@ -1484,6 +1659,9 @@
         </m:r>
       </m:oMath>
       <w:r>
+        <w:rPr>
+          <w:rFonts w:eastAsia="黑体"/>
+        </w:rPr>
         <w:t xml:space="preserve">、</w:t>
       </w:r>
       <m:oMath>
@@ -1512,11 +1690,14 @@
       </m:oMath>
       <w:r>
         <w:rPr>
-          <w:rFonts w:hint="eastAsia"/>
+          <w:rFonts w:hint="eastAsia" w:eastAsia="黑体"/>
         </w:rPr>
         <w:t xml:space="preserve">，输入阶跃</w:t>
       </w:r>
       <w:r>
+        <w:rPr>
+          <w:rFonts w:eastAsia="黑体"/>
+        </w:rPr>
         <w:t xml:space="preserve"> </w:t>
       </w:r>
       <m:oMath>
@@ -1557,7 +1738,7 @@
       </m:oMath>
       <w:r>
         <w:rPr>
-          <w:rFonts w:hint="eastAsia"/>
+          <w:rFonts w:hint="eastAsia" w:eastAsia="黑体"/>
         </w:rPr>
         <w:t xml:space="preserve">：</w:t>
       </w:r>
@@ -1712,16 +1893,19 @@
       </m:oMath>
       <w:r>
         <w:rPr>
-          <w:rFonts w:hint="eastAsia"/>
+          <w:rFonts w:hint="eastAsia" w:eastAsia="黑体"/>
         </w:rPr>
         <w:t xml:space="preserve">（V），即每秒</w:t>
       </w:r>
       <w:r>
+        <w:rPr>
+          <w:rFonts w:eastAsia="黑体"/>
+        </w:rPr>
         <w:t xml:space="preserve"> -1000 V </w:t>
       </w:r>
       <w:r>
         <w:rPr>
-          <w:rFonts w:hint="eastAsia"/>
+          <w:rFonts w:hint="eastAsia" w:eastAsia="黑体"/>
         </w:rPr>
         <w:t xml:space="preserve">的斜率。</w:t>
       </w:r>
@@ -1734,7 +1918,7 @@
       </w:pPr>
       <w:r>
         <w:rPr>
-          <w:rFonts w:hint="eastAsia"/>
+          <w:rFonts w:hint="eastAsia" w:eastAsia="黑体"/>
         </w:rPr>
         <w:t xml:space="preserve">常见器件型号</w:t>
       </w:r>
@@ -1749,7 +1933,7 @@
       </w:pPr>
       <w:r>
         <w:rPr>
-          <w:rFonts w:hint="eastAsia"/>
+          <w:rFonts w:hint="eastAsia" w:eastAsia="黑体"/>
         </w:rPr>
         <w:t xml:space="preserve">低偏置运放：OP07、OPA2277、AD8628。</w:t>
       </w:r>
@@ -1764,7 +1948,7 @@
       </w:pPr>
       <w:r>
         <w:rPr>
-          <w:rFonts w:hint="eastAsia"/>
+          <w:rFonts w:hint="eastAsia" w:eastAsia="黑体"/>
         </w:rPr>
         <w:t xml:space="preserve">低漏电电容：聚苯乙烯、聚丙烯、C0G/NP0。</w:t>
       </w:r>
@@ -1779,11 +1963,14 @@
       </w:pPr>
       <w:r>
         <w:rPr>
-          <w:rFonts w:hint="eastAsia"/>
+          <w:rFonts w:hint="eastAsia" w:eastAsia="黑体"/>
         </w:rPr>
         <w:t xml:space="preserve">积分复位开关：模拟开关</w:t>
       </w:r>
       <w:r>
+        <w:rPr>
+          <w:rFonts w:eastAsia="黑体"/>
+        </w:rPr>
         <w:t xml:space="preserve"> TS5A23157。</w:t>
       </w:r>
     </w:p>
@@ -1795,7 +1982,7 @@
       </w:pPr>
       <w:r>
         <w:rPr>
-          <w:rFonts w:hint="eastAsia"/>
+          <w:rFonts w:hint="eastAsia" w:eastAsia="黑体"/>
         </w:rPr>
         <w:t xml:space="preserve">注意事项</w:t>
       </w:r>
@@ -1810,7 +1997,7 @@
       </w:pPr>
       <w:r>
         <w:rPr>
-          <w:rFonts w:hint="eastAsia"/>
+          <w:rFonts w:hint="eastAsia" w:eastAsia="黑体"/>
         </w:rPr>
         <w:t xml:space="preserve">实际电路需在反馈电容上并联大电阻限低频增益，防止因偏置漂移饱和。</w:t>
       </w:r>
@@ -1825,7 +2012,7 @@
       </w:pPr>
       <w:r>
         <w:rPr>
-          <w:rFonts w:hint="eastAsia"/>
+          <w:rFonts w:hint="eastAsia" w:eastAsia="黑体"/>
         </w:rPr>
         <w:t xml:space="preserve">直流输入会使输出持续积分直至饱和，需加复位控制。</w:t>
       </w:r>
@@ -1840,7 +2027,7 @@
       </w:pPr>
       <w:r>
         <w:rPr>
-          <w:rFonts w:hint="eastAsia"/>
+          <w:rFonts w:hint="eastAsia" w:eastAsia="黑体"/>
         </w:rPr>
         <w:t xml:space="preserve">电容应选低漏电、低介质吸收，运放选低输入偏置电流。</w:t>
       </w:r>
@@ -1855,7 +2042,7 @@
       </w:pPr>
       <w:r>
         <w:rPr>
-          <w:rFonts w:hint="eastAsia"/>
+          <w:rFonts w:hint="eastAsia" w:eastAsia="黑体"/>
         </w:rPr>
         <w:t xml:space="preserve">长时间积分漂移主要由失调电压与偏置电流引起，应尽量抑制。</w:t>
       </w:r>
@@ -1868,7 +2055,7 @@
       </w:pPr>
       <w:r>
         <w:rPr>
-          <w:rFonts w:hint="eastAsia"/>
+          <w:rFonts w:hint="eastAsia" w:eastAsia="黑体"/>
         </w:rPr>
         <w:t xml:space="preserve">参考资料</w:t>
       </w:r>
@@ -1882,6 +2069,9 @@
         </w:numPr>
       </w:pPr>
       <w:r>
+        <w:rPr>
+          <w:rFonts w:eastAsia="黑体"/>
+        </w:rPr>
         <w:t xml:space="preserve">Wikipedia: Op amp integrator。</w:t>
       </w:r>
     </w:p>
@@ -1895,7 +2085,7 @@
       </w:pPr>
       <w:r>
         <w:rPr>
-          <w:rFonts w:hint="eastAsia"/>
+          <w:rFonts w:hint="eastAsia" w:eastAsia="黑体"/>
         </w:rPr>
         <w:t xml:space="preserve">《模拟电子技术基础》（童诗白、华成英）。</w:t>
       </w:r>
@@ -1909,20 +2099,26 @@
         </w:numPr>
       </w:pPr>
       <w:r>
+        <w:rPr>
+          <w:rFonts w:eastAsia="黑体"/>
+        </w:rPr>
         <w:t xml:space="preserve">TI </w:t>
       </w:r>
       <w:r>
         <w:rPr>
-          <w:rFonts w:hint="eastAsia"/>
+          <w:rFonts w:hint="eastAsia" w:eastAsia="黑体"/>
         </w:rPr>
         <w:t xml:space="preserve">应用笔记</w:t>
       </w:r>
       <w:r>
+        <w:rPr>
+          <w:rFonts w:eastAsia="黑体"/>
+        </w:rPr>
         <w:t xml:space="preserve"> </w:t>
       </w:r>
       <w:r>
         <w:rPr>
-          <w:rFonts w:hint="eastAsia"/>
+          <w:rFonts w:hint="eastAsia" w:eastAsia="黑体"/>
         </w:rPr>
         <w:t xml:space="preserve">SBOA275A（积分器）。</w:t>
       </w:r>
@@ -1936,11 +2132,11 @@
       </w:pPr>
       <w:r>
         <w:rPr>
-          <w:rFonts w:ascii="Times New Roman" w:hAnsi="Times New Roman"/>
+          <w:rFonts w:ascii="Times New Roman" w:hAnsi="Times New Roman" w:eastAsia="黑体"/>
           <w:color w:val="555555"/>
           <w:sz w:val="21"/>
         </w:rPr>
-        <w:t>材料收集者：杜文杰</w:t>
+        <w:t>材料收集者：杜文杰，WX手机：19519196569，QQ:3478827729</w:t>
       </w:r>
     </w:p>
     <w:sectPr>
@@ -1960,7 +2156,7 @@
 </file>
 
 <file path=word/footer1.xml><?xml version="1.0" encoding="utf-8"?>
-<w:ftr xmlns:m="http://schemas.openxmlformats.org/officeDocument/2006/math" xmlns:mc="http://schemas.openxmlformats.org/markup-compatibility/2006" xmlns:mo="http://schemas.microsoft.com/office/mac/office/2008/main" xmlns:mv="urn:schemas-microsoft-com:mac:vml" xmlns:o="urn:schemas-microsoft-com:office:office" xmlns:r="http://schemas.openxmlformats.org/officeDocument/2006/relationships" xmlns:v="urn:schemas-microsoft-com:vml" xmlns:w10="urn:schemas-microsoft-com:office:word" xmlns:w14="http://schemas.microsoft.com/office/word/2010/wordml" xmlns:w="http://schemas.openxmlformats.org/wordprocessingml/2006/main" xmlns:wne="http://schemas.microsoft.com/office/word/2006/wordml" xmlns:wp14="http://schemas.microsoft.com/office/word/2010/wordprocessingDrawing" xmlns:wp="http://schemas.openxmlformats.org/drawingml/2006/wordprocessingDrawing" xmlns:wpc="http://schemas.microsoft.com/office/word/2010/wordprocessingCanvas" xmlns:wpg="http://schemas.microsoft.com/office/word/2010/wordprocessingGroup" xmlns:wpi="http://schemas.microsoft.com/office/word/2010/wordprocessingInk" xmlns:wps="http://schemas.microsoft.com/office/word/2010/wordprocessingShape" mc:Ignorable="w14 wp14">
+<w:ftr xmlns:mc="http://schemas.openxmlformats.org/markup-compatibility/2006" xmlns:w="http://schemas.openxmlformats.org/wordprocessingml/2006/main" xmlns:m="http://schemas.openxmlformats.org/officeDocument/2006/math" xmlns:mo="http://schemas.microsoft.com/office/mac/office/2008/main" xmlns:mv="urn:schemas-microsoft-com:mac:vml" xmlns:o="urn:schemas-microsoft-com:office:office" xmlns:r="http://schemas.openxmlformats.org/officeDocument/2006/relationships" xmlns:v="urn:schemas-microsoft-com:vml" xmlns:w10="urn:schemas-microsoft-com:office:word" xmlns:w14="http://schemas.microsoft.com/office/word/2010/wordml" xmlns:wne="http://schemas.microsoft.com/office/word/2006/wordml" xmlns:wp14="http://schemas.microsoft.com/office/word/2010/wordprocessingDrawing" xmlns:wp="http://schemas.openxmlformats.org/drawingml/2006/wordprocessingDrawing" xmlns:wpc="http://schemas.microsoft.com/office/word/2010/wordprocessingCanvas" xmlns:wpg="http://schemas.microsoft.com/office/word/2010/wordprocessingGroup" xmlns:wpi="http://schemas.microsoft.com/office/word/2010/wordprocessingInk" xmlns:wps="http://schemas.microsoft.com/office/word/2010/wordprocessingShape" mc:Ignorable="w14 wp14">
   <w:p>
     <w:pPr>
       <w:pStyle w:val="Footer"/>
@@ -1968,12 +2164,14 @@
     </w:pPr>
     <w:r>
       <w:rPr>
+        <w:rFonts w:eastAsia="黑体"/>
         <w:sz w:val="18"/>
       </w:rPr>
       <w:t xml:space="preserve">第 </w:t>
     </w:r>
     <w:r>
       <w:rPr>
+        <w:rFonts w:eastAsia="黑体"/>
         <w:sz w:val="18"/>
       </w:rPr>
       <w:fldChar w:fldCharType="begin"/>
@@ -1982,6 +2180,7 @@
     </w:r>
     <w:r>
       <w:rPr>
+        <w:rFonts w:eastAsia="黑体"/>
         <w:sz w:val="18"/>
       </w:rPr>
       <w:t xml:space="preserve"> 页</w:t>
@@ -1995,6 +2194,9 @@
   <w:footnote w:type="continuationSeparator" w:id="0">
     <w:p>
       <w:r>
+        <w:rPr>
+          <w:rFonts w:eastAsia="黑体"/>
+        </w:rPr>
         <w:continuationSeparator/>
       </w:r>
     </w:p>
@@ -2002,6 +2204,9 @@
   <w:footnote w:type="separator" w:id="-1">
     <w:p>
       <w:r>
+        <w:rPr>
+          <w:rFonts w:eastAsia="黑体"/>
+        </w:rPr>
         <w:separator/>
       </w:r>
     </w:p>
@@ -2010,7 +2215,7 @@
 </file>
 
 <file path=word/header1.xml><?xml version="1.0" encoding="utf-8"?>
-<w:hdr xmlns:m="http://schemas.openxmlformats.org/officeDocument/2006/math" xmlns:mc="http://schemas.openxmlformats.org/markup-compatibility/2006" xmlns:mo="http://schemas.microsoft.com/office/mac/office/2008/main" xmlns:mv="urn:schemas-microsoft-com:mac:vml" xmlns:o="urn:schemas-microsoft-com:office:office" xmlns:r="http://schemas.openxmlformats.org/officeDocument/2006/relationships" xmlns:v="urn:schemas-microsoft-com:vml" xmlns:w10="urn:schemas-microsoft-com:office:word" xmlns:w14="http://schemas.microsoft.com/office/word/2010/wordml" xmlns:w="http://schemas.openxmlformats.org/wordprocessingml/2006/main" xmlns:wne="http://schemas.microsoft.com/office/word/2006/wordml" xmlns:wp14="http://schemas.microsoft.com/office/word/2010/wordprocessingDrawing" xmlns:wp="http://schemas.openxmlformats.org/drawingml/2006/wordprocessingDrawing" xmlns:wpc="http://schemas.microsoft.com/office/word/2010/wordprocessingCanvas" xmlns:wpg="http://schemas.microsoft.com/office/word/2010/wordprocessingGroup" xmlns:wpi="http://schemas.microsoft.com/office/word/2010/wordprocessingInk" xmlns:wps="http://schemas.microsoft.com/office/word/2010/wordprocessingShape" mc:Ignorable="w14 wp14">
+<w:hdr xmlns:mc="http://schemas.openxmlformats.org/markup-compatibility/2006" xmlns:w="http://schemas.openxmlformats.org/wordprocessingml/2006/main" xmlns:m="http://schemas.openxmlformats.org/officeDocument/2006/math" xmlns:mo="http://schemas.microsoft.com/office/mac/office/2008/main" xmlns:mv="urn:schemas-microsoft-com:mac:vml" xmlns:o="urn:schemas-microsoft-com:office:office" xmlns:r="http://schemas.openxmlformats.org/officeDocument/2006/relationships" xmlns:v="urn:schemas-microsoft-com:vml" xmlns:w10="urn:schemas-microsoft-com:office:word" xmlns:w14="http://schemas.microsoft.com/office/word/2010/wordml" xmlns:wne="http://schemas.microsoft.com/office/word/2006/wordml" xmlns:wp14="http://schemas.microsoft.com/office/word/2010/wordprocessingDrawing" xmlns:wp="http://schemas.openxmlformats.org/drawingml/2006/wordprocessingDrawing" xmlns:wpc="http://schemas.microsoft.com/office/word/2010/wordprocessingCanvas" xmlns:wpg="http://schemas.microsoft.com/office/word/2010/wordprocessingGroup" xmlns:wpi="http://schemas.microsoft.com/office/word/2010/wordprocessingInk" xmlns:wps="http://schemas.microsoft.com/office/word/2010/wordprocessingShape" mc:Ignorable="w14 wp14">
   <w:p>
     <w:pPr>
       <w:pStyle w:val="Header"/>
@@ -2018,7 +2223,7 @@
     </w:pPr>
     <w:r>
       <w:rPr>
-        <w:rFonts w:ascii="Times New Roman" w:hAnsi="Times New Roman"/>
+        <w:rFonts w:ascii="Times New Roman" w:hAnsi="Times New Roman" w:eastAsia="黑体"/>
         <w:sz w:val="18"/>
         <w:rFonts w:eastAsia="黑体"/>
         <w:rFonts w:eastAsia="黑体"/>
@@ -2030,7 +2235,7 @@
 </file>
 
 <file path=word/numbering.xml><?xml version="1.0" encoding="utf-8"?>
-<w:numbering xmlns:m="http://schemas.openxmlformats.org/officeDocument/2006/math" xmlns:mc="http://schemas.openxmlformats.org/markup-compatibility/2006" xmlns:mo="http://schemas.microsoft.com/office/mac/office/2008/main" xmlns:mv="urn:schemas-microsoft-com:mac:vml" xmlns:o="urn:schemas-microsoft-com:office:office" xmlns:r="http://schemas.openxmlformats.org/officeDocument/2006/relationships" xmlns:v="urn:schemas-microsoft-com:vml" xmlns:w="http://schemas.openxmlformats.org/wordprocessingml/2006/main" xmlns:w10="urn:schemas-microsoft-com:office:word" xmlns:w14="http://schemas.microsoft.com/office/word/2010/wordml" xmlns:wne="http://schemas.microsoft.com/office/word/2006/wordml" xmlns:wp="http://schemas.openxmlformats.org/drawingml/2006/wordprocessingDrawing" xmlns:wp14="http://schemas.microsoft.com/office/word/2010/wordprocessingDrawing" xmlns:wpc="http://schemas.microsoft.com/office/word/2010/wordprocessingCanvas" xmlns:wpg="http://schemas.microsoft.com/office/word/2010/wordprocessingGroup" xmlns:wpi="http://schemas.microsoft.com/office/word/2010/wordprocessingInk" xmlns:wps="http://schemas.microsoft.com/office/word/2010/wordprocessingShape" mc:Ignorable="w14 wp14">
+<w:numbering xmlns:mc="http://schemas.openxmlformats.org/markup-compatibility/2006" xmlns:w="http://schemas.openxmlformats.org/wordprocessingml/2006/main" xmlns:m="http://schemas.openxmlformats.org/officeDocument/2006/math" xmlns:mo="http://schemas.microsoft.com/office/mac/office/2008/main" xmlns:mv="urn:schemas-microsoft-com:mac:vml" xmlns:o="urn:schemas-microsoft-com:office:office" xmlns:r="http://schemas.openxmlformats.org/officeDocument/2006/relationships" xmlns:v="urn:schemas-microsoft-com:vml" xmlns:w10="urn:schemas-microsoft-com:office:word" xmlns:w14="http://schemas.microsoft.com/office/word/2010/wordml" xmlns:wne="http://schemas.microsoft.com/office/word/2006/wordml" xmlns:wp="http://schemas.openxmlformats.org/drawingml/2006/wordprocessingDrawing" xmlns:wp14="http://schemas.microsoft.com/office/word/2010/wordprocessingDrawing" xmlns:wpc="http://schemas.microsoft.com/office/word/2010/wordprocessingCanvas" xmlns:wpg="http://schemas.microsoft.com/office/word/2010/wordprocessingGroup" xmlns:wpi="http://schemas.microsoft.com/office/word/2010/wordprocessingInk" xmlns:wps="http://schemas.microsoft.com/office/word/2010/wordprocessingShape" mc:Ignorable="w14 wp14">
   <w:abstractNum w:abstractNumId="0">
     <w:nsid w:val="FFFFFF7C"/>
     <w:multiLevelType w:val="singleLevel"/>
@@ -2117,7 +2322,7 @@
         <w:ind w:hanging="360" w:left="1440"/>
       </w:pPr>
       <w:rPr>
-        <w:rFonts w:ascii="Symbol" w:hAnsi="Symbol" w:hint="default"/>
+        <w:rFonts w:ascii="Symbol" w:hAnsi="Symbol" w:hint="default" w:eastAsia="黑体"/>
       </w:rPr>
     </w:lvl>
   </w:abstractNum>
@@ -2138,7 +2343,7 @@
         <w:ind w:hanging="360" w:left="1080"/>
       </w:pPr>
       <w:rPr>
-        <w:rFonts w:ascii="Symbol" w:hAnsi="Symbol" w:hint="default"/>
+        <w:rFonts w:ascii="Symbol" w:hAnsi="Symbol" w:hint="default" w:eastAsia="黑体"/>
       </w:rPr>
     </w:lvl>
   </w:abstractNum>
@@ -2159,7 +2364,7 @@
         <w:ind w:hanging="360" w:left="720"/>
       </w:pPr>
       <w:rPr>
-        <w:rFonts w:ascii="Symbol" w:hAnsi="Symbol" w:hint="default"/>
+        <w:rFonts w:ascii="Symbol" w:hAnsi="Symbol" w:hint="default" w:eastAsia="黑体"/>
       </w:rPr>
     </w:lvl>
   </w:abstractNum>
@@ -2198,7 +2403,7 @@
         <w:ind w:hanging="360" w:left="360"/>
       </w:pPr>
       <w:rPr>
-        <w:rFonts w:ascii="Symbol" w:hAnsi="Symbol" w:hint="default"/>
+        <w:rFonts w:ascii="Symbol" w:hAnsi="Symbol" w:hint="default" w:eastAsia="黑体"/>
       </w:rPr>
     </w:lvl>
   </w:abstractNum>
@@ -2289,7 +2494,7 @@
         <w:ind w:left="720" w:hanging="360"/>
       </w:pPr>
       <w:rPr>
-        <w:rFonts w:ascii="Symbol" w:hAnsi="Symbol" w:cs="Symbol" w:hint="default"/>
+        <w:rFonts w:ascii="Symbol" w:hAnsi="Symbol" w:cs="Symbol" w:hint="default" w:eastAsia="黑体"/>
       </w:rPr>
     </w:lvl>
     <w:lvl w:ilvl="1">
@@ -2300,7 +2505,7 @@
         <w:ind w:left="1440" w:hanging="360"/>
       </w:pPr>
       <w:rPr>
-        <w:rFonts w:ascii="Courier New" w:hAnsi="Courier New" w:cs="Courier New" w:hint="default"/>
+        <w:rFonts w:ascii="Courier New" w:hAnsi="Courier New" w:cs="Courier New" w:hint="default" w:eastAsia="黑体"/>
       </w:rPr>
     </w:lvl>
     <w:lvl w:ilvl="2">
@@ -2311,7 +2516,7 @@
         <w:ind w:left="2160" w:hanging="360"/>
       </w:pPr>
       <w:rPr>
-        <w:rFonts w:ascii="Wingdings" w:hAnsi="Wingdings" w:cs="Wingdings" w:hint="default"/>
+        <w:rFonts w:ascii="Wingdings" w:hAnsi="Wingdings" w:cs="Wingdings" w:hint="default" w:eastAsia="黑体"/>
       </w:rPr>
     </w:lvl>
     <w:lvl w:ilvl="3">
@@ -2322,7 +2527,7 @@
         <w:ind w:left="2880" w:hanging="360"/>
       </w:pPr>
       <w:rPr>
-        <w:rFonts w:ascii="Symbol" w:hAnsi="Symbol" w:cs="Symbol" w:hint="default"/>
+        <w:rFonts w:ascii="Symbol" w:hAnsi="Symbol" w:cs="Symbol" w:hint="default" w:eastAsia="黑体"/>
       </w:rPr>
     </w:lvl>
     <w:lvl w:ilvl="4">
@@ -2333,7 +2538,7 @@
         <w:ind w:left="3600" w:hanging="360"/>
       </w:pPr>
       <w:rPr>
-        <w:rFonts w:ascii="Courier New" w:hAnsi="Courier New" w:cs="Courier New" w:hint="default"/>
+        <w:rFonts w:ascii="Courier New" w:hAnsi="Courier New" w:cs="Courier New" w:hint="default" w:eastAsia="黑体"/>
       </w:rPr>
     </w:lvl>
     <w:lvl w:ilvl="5">
@@ -2344,7 +2549,7 @@
         <w:ind w:left="4320" w:hanging="360"/>
       </w:pPr>
       <w:rPr>
-        <w:rFonts w:ascii="Wingdings" w:hAnsi="Wingdings" w:cs="Wingdings" w:hint="default"/>
+        <w:rFonts w:ascii="Wingdings" w:hAnsi="Wingdings" w:cs="Wingdings" w:hint="default" w:eastAsia="黑体"/>
       </w:rPr>
     </w:lvl>
     <w:lvl w:ilvl="6">
@@ -2355,7 +2560,7 @@
         <w:ind w:left="5040" w:hanging="360"/>
       </w:pPr>
       <w:rPr>
-        <w:rFonts w:ascii="Symbol" w:hAnsi="Symbol" w:cs="Symbol" w:hint="default"/>
+        <w:rFonts w:ascii="Symbol" w:hAnsi="Symbol" w:cs="Symbol" w:hint="default" w:eastAsia="黑体"/>
       </w:rPr>
     </w:lvl>
     <w:lvl w:ilvl="7">
@@ -2366,7 +2571,7 @@
         <w:ind w:left="5760" w:hanging="360"/>
       </w:pPr>
       <w:rPr>
-        <w:rFonts w:ascii="Courier New" w:hAnsi="Courier New" w:cs="Courier New" w:hint="default"/>
+        <w:rFonts w:ascii="Courier New" w:hAnsi="Courier New" w:cs="Courier New" w:hint="default" w:eastAsia="黑体"/>
       </w:rPr>
     </w:lvl>
     <w:lvl w:ilvl="8">
@@ -2377,7 +2582,7 @@
         <w:ind w:left="6480" w:hanging="360"/>
       </w:pPr>
       <w:rPr>
-        <w:rFonts w:ascii="Wingdings" w:hAnsi="Wingdings" w:cs="Wingdings" w:hint="default"/>
+        <w:rFonts w:ascii="Wingdings" w:hAnsi="Wingdings" w:cs="Wingdings" w:hint="default" w:eastAsia="黑体"/>
       </w:rPr>
     </w:lvl>
   </w:abstractNum>
@@ -2433,11 +2638,11 @@
 </file>
 
 <file path=word/styles.xml><?xml version="1.0" encoding="utf-8"?>
-<w:styles xmlns:mc="http://schemas.openxmlformats.org/markup-compatibility/2006" xmlns:r="http://schemas.openxmlformats.org/officeDocument/2006/relationships" xmlns:w="http://schemas.openxmlformats.org/wordprocessingml/2006/main" xmlns:w14="http://schemas.microsoft.com/office/word/2010/wordml" mc:Ignorable="w14">
+<w:styles xmlns:mc="http://schemas.openxmlformats.org/markup-compatibility/2006" xmlns:w="http://schemas.openxmlformats.org/wordprocessingml/2006/main" xmlns:r="http://schemas.openxmlformats.org/officeDocument/2006/relationships" xmlns:w14="http://schemas.microsoft.com/office/word/2010/wordml" mc:Ignorable="w14">
   <w:docDefaults>
     <w:rPrDefault>
       <w:rPr>
-        <w:rFonts w:asciiTheme="minorHAnsi" w:cstheme="minorBidi" w:eastAsiaTheme="minorEastAsia" w:hAnsiTheme="minorHAnsi"/>
+        <w:rFonts w:asciiTheme="minorHAnsi" w:cstheme="minorBidi" w:hAnsiTheme="minorHAnsi" w:eastAsia="黑体"/>
         <w:sz w:val="22"/>
         <w:szCs w:val="22"/>
         <w:lang w:bidi="ar-SA" w:eastAsia="en-US" w:val="en-US"/>
@@ -2659,7 +2864,7 @@
       <w:outlineLvl w:val="0"/>
     </w:pPr>
     <w:rPr>
-      <w:rFonts w:ascii="Times New Roman" w:asciiTheme="majorHAnsi" w:cstheme="majorBidi" w:eastAsia="黑体" w:eastAsiaTheme="majorEastAsia" w:hAnsi="Times New Roman" w:hAnsiTheme="majorHAnsi"/>
+      <w:rFonts w:ascii="Times New Roman" w:asciiTheme="majorHAnsi" w:cstheme="majorBidi" w:eastAsia="黑体" w:hAnsi="Times New Roman" w:hAnsiTheme="majorHAnsi"/>
       <w:b/>
       <w:bCs/>
       <w:color w:val="1F3864"/>
@@ -2683,7 +2888,7 @@
       <w:outlineLvl w:val="1"/>
     </w:pPr>
     <w:rPr>
-      <w:rFonts w:ascii="Times New Roman" w:asciiTheme="majorHAnsi" w:cstheme="majorBidi" w:eastAsia="黑体" w:eastAsiaTheme="majorEastAsia" w:hAnsi="Times New Roman" w:hAnsiTheme="majorHAnsi"/>
+      <w:rFonts w:ascii="Times New Roman" w:asciiTheme="majorHAnsi" w:cstheme="majorBidi" w:eastAsia="黑体" w:hAnsi="Times New Roman" w:hAnsiTheme="majorHAnsi"/>
       <w:b/>
       <w:bCs/>
       <w:color w:val="2E4E7E"/>
@@ -2707,7 +2912,7 @@
       <w:outlineLvl w:val="2"/>
     </w:pPr>
     <w:rPr>
-      <w:rFonts w:ascii="Times New Roman" w:asciiTheme="majorHAnsi" w:cstheme="majorBidi" w:eastAsia="黑体" w:eastAsiaTheme="majorEastAsia" w:hAnsi="Times New Roman" w:hAnsiTheme="majorHAnsi"/>
+      <w:rFonts w:ascii="Times New Roman" w:asciiTheme="majorHAnsi" w:cstheme="majorBidi" w:eastAsia="黑体" w:hAnsi="Times New Roman" w:hAnsiTheme="majorHAnsi"/>
       <w:b/>
       <w:bCs/>
       <w:color w:val="2E4E7E"/>
@@ -2731,7 +2936,7 @@
       <w:outlineLvl w:val="3"/>
     </w:pPr>
     <w:rPr>
-      <w:rFonts w:ascii="Times New Roman" w:asciiTheme="majorHAnsi" w:cstheme="majorBidi" w:eastAsia="黑体" w:eastAsiaTheme="majorEastAsia" w:hAnsi="Times New Roman" w:hAnsiTheme="majorHAnsi"/>
+      <w:rFonts w:ascii="Times New Roman" w:asciiTheme="majorHAnsi" w:cstheme="majorBidi" w:eastAsia="黑体" w:hAnsi="Times New Roman" w:hAnsiTheme="majorHAnsi"/>
       <w:b/>
       <w:bCs/>
       <w:i/>
@@ -2757,7 +2962,7 @@
       <w:outlineLvl w:val="4"/>
     </w:pPr>
     <w:rPr>
-      <w:rFonts w:ascii="Times New Roman" w:asciiTheme="majorHAnsi" w:cstheme="majorBidi" w:eastAsia="黑体" w:eastAsiaTheme="majorEastAsia" w:hAnsi="Times New Roman" w:hAnsiTheme="majorHAnsi"/>
+      <w:rFonts w:ascii="Times New Roman" w:asciiTheme="majorHAnsi" w:cstheme="majorBidi" w:eastAsia="黑体" w:hAnsi="Times New Roman" w:hAnsiTheme="majorHAnsi"/>
       <w:b/>
       <w:color w:val="333333"/>
       <w:sz w:val="22"/>
@@ -2780,7 +2985,7 @@
       <w:outlineLvl w:val="5"/>
     </w:pPr>
     <w:rPr>
-      <w:rFonts w:asciiTheme="majorHAnsi" w:cstheme="majorBidi" w:eastAsiaTheme="majorEastAsia" w:hAnsiTheme="majorHAnsi"/>
+      <w:rFonts w:asciiTheme="majorHAnsi" w:cstheme="majorBidi" w:hAnsiTheme="majorHAnsi" w:eastAsia="黑体"/>
       <w:i/>
       <w:iCs/>
       <w:color w:themeColor="accent1" w:themeShade="7F" w:val="243F60"/>
@@ -2803,7 +3008,7 @@
       <w:outlineLvl w:val="6"/>
     </w:pPr>
     <w:rPr>
-      <w:rFonts w:asciiTheme="majorHAnsi" w:cstheme="majorBidi" w:eastAsiaTheme="majorEastAsia" w:hAnsiTheme="majorHAnsi"/>
+      <w:rFonts w:asciiTheme="majorHAnsi" w:cstheme="majorBidi" w:hAnsiTheme="majorHAnsi" w:eastAsia="黑体"/>
       <w:i/>
       <w:iCs/>
       <w:color w:themeColor="text1" w:themeTint="BF" w:val="404040"/>
@@ -2826,7 +3031,7 @@
       <w:outlineLvl w:val="7"/>
     </w:pPr>
     <w:rPr>
-      <w:rFonts w:asciiTheme="majorHAnsi" w:cstheme="majorBidi" w:eastAsiaTheme="majorEastAsia" w:hAnsiTheme="majorHAnsi"/>
+      <w:rFonts w:asciiTheme="majorHAnsi" w:cstheme="majorBidi" w:hAnsiTheme="majorHAnsi" w:eastAsia="黑体"/>
       <w:color w:themeColor="accent1" w:val="4F81BD"/>
       <w:sz w:val="20"/>
       <w:szCs w:val="20"/>
@@ -2849,7 +3054,7 @@
       <w:outlineLvl w:val="8"/>
     </w:pPr>
     <w:rPr>
-      <w:rFonts w:asciiTheme="majorHAnsi" w:cstheme="majorBidi" w:eastAsiaTheme="majorEastAsia" w:hAnsiTheme="majorHAnsi"/>
+      <w:rFonts w:asciiTheme="majorHAnsi" w:cstheme="majorBidi" w:hAnsiTheme="majorHAnsi" w:eastAsia="黑体"/>
       <w:i/>
       <w:iCs/>
       <w:color w:themeColor="text1" w:themeTint="BF" w:val="404040"/>
@@ -2900,7 +3105,7 @@
     <w:uiPriority w:val="9"/>
     <w:rsid w:val="00FC693F"/>
     <w:rPr>
-      <w:rFonts w:asciiTheme="majorHAnsi" w:cstheme="majorBidi" w:eastAsiaTheme="majorEastAsia" w:hAnsiTheme="majorHAnsi"/>
+      <w:rFonts w:asciiTheme="majorHAnsi" w:cstheme="majorBidi" w:hAnsiTheme="majorHAnsi" w:eastAsia="黑体"/>
       <w:b/>
       <w:bCs/>
       <w:color w:themeColor="accent1" w:themeShade="BF" w:val="365F91"/>
@@ -2915,7 +3120,7 @@
     <w:uiPriority w:val="9"/>
     <w:rsid w:val="00FC693F"/>
     <w:rPr>
-      <w:rFonts w:asciiTheme="majorHAnsi" w:cstheme="majorBidi" w:eastAsiaTheme="majorEastAsia" w:hAnsiTheme="majorHAnsi"/>
+      <w:rFonts w:asciiTheme="majorHAnsi" w:cstheme="majorBidi" w:hAnsiTheme="majorHAnsi" w:eastAsia="黑体"/>
       <w:b/>
       <w:bCs/>
       <w:color w:themeColor="accent1" w:val="4F81BD"/>
@@ -2930,7 +3135,7 @@
     <w:uiPriority w:val="9"/>
     <w:rsid w:val="00FC693F"/>
     <w:rPr>
-      <w:rFonts w:asciiTheme="majorHAnsi" w:cstheme="majorBidi" w:eastAsiaTheme="majorEastAsia" w:hAnsiTheme="majorHAnsi"/>
+      <w:rFonts w:asciiTheme="majorHAnsi" w:cstheme="majorBidi" w:hAnsiTheme="majorHAnsi" w:eastAsia="黑体"/>
       <w:b/>
       <w:bCs/>
       <w:color w:themeColor="accent1" w:val="4F81BD"/>
@@ -2953,7 +3158,7 @@
       <w:contextualSpacing/>
     </w:pPr>
     <w:rPr>
-      <w:rFonts w:ascii="Times New Roman" w:asciiTheme="majorHAnsi" w:cstheme="majorBidi" w:eastAsia="黑体" w:eastAsiaTheme="majorEastAsia" w:hAnsi="Times New Roman" w:hAnsiTheme="majorHAnsi"/>
+      <w:rFonts w:ascii="Times New Roman" w:asciiTheme="majorHAnsi" w:cstheme="majorBidi" w:eastAsia="黑体" w:hAnsi="Times New Roman" w:hAnsiTheme="majorHAnsi"/>
       <w:b/>
       <w:color w:val="1F3864"/>
       <w:spacing w:val="5"/>
@@ -2969,7 +3174,7 @@
     <w:uiPriority w:val="10"/>
     <w:rsid w:val="00FC693F"/>
     <w:rPr>
-      <w:rFonts w:asciiTheme="majorHAnsi" w:cstheme="majorBidi" w:eastAsiaTheme="majorEastAsia" w:hAnsiTheme="majorHAnsi"/>
+      <w:rFonts w:asciiTheme="majorHAnsi" w:cstheme="majorBidi" w:hAnsiTheme="majorHAnsi" w:eastAsia="黑体"/>
       <w:color w:themeColor="text2" w:themeShade="BF" w:val="17365D"/>
       <w:spacing w:val="5"/>
       <w:kern w:val="28"/>
@@ -2991,7 +3196,7 @@
       </w:numPr>
     </w:pPr>
     <w:rPr>
-      <w:rFonts w:asciiTheme="majorHAnsi" w:cstheme="majorBidi" w:eastAsiaTheme="majorEastAsia" w:hAnsiTheme="majorHAnsi"/>
+      <w:rFonts w:asciiTheme="majorHAnsi" w:cstheme="majorBidi" w:hAnsiTheme="majorHAnsi" w:eastAsia="黑体"/>
       <w:i/>
       <w:iCs/>
       <w:color w:themeColor="accent1" w:val="4F81BD"/>
@@ -3007,7 +3212,7 @@
     <w:uiPriority w:val="11"/>
     <w:rsid w:val="00FC693F"/>
     <w:rPr>
-      <w:rFonts w:asciiTheme="majorHAnsi" w:cstheme="majorBidi" w:eastAsiaTheme="majorEastAsia" w:hAnsiTheme="majorHAnsi"/>
+      <w:rFonts w:asciiTheme="majorHAnsi" w:cstheme="majorBidi" w:hAnsiTheme="majorHAnsi" w:eastAsia="黑体"/>
       <w:i/>
       <w:iCs/>
       <w:color w:themeColor="accent1" w:val="4F81BD"/>
@@ -3074,6 +3279,7 @@
       <w:spacing w:after="120"/>
     </w:pPr>
     <w:rPr>
+      <w:rFonts w:eastAsia="黑体"/>
       <w:sz w:val="16"/>
       <w:szCs w:val="16"/>
     </w:rPr>
@@ -3085,6 +3291,7 @@
     <w:uiPriority w:val="99"/>
     <w:rsid w:val="00AA1D8D"/>
     <w:rPr>
+      <w:rFonts w:eastAsia="黑体"/>
       <w:sz w:val="16"/>
       <w:szCs w:val="16"/>
     </w:rPr>
@@ -3254,7 +3461,7 @@
       </w:tabs>
     </w:pPr>
     <w:rPr>
-      <w:rFonts w:ascii="Courier" w:hAnsi="Courier"/>
+      <w:rFonts w:ascii="Courier" w:hAnsi="Courier" w:eastAsia="黑体"/>
       <w:sz w:val="20"/>
       <w:szCs w:val="20"/>
     </w:rPr>
@@ -3266,7 +3473,7 @@
     <w:uiPriority w:val="99"/>
     <w:rsid w:val="0029639D"/>
     <w:rPr>
-      <w:rFonts w:ascii="Courier" w:hAnsi="Courier"/>
+      <w:rFonts w:ascii="Courier" w:hAnsi="Courier" w:eastAsia="黑体"/>
       <w:sz w:val="20"/>
       <w:szCs w:val="20"/>
     </w:rPr>
@@ -3302,6 +3509,7 @@
     <w:uiPriority w:val="29"/>
     <w:rsid w:val="00FC693F"/>
     <w:rPr>
+      <w:rFonts w:eastAsia="黑体"/>
       <w:i/>
       <w:iCs/>
       <w:color w:themeColor="text1" w:val="000000"/>
@@ -3315,7 +3523,7 @@
     <w:semiHidden/>
     <w:rsid w:val="00FC693F"/>
     <w:rPr>
-      <w:rFonts w:asciiTheme="majorHAnsi" w:cstheme="majorBidi" w:eastAsiaTheme="majorEastAsia" w:hAnsiTheme="majorHAnsi"/>
+      <w:rFonts w:asciiTheme="majorHAnsi" w:cstheme="majorBidi" w:hAnsiTheme="majorHAnsi" w:eastAsia="黑体"/>
       <w:b/>
       <w:bCs/>
       <w:i/>
@@ -3331,7 +3539,7 @@
     <w:semiHidden/>
     <w:rsid w:val="00FC693F"/>
     <w:rPr>
-      <w:rFonts w:asciiTheme="majorHAnsi" w:cstheme="majorBidi" w:eastAsiaTheme="majorEastAsia" w:hAnsiTheme="majorHAnsi"/>
+      <w:rFonts w:asciiTheme="majorHAnsi" w:cstheme="majorBidi" w:hAnsiTheme="majorHAnsi" w:eastAsia="黑体"/>
       <w:color w:themeColor="accent1" w:themeShade="7F" w:val="243F60"/>
     </w:rPr>
   </w:style>
@@ -3343,7 +3551,7 @@
     <w:semiHidden/>
     <w:rsid w:val="00FC693F"/>
     <w:rPr>
-      <w:rFonts w:asciiTheme="majorHAnsi" w:cstheme="majorBidi" w:eastAsiaTheme="majorEastAsia" w:hAnsiTheme="majorHAnsi"/>
+      <w:rFonts w:asciiTheme="majorHAnsi" w:cstheme="majorBidi" w:hAnsiTheme="majorHAnsi" w:eastAsia="黑体"/>
       <w:i/>
       <w:iCs/>
       <w:color w:themeColor="accent1" w:themeShade="7F" w:val="243F60"/>
@@ -3357,7 +3565,7 @@
     <w:semiHidden/>
     <w:rsid w:val="00FC693F"/>
     <w:rPr>
-      <w:rFonts w:asciiTheme="majorHAnsi" w:cstheme="majorBidi" w:eastAsiaTheme="majorEastAsia" w:hAnsiTheme="majorHAnsi"/>
+      <w:rFonts w:asciiTheme="majorHAnsi" w:cstheme="majorBidi" w:hAnsiTheme="majorHAnsi" w:eastAsia="黑体"/>
       <w:i/>
       <w:iCs/>
       <w:color w:themeColor="text1" w:themeTint="BF" w:val="404040"/>
@@ -3371,7 +3579,7 @@
     <w:semiHidden/>
     <w:rsid w:val="00FC693F"/>
     <w:rPr>
-      <w:rFonts w:asciiTheme="majorHAnsi" w:cstheme="majorBidi" w:eastAsiaTheme="majorEastAsia" w:hAnsiTheme="majorHAnsi"/>
+      <w:rFonts w:asciiTheme="majorHAnsi" w:cstheme="majorBidi" w:hAnsiTheme="majorHAnsi" w:eastAsia="黑体"/>
       <w:color w:themeColor="accent1" w:val="4F81BD"/>
       <w:sz w:val="20"/>
       <w:szCs w:val="20"/>
@@ -3385,7 +3593,7 @@
     <w:semiHidden/>
     <w:rsid w:val="00FC693F"/>
     <w:rPr>
-      <w:rFonts w:asciiTheme="majorHAnsi" w:cstheme="majorBidi" w:eastAsiaTheme="majorEastAsia" w:hAnsiTheme="majorHAnsi"/>
+      <w:rFonts w:asciiTheme="majorHAnsi" w:cstheme="majorBidi" w:hAnsiTheme="majorHAnsi" w:eastAsia="黑体"/>
       <w:i/>
       <w:iCs/>
       <w:color w:themeColor="text1" w:themeTint="BF" w:val="404040"/>
@@ -3406,6 +3614,7 @@
       <w:spacing w:line="240" w:lineRule="auto"/>
     </w:pPr>
     <w:rPr>
+      <w:rFonts w:eastAsia="黑体"/>
       <w:b/>
       <w:bCs/>
       <w:color w:themeColor="accent1" w:val="4F81BD"/>
@@ -3420,6 +3629,7 @@
     <w:qFormat/>
     <w:rsid w:val="00FC693F"/>
     <w:rPr>
+      <w:rFonts w:eastAsia="黑体"/>
       <w:b/>
       <w:bCs/>
     </w:rPr>
@@ -3431,6 +3641,7 @@
     <w:qFormat/>
     <w:rsid w:val="00FC693F"/>
     <w:rPr>
+      <w:rFonts w:eastAsia="黑体"/>
       <w:i/>
       <w:iCs/>
     </w:rPr>
@@ -3451,6 +3662,7 @@
       <w:ind w:left="936" w:right="936"/>
     </w:pPr>
     <w:rPr>
+      <w:rFonts w:eastAsia="黑体"/>
       <w:b/>
       <w:bCs/>
       <w:i/>
@@ -3465,6 +3677,7 @@
     <w:uiPriority w:val="30"/>
     <w:rsid w:val="00FC693F"/>
     <w:rPr>
+      <w:rFonts w:eastAsia="黑体"/>
       <w:b/>
       <w:bCs/>
       <w:i/>
@@ -3479,6 +3692,7 @@
     <w:qFormat/>
     <w:rsid w:val="00FC693F"/>
     <w:rPr>
+      <w:rFonts w:eastAsia="黑体"/>
       <w:i/>
       <w:iCs/>
       <w:color w:themeColor="text1" w:themeTint="7F" w:val="808080"/>
@@ -3491,6 +3705,7 @@
     <w:qFormat/>
     <w:rsid w:val="00FC693F"/>
     <w:rPr>
+      <w:rFonts w:eastAsia="黑体"/>
       <w:b/>
       <w:bCs/>
       <w:i/>
@@ -3505,6 +3720,7 @@
     <w:qFormat/>
     <w:rsid w:val="00FC693F"/>
     <w:rPr>
+      <w:rFonts w:eastAsia="黑体"/>
       <w:smallCaps/>
       <w:color w:themeColor="accent2" w:val="C0504D"/>
       <w:u w:val="single"/>
@@ -3517,6 +3733,7 @@
     <w:qFormat/>
     <w:rsid w:val="00FC693F"/>
     <w:rPr>
+      <w:rFonts w:eastAsia="黑体"/>
       <w:b/>
       <w:bCs/>
       <w:smallCaps/>
@@ -3532,6 +3749,7 @@
     <w:qFormat/>
     <w:rsid w:val="00FC693F"/>
     <w:rPr>
+      <w:rFonts w:eastAsia="黑体"/>
       <w:b/>
       <w:bCs/>
       <w:smallCaps/>
@@ -3586,6 +3804,7 @@
       <w:spacing w:after="0" w:line="240" w:lineRule="auto"/>
     </w:pPr>
     <w:rPr>
+      <w:rFonts w:eastAsia="黑体"/>
       <w:color w:themeColor="text1" w:themeShade="BF" w:val="000000"/>
     </w:rPr>
     <w:tblPr>
@@ -3608,6 +3827,7 @@
         <w:spacing w:after="0" w:before="0" w:line="240" w:lineRule="auto"/>
       </w:pPr>
       <w:rPr>
+        <w:rFonts w:eastAsia="黑体"/>
         <w:b/>
         <w:bCs/>
       </w:rPr>
@@ -3628,6 +3848,7 @@
         <w:spacing w:after="0" w:before="0" w:line="240" w:lineRule="auto"/>
       </w:pPr>
       <w:rPr>
+        <w:rFonts w:eastAsia="黑体"/>
         <w:b/>
         <w:bCs/>
       </w:rPr>
@@ -3645,12 +3866,14 @@
     </w:tblStylePr>
     <w:tblStylePr w:type="firstCol">
       <w:rPr>
+        <w:rFonts w:eastAsia="黑体"/>
         <w:b/>
         <w:bCs/>
       </w:rPr>
     </w:tblStylePr>
     <w:tblStylePr w:type="lastCol">
       <w:rPr>
+        <w:rFonts w:eastAsia="黑体"/>
         <w:b/>
         <w:bCs/>
       </w:rPr>
@@ -3689,6 +3912,7 @@
       <w:spacing w:after="0" w:line="240" w:lineRule="auto"/>
     </w:pPr>
     <w:rPr>
+      <w:rFonts w:eastAsia="黑体"/>
       <w:color w:themeColor="accent1" w:themeShade="BF" w:val="365F91"/>
     </w:rPr>
     <w:tblPr>
@@ -3711,6 +3935,7 @@
         <w:spacing w:after="0" w:before="0" w:line="240" w:lineRule="auto"/>
       </w:pPr>
       <w:rPr>
+        <w:rFonts w:eastAsia="黑体"/>
         <w:b/>
         <w:bCs/>
       </w:rPr>
@@ -3731,6 +3956,7 @@
         <w:spacing w:after="0" w:before="0" w:line="240" w:lineRule="auto"/>
       </w:pPr>
       <w:rPr>
+        <w:rFonts w:eastAsia="黑体"/>
         <w:b/>
         <w:bCs/>
       </w:rPr>
@@ -3748,12 +3974,14 @@
     </w:tblStylePr>
     <w:tblStylePr w:type="firstCol">
       <w:rPr>
+        <w:rFonts w:eastAsia="黑体"/>
         <w:b/>
         <w:bCs/>
       </w:rPr>
     </w:tblStylePr>
     <w:tblStylePr w:type="lastCol">
       <w:rPr>
+        <w:rFonts w:eastAsia="黑体"/>
         <w:b/>
         <w:bCs/>
       </w:rPr>
@@ -3792,6 +4020,7 @@
       <w:spacing w:after="0" w:line="240" w:lineRule="auto"/>
     </w:pPr>
     <w:rPr>
+      <w:rFonts w:eastAsia="黑体"/>
       <w:color w:themeColor="accent2" w:themeShade="BF" w:val="943634"/>
     </w:rPr>
     <w:tblPr>
@@ -3814,6 +4043,7 @@
         <w:spacing w:after="0" w:before="0" w:line="240" w:lineRule="auto"/>
       </w:pPr>
       <w:rPr>
+        <w:rFonts w:eastAsia="黑体"/>
         <w:b/>
         <w:bCs/>
       </w:rPr>
@@ -3834,6 +4064,7 @@
         <w:spacing w:after="0" w:before="0" w:line="240" w:lineRule="auto"/>
       </w:pPr>
       <w:rPr>
+        <w:rFonts w:eastAsia="黑体"/>
         <w:b/>
         <w:bCs/>
       </w:rPr>
@@ -3851,12 +4082,14 @@
     </w:tblStylePr>
     <w:tblStylePr w:type="firstCol">
       <w:rPr>
+        <w:rFonts w:eastAsia="黑体"/>
         <w:b/>
         <w:bCs/>
       </w:rPr>
     </w:tblStylePr>
     <w:tblStylePr w:type="lastCol">
       <w:rPr>
+        <w:rFonts w:eastAsia="黑体"/>
         <w:b/>
         <w:bCs/>
       </w:rPr>
@@ -3895,6 +4128,7 @@
       <w:spacing w:after="0" w:line="240" w:lineRule="auto"/>
     </w:pPr>
     <w:rPr>
+      <w:rFonts w:eastAsia="黑体"/>
       <w:color w:themeColor="accent3" w:themeShade="BF" w:val="76923C"/>
     </w:rPr>
     <w:tblPr>
@@ -3917,6 +4151,7 @@
         <w:spacing w:after="0" w:before="0" w:line="240" w:lineRule="auto"/>
       </w:pPr>
       <w:rPr>
+        <w:rFonts w:eastAsia="黑体"/>
         <w:b/>
         <w:bCs/>
       </w:rPr>
@@ -3937,6 +4172,7 @@
         <w:spacing w:after="0" w:before="0" w:line="240" w:lineRule="auto"/>
       </w:pPr>
       <w:rPr>
+        <w:rFonts w:eastAsia="黑体"/>
         <w:b/>
         <w:bCs/>
       </w:rPr>
@@ -3954,12 +4190,14 @@
     </w:tblStylePr>
     <w:tblStylePr w:type="firstCol">
       <w:rPr>
+        <w:rFonts w:eastAsia="黑体"/>
         <w:b/>
         <w:bCs/>
       </w:rPr>
     </w:tblStylePr>
     <w:tblStylePr w:type="lastCol">
       <w:rPr>
+        <w:rFonts w:eastAsia="黑体"/>
         <w:b/>
         <w:bCs/>
       </w:rPr>
@@ -3998,6 +4236,7 @@
       <w:spacing w:after="0" w:line="240" w:lineRule="auto"/>
     </w:pPr>
     <w:rPr>
+      <w:rFonts w:eastAsia="黑体"/>
       <w:color w:themeColor="accent4" w:themeShade="BF" w:val="5F497A"/>
     </w:rPr>
     <w:tblPr>
@@ -4020,6 +4259,7 @@
         <w:spacing w:after="0" w:before="0" w:line="240" w:lineRule="auto"/>
       </w:pPr>
       <w:rPr>
+        <w:rFonts w:eastAsia="黑体"/>
         <w:b/>
         <w:bCs/>
       </w:rPr>
@@ -4040,6 +4280,7 @@
         <w:spacing w:after="0" w:before="0" w:line="240" w:lineRule="auto"/>
       </w:pPr>
       <w:rPr>
+        <w:rFonts w:eastAsia="黑体"/>
         <w:b/>
         <w:bCs/>
       </w:rPr>
@@ -4057,12 +4298,14 @@
     </w:tblStylePr>
     <w:tblStylePr w:type="firstCol">
       <w:rPr>
+        <w:rFonts w:eastAsia="黑体"/>
         <w:b/>
         <w:bCs/>
       </w:rPr>
     </w:tblStylePr>
     <w:tblStylePr w:type="lastCol">
       <w:rPr>
+        <w:rFonts w:eastAsia="黑体"/>
         <w:b/>
         <w:bCs/>
       </w:rPr>
@@ -4101,6 +4344,7 @@
       <w:spacing w:after="0" w:line="240" w:lineRule="auto"/>
     </w:pPr>
     <w:rPr>
+      <w:rFonts w:eastAsia="黑体"/>
       <w:color w:themeColor="accent5" w:themeShade="BF" w:val="31849B"/>
     </w:rPr>
     <w:tblPr>
@@ -4123,6 +4367,7 @@
         <w:spacing w:after="0" w:before="0" w:line="240" w:lineRule="auto"/>
       </w:pPr>
       <w:rPr>
+        <w:rFonts w:eastAsia="黑体"/>
         <w:b/>
         <w:bCs/>
       </w:rPr>
@@ -4143,6 +4388,7 @@
         <w:spacing w:after="0" w:before="0" w:line="240" w:lineRule="auto"/>
       </w:pPr>
       <w:rPr>
+        <w:rFonts w:eastAsia="黑体"/>
         <w:b/>
         <w:bCs/>
       </w:rPr>
@@ -4160,12 +4406,14 @@
     </w:tblStylePr>
     <w:tblStylePr w:type="firstCol">
       <w:rPr>
+        <w:rFonts w:eastAsia="黑体"/>
         <w:b/>
         <w:bCs/>
       </w:rPr>
     </w:tblStylePr>
     <w:tblStylePr w:type="lastCol">
       <w:rPr>
+        <w:rFonts w:eastAsia="黑体"/>
         <w:b/>
         <w:bCs/>
       </w:rPr>
@@ -4204,6 +4452,7 @@
       <w:spacing w:after="0" w:line="240" w:lineRule="auto"/>
     </w:pPr>
     <w:rPr>
+      <w:rFonts w:eastAsia="黑体"/>
       <w:color w:themeColor="accent6" w:themeShade="BF" w:val="E36C0A"/>
     </w:rPr>
     <w:tblPr>
@@ -4226,6 +4475,7 @@
         <w:spacing w:after="0" w:before="0" w:line="240" w:lineRule="auto"/>
       </w:pPr>
       <w:rPr>
+        <w:rFonts w:eastAsia="黑体"/>
         <w:b/>
         <w:bCs/>
       </w:rPr>
@@ -4246,6 +4496,7 @@
         <w:spacing w:after="0" w:before="0" w:line="240" w:lineRule="auto"/>
       </w:pPr>
       <w:rPr>
+        <w:rFonts w:eastAsia="黑体"/>
         <w:b/>
         <w:bCs/>
       </w:rPr>
@@ -4263,12 +4514,14 @@
     </w:tblStylePr>
     <w:tblStylePr w:type="firstCol">
       <w:rPr>
+        <w:rFonts w:eastAsia="黑体"/>
         <w:b/>
         <w:bCs/>
       </w:rPr>
     </w:tblStylePr>
     <w:tblStylePr w:type="lastCol">
       <w:rPr>
+        <w:rFonts w:eastAsia="黑体"/>
         <w:b/>
         <w:bCs/>
       </w:rPr>
@@ -4328,6 +4581,7 @@
         <w:spacing w:after="0" w:before="0" w:line="240" w:lineRule="auto"/>
       </w:pPr>
       <w:rPr>
+        <w:rFonts w:eastAsia="黑体"/>
         <w:b/>
         <w:bCs/>
         <w:color w:themeColor="background1" w:val="FFFFFF"/>
@@ -4342,6 +4596,7 @@
         <w:spacing w:after="0" w:before="0" w:line="240" w:lineRule="auto"/>
       </w:pPr>
       <w:rPr>
+        <w:rFonts w:eastAsia="黑体"/>
         <w:b/>
         <w:bCs/>
       </w:rPr>
@@ -4357,12 +4612,14 @@
     </w:tblStylePr>
     <w:tblStylePr w:type="firstCol">
       <w:rPr>
+        <w:rFonts w:eastAsia="黑体"/>
         <w:b/>
         <w:bCs/>
       </w:rPr>
     </w:tblStylePr>
     <w:tblStylePr w:type="lastCol">
       <w:rPr>
+        <w:rFonts w:eastAsia="黑体"/>
         <w:b/>
         <w:bCs/>
       </w:rPr>
@@ -4420,6 +4677,7 @@
         <w:spacing w:after="0" w:before="0" w:line="240" w:lineRule="auto"/>
       </w:pPr>
       <w:rPr>
+        <w:rFonts w:eastAsia="黑体"/>
         <w:b/>
         <w:bCs/>
         <w:color w:themeColor="background1" w:val="FFFFFF"/>
@@ -4434,6 +4692,7 @@
         <w:spacing w:after="0" w:before="0" w:line="240" w:lineRule="auto"/>
       </w:pPr>
       <w:rPr>
+        <w:rFonts w:eastAsia="黑体"/>
         <w:b/>
         <w:bCs/>
       </w:rPr>
@@ -4449,12 +4708,14 @@
     </w:tblStylePr>
     <w:tblStylePr w:type="firstCol">
       <w:rPr>
+        <w:rFonts w:eastAsia="黑体"/>
         <w:b/>
         <w:bCs/>
       </w:rPr>
     </w:tblStylePr>
     <w:tblStylePr w:type="lastCol">
       <w:rPr>
+        <w:rFonts w:eastAsia="黑体"/>
         <w:b/>
         <w:bCs/>
       </w:rPr>
@@ -4512,6 +4773,7 @@
         <w:spacing w:after="0" w:before="0" w:line="240" w:lineRule="auto"/>
       </w:pPr>
       <w:rPr>
+        <w:rFonts w:eastAsia="黑体"/>
         <w:b/>
         <w:bCs/>
         <w:color w:themeColor="background1" w:val="FFFFFF"/>
@@ -4526,6 +4788,7 @@
         <w:spacing w:after="0" w:before="0" w:line="240" w:lineRule="auto"/>
       </w:pPr>
       <w:rPr>
+        <w:rFonts w:eastAsia="黑体"/>
         <w:b/>
         <w:bCs/>
       </w:rPr>
@@ -4541,12 +4804,14 @@
     </w:tblStylePr>
     <w:tblStylePr w:type="firstCol">
       <w:rPr>
+        <w:rFonts w:eastAsia="黑体"/>
         <w:b/>
         <w:bCs/>
       </w:rPr>
     </w:tblStylePr>
     <w:tblStylePr w:type="lastCol">
       <w:rPr>
+        <w:rFonts w:eastAsia="黑体"/>
         <w:b/>
         <w:bCs/>
       </w:rPr>
@@ -4604,6 +4869,7 @@
         <w:spacing w:after="0" w:before="0" w:line="240" w:lineRule="auto"/>
       </w:pPr>
       <w:rPr>
+        <w:rFonts w:eastAsia="黑体"/>
         <w:b/>
         <w:bCs/>
         <w:color w:themeColor="background1" w:val="FFFFFF"/>
@@ -4618,6 +4884,7 @@
         <w:spacing w:after="0" w:before="0" w:line="240" w:lineRule="auto"/>
       </w:pPr>
       <w:rPr>
+        <w:rFonts w:eastAsia="黑体"/>
         <w:b/>
         <w:bCs/>
       </w:rPr>
@@ -4633,12 +4900,14 @@
     </w:tblStylePr>
     <w:tblStylePr w:type="firstCol">
       <w:rPr>
+        <w:rFonts w:eastAsia="黑体"/>
         <w:b/>
         <w:bCs/>
       </w:rPr>
     </w:tblStylePr>
     <w:tblStylePr w:type="lastCol">
       <w:rPr>
+        <w:rFonts w:eastAsia="黑体"/>
         <w:b/>
         <w:bCs/>
       </w:rPr>
@@ -4696,6 +4965,7 @@
         <w:spacing w:after="0" w:before="0" w:line="240" w:lineRule="auto"/>
       </w:pPr>
       <w:rPr>
+        <w:rFonts w:eastAsia="黑体"/>
         <w:b/>
         <w:bCs/>
         <w:color w:themeColor="background1" w:val="FFFFFF"/>
@@ -4710,6 +4980,7 @@
         <w:spacing w:after="0" w:before="0" w:line="240" w:lineRule="auto"/>
       </w:pPr>
       <w:rPr>
+        <w:rFonts w:eastAsia="黑体"/>
         <w:b/>
         <w:bCs/>
       </w:rPr>
@@ -4725,12 +4996,14 @@
     </w:tblStylePr>
     <w:tblStylePr w:type="firstCol">
       <w:rPr>
+        <w:rFonts w:eastAsia="黑体"/>
         <w:b/>
         <w:bCs/>
       </w:rPr>
     </w:tblStylePr>
     <w:tblStylePr w:type="lastCol">
       <w:rPr>
+        <w:rFonts w:eastAsia="黑体"/>
         <w:b/>
         <w:bCs/>
       </w:rPr>
@@ -4788,6 +5061,7 @@
         <w:spacing w:after="0" w:before="0" w:line="240" w:lineRule="auto"/>
       </w:pPr>
       <w:rPr>
+        <w:rFonts w:eastAsia="黑体"/>
         <w:b/>
         <w:bCs/>
         <w:color w:themeColor="background1" w:val="FFFFFF"/>
@@ -4802,6 +5076,7 @@
         <w:spacing w:after="0" w:before="0" w:line="240" w:lineRule="auto"/>
       </w:pPr>
       <w:rPr>
+        <w:rFonts w:eastAsia="黑体"/>
         <w:b/>
         <w:bCs/>
       </w:rPr>
@@ -4817,12 +5092,14 @@
     </w:tblStylePr>
     <w:tblStylePr w:type="firstCol">
       <w:rPr>
+        <w:rFonts w:eastAsia="黑体"/>
         <w:b/>
         <w:bCs/>
       </w:rPr>
     </w:tblStylePr>
     <w:tblStylePr w:type="lastCol">
       <w:rPr>
+        <w:rFonts w:eastAsia="黑体"/>
         <w:b/>
         <w:bCs/>
       </w:rPr>
@@ -4880,6 +5157,7 @@
         <w:spacing w:after="0" w:before="0" w:line="240" w:lineRule="auto"/>
       </w:pPr>
       <w:rPr>
+        <w:rFonts w:eastAsia="黑体"/>
         <w:b/>
         <w:bCs/>
         <w:color w:themeColor="background1" w:val="FFFFFF"/>
@@ -4894,6 +5172,7 @@
         <w:spacing w:after="0" w:before="0" w:line="240" w:lineRule="auto"/>
       </w:pPr>
       <w:rPr>
+        <w:rFonts w:eastAsia="黑体"/>
         <w:b/>
         <w:bCs/>
       </w:rPr>
@@ -4909,12 +5188,14 @@
     </w:tblStylePr>
     <w:tblStylePr w:type="firstCol">
       <w:rPr>
+        <w:rFonts w:eastAsia="黑体"/>
         <w:b/>
         <w:bCs/>
       </w:rPr>
     </w:tblStylePr>
     <w:tblStylePr w:type="lastCol">
       <w:rPr>
+        <w:rFonts w:eastAsia="黑体"/>
         <w:b/>
         <w:bCs/>
       </w:rPr>
@@ -4974,7 +5255,7 @@
         <w:spacing w:after="0" w:before="0" w:line="240" w:lineRule="auto"/>
       </w:pPr>
       <w:rPr>
-        <w:rFonts w:asciiTheme="majorHAnsi" w:cstheme="majorBidi" w:eastAsiaTheme="majorEastAsia" w:hAnsiTheme="majorHAnsi"/>
+        <w:rFonts w:asciiTheme="majorHAnsi" w:cstheme="majorBidi" w:hAnsiTheme="majorHAnsi" w:eastAsia="黑体"/>
         <w:b/>
         <w:bCs/>
       </w:rPr>
@@ -4995,7 +5276,7 @@
         <w:spacing w:after="0" w:before="0" w:line="240" w:lineRule="auto"/>
       </w:pPr>
       <w:rPr>
-        <w:rFonts w:asciiTheme="majorHAnsi" w:cstheme="majorBidi" w:eastAsiaTheme="majorEastAsia" w:hAnsiTheme="majorHAnsi"/>
+        <w:rFonts w:asciiTheme="majorHAnsi" w:cstheme="majorBidi" w:hAnsiTheme="majorHAnsi" w:eastAsia="黑体"/>
         <w:b/>
         <w:bCs/>
       </w:rPr>
@@ -5013,14 +5294,14 @@
     </w:tblStylePr>
     <w:tblStylePr w:type="firstCol">
       <w:rPr>
-        <w:rFonts w:asciiTheme="majorHAnsi" w:cstheme="majorBidi" w:eastAsiaTheme="majorEastAsia" w:hAnsiTheme="majorHAnsi"/>
+        <w:rFonts w:asciiTheme="majorHAnsi" w:cstheme="majorBidi" w:hAnsiTheme="majorHAnsi" w:eastAsia="黑体"/>
         <w:b/>
         <w:bCs/>
       </w:rPr>
     </w:tblStylePr>
     <w:tblStylePr w:type="lastCol">
       <w:rPr>
-        <w:rFonts w:asciiTheme="majorHAnsi" w:cstheme="majorBidi" w:eastAsiaTheme="majorEastAsia" w:hAnsiTheme="majorHAnsi"/>
+        <w:rFonts w:asciiTheme="majorHAnsi" w:cstheme="majorBidi" w:hAnsiTheme="majorHAnsi" w:eastAsia="黑体"/>
         <w:b/>
         <w:bCs/>
       </w:rPr>
@@ -5104,7 +5385,7 @@
         <w:spacing w:after="0" w:before="0" w:line="240" w:lineRule="auto"/>
       </w:pPr>
       <w:rPr>
-        <w:rFonts w:asciiTheme="majorHAnsi" w:cstheme="majorBidi" w:eastAsiaTheme="majorEastAsia" w:hAnsiTheme="majorHAnsi"/>
+        <w:rFonts w:asciiTheme="majorHAnsi" w:cstheme="majorBidi" w:hAnsiTheme="majorHAnsi" w:eastAsia="黑体"/>
         <w:b/>
         <w:bCs/>
       </w:rPr>
@@ -5125,7 +5406,7 @@
         <w:spacing w:after="0" w:before="0" w:line="240" w:lineRule="auto"/>
       </w:pPr>
       <w:rPr>
-        <w:rFonts w:asciiTheme="majorHAnsi" w:cstheme="majorBidi" w:eastAsiaTheme="majorEastAsia" w:hAnsiTheme="majorHAnsi"/>
+        <w:rFonts w:asciiTheme="majorHAnsi" w:cstheme="majorBidi" w:hAnsiTheme="majorHAnsi" w:eastAsia="黑体"/>
         <w:b/>
         <w:bCs/>
       </w:rPr>
@@ -5143,14 +5424,14 @@
     </w:tblStylePr>
     <w:tblStylePr w:type="firstCol">
       <w:rPr>
-        <w:rFonts w:asciiTheme="majorHAnsi" w:cstheme="majorBidi" w:eastAsiaTheme="majorEastAsia" w:hAnsiTheme="majorHAnsi"/>
+        <w:rFonts w:asciiTheme="majorHAnsi" w:cstheme="majorBidi" w:hAnsiTheme="majorHAnsi" w:eastAsia="黑体"/>
         <w:b/>
         <w:bCs/>
       </w:rPr>
     </w:tblStylePr>
     <w:tblStylePr w:type="lastCol">
       <w:rPr>
-        <w:rFonts w:asciiTheme="majorHAnsi" w:cstheme="majorBidi" w:eastAsiaTheme="majorEastAsia" w:hAnsiTheme="majorHAnsi"/>
+        <w:rFonts w:asciiTheme="majorHAnsi" w:cstheme="majorBidi" w:hAnsiTheme="majorHAnsi" w:eastAsia="黑体"/>
         <w:b/>
         <w:bCs/>
       </w:rPr>
@@ -5234,7 +5515,7 @@
         <w:spacing w:after="0" w:before="0" w:line="240" w:lineRule="auto"/>
       </w:pPr>
       <w:rPr>
-        <w:rFonts w:asciiTheme="majorHAnsi" w:cstheme="majorBidi" w:eastAsiaTheme="majorEastAsia" w:hAnsiTheme="majorHAnsi"/>
+        <w:rFonts w:asciiTheme="majorHAnsi" w:cstheme="majorBidi" w:hAnsiTheme="majorHAnsi" w:eastAsia="黑体"/>
         <w:b/>
         <w:bCs/>
       </w:rPr>
@@ -5255,7 +5536,7 @@
         <w:spacing w:after="0" w:before="0" w:line="240" w:lineRule="auto"/>
       </w:pPr>
       <w:rPr>
-        <w:rFonts w:asciiTheme="majorHAnsi" w:cstheme="majorBidi" w:eastAsiaTheme="majorEastAsia" w:hAnsiTheme="majorHAnsi"/>
+        <w:rFonts w:asciiTheme="majorHAnsi" w:cstheme="majorBidi" w:hAnsiTheme="majorHAnsi" w:eastAsia="黑体"/>
         <w:b/>
         <w:bCs/>
       </w:rPr>
@@ -5273,14 +5554,14 @@
     </w:tblStylePr>
     <w:tblStylePr w:type="firstCol">
       <w:rPr>
-        <w:rFonts w:asciiTheme="majorHAnsi" w:cstheme="majorBidi" w:eastAsiaTheme="majorEastAsia" w:hAnsiTheme="majorHAnsi"/>
+        <w:rFonts w:asciiTheme="majorHAnsi" w:cstheme="majorBidi" w:hAnsiTheme="majorHAnsi" w:eastAsia="黑体"/>
         <w:b/>
         <w:bCs/>
       </w:rPr>
     </w:tblStylePr>
     <w:tblStylePr w:type="lastCol">
       <w:rPr>
-        <w:rFonts w:asciiTheme="majorHAnsi" w:cstheme="majorBidi" w:eastAsiaTheme="majorEastAsia" w:hAnsiTheme="majorHAnsi"/>
+        <w:rFonts w:asciiTheme="majorHAnsi" w:cstheme="majorBidi" w:hAnsiTheme="majorHAnsi" w:eastAsia="黑体"/>
         <w:b/>
         <w:bCs/>
       </w:rPr>
@@ -5364,7 +5645,7 @@
         <w:spacing w:after="0" w:before="0" w:line="240" w:lineRule="auto"/>
       </w:pPr>
       <w:rPr>
-        <w:rFonts w:asciiTheme="majorHAnsi" w:cstheme="majorBidi" w:eastAsiaTheme="majorEastAsia" w:hAnsiTheme="majorHAnsi"/>
+        <w:rFonts w:asciiTheme="majorHAnsi" w:cstheme="majorBidi" w:hAnsiTheme="majorHAnsi" w:eastAsia="黑体"/>
         <w:b/>
         <w:bCs/>
       </w:rPr>
@@ -5385,7 +5666,7 @@
         <w:spacing w:after="0" w:before="0" w:line="240" w:lineRule="auto"/>
       </w:pPr>
       <w:rPr>
-        <w:rFonts w:asciiTheme="majorHAnsi" w:cstheme="majorBidi" w:eastAsiaTheme="majorEastAsia" w:hAnsiTheme="majorHAnsi"/>
+        <w:rFonts w:asciiTheme="majorHAnsi" w:cstheme="majorBidi" w:hAnsiTheme="majorHAnsi" w:eastAsia="黑体"/>
         <w:b/>
         <w:bCs/>
       </w:rPr>
@@ -5403,14 +5684,14 @@
     </w:tblStylePr>
     <w:tblStylePr w:type="firstCol">
       <w:rPr>
-        <w:rFonts w:asciiTheme="majorHAnsi" w:cstheme="majorBidi" w:eastAsiaTheme="majorEastAsia" w:hAnsiTheme="majorHAnsi"/>
+        <w:rFonts w:asciiTheme="majorHAnsi" w:cstheme="majorBidi" w:hAnsiTheme="majorHAnsi" w:eastAsia="黑体"/>
         <w:b/>
         <w:bCs/>
       </w:rPr>
     </w:tblStylePr>
     <w:tblStylePr w:type="lastCol">
       <w:rPr>
-        <w:rFonts w:asciiTheme="majorHAnsi" w:cstheme="majorBidi" w:eastAsiaTheme="majorEastAsia" w:hAnsiTheme="majorHAnsi"/>
+        <w:rFonts w:asciiTheme="majorHAnsi" w:cstheme="majorBidi" w:hAnsiTheme="majorHAnsi" w:eastAsia="黑体"/>
         <w:b/>
         <w:bCs/>
       </w:rPr>
@@ -5494,7 +5775,7 @@
         <w:spacing w:after="0" w:before="0" w:line="240" w:lineRule="auto"/>
       </w:pPr>
       <w:rPr>
-        <w:rFonts w:asciiTheme="majorHAnsi" w:cstheme="majorBidi" w:eastAsiaTheme="majorEastAsia" w:hAnsiTheme="majorHAnsi"/>
+        <w:rFonts w:asciiTheme="majorHAnsi" w:cstheme="majorBidi" w:hAnsiTheme="majorHAnsi" w:eastAsia="黑体"/>
         <w:b/>
         <w:bCs/>
       </w:rPr>
@@ -5515,7 +5796,7 @@
         <w:spacing w:after="0" w:before="0" w:line="240" w:lineRule="auto"/>
       </w:pPr>
       <w:rPr>
-        <w:rFonts w:asciiTheme="majorHAnsi" w:cstheme="majorBidi" w:eastAsiaTheme="majorEastAsia" w:hAnsiTheme="majorHAnsi"/>
+        <w:rFonts w:asciiTheme="majorHAnsi" w:cstheme="majorBidi" w:hAnsiTheme="majorHAnsi" w:eastAsia="黑体"/>
         <w:b/>
         <w:bCs/>
       </w:rPr>
@@ -5533,14 +5814,14 @@
     </w:tblStylePr>
     <w:tblStylePr w:type="firstCol">
       <w:rPr>
-        <w:rFonts w:asciiTheme="majorHAnsi" w:cstheme="majorBidi" w:eastAsiaTheme="majorEastAsia" w:hAnsiTheme="majorHAnsi"/>
+        <w:rFonts w:asciiTheme="majorHAnsi" w:cstheme="majorBidi" w:hAnsiTheme="majorHAnsi" w:eastAsia="黑体"/>
         <w:b/>
         <w:bCs/>
       </w:rPr>
     </w:tblStylePr>
     <w:tblStylePr w:type="lastCol">
       <w:rPr>
-        <w:rFonts w:asciiTheme="majorHAnsi" w:cstheme="majorBidi" w:eastAsiaTheme="majorEastAsia" w:hAnsiTheme="majorHAnsi"/>
+        <w:rFonts w:asciiTheme="majorHAnsi" w:cstheme="majorBidi" w:hAnsiTheme="majorHAnsi" w:eastAsia="黑体"/>
         <w:b/>
         <w:bCs/>
       </w:rPr>
@@ -5624,7 +5905,7 @@
         <w:spacing w:after="0" w:before="0" w:line="240" w:lineRule="auto"/>
       </w:pPr>
       <w:rPr>
-        <w:rFonts w:asciiTheme="majorHAnsi" w:cstheme="majorBidi" w:eastAsiaTheme="majorEastAsia" w:hAnsiTheme="majorHAnsi"/>
+        <w:rFonts w:asciiTheme="majorHAnsi" w:cstheme="majorBidi" w:hAnsiTheme="majorHAnsi" w:eastAsia="黑体"/>
         <w:b/>
         <w:bCs/>
       </w:rPr>
@@ -5645,7 +5926,7 @@
         <w:spacing w:after="0" w:before="0" w:line="240" w:lineRule="auto"/>
       </w:pPr>
       <w:rPr>
-        <w:rFonts w:asciiTheme="majorHAnsi" w:cstheme="majorBidi" w:eastAsiaTheme="majorEastAsia" w:hAnsiTheme="majorHAnsi"/>
+        <w:rFonts w:asciiTheme="majorHAnsi" w:cstheme="majorBidi" w:hAnsiTheme="majorHAnsi" w:eastAsia="黑体"/>
         <w:b/>
         <w:bCs/>
       </w:rPr>
@@ -5663,14 +5944,14 @@
     </w:tblStylePr>
     <w:tblStylePr w:type="firstCol">
       <w:rPr>
-        <w:rFonts w:asciiTheme="majorHAnsi" w:cstheme="majorBidi" w:eastAsiaTheme="majorEastAsia" w:hAnsiTheme="majorHAnsi"/>
+        <w:rFonts w:asciiTheme="majorHAnsi" w:cstheme="majorBidi" w:hAnsiTheme="majorHAnsi" w:eastAsia="黑体"/>
         <w:b/>
         <w:bCs/>
       </w:rPr>
     </w:tblStylePr>
     <w:tblStylePr w:type="lastCol">
       <w:rPr>
-        <w:rFonts w:asciiTheme="majorHAnsi" w:cstheme="majorBidi" w:eastAsiaTheme="majorEastAsia" w:hAnsiTheme="majorHAnsi"/>
+        <w:rFonts w:asciiTheme="majorHAnsi" w:cstheme="majorBidi" w:hAnsiTheme="majorHAnsi" w:eastAsia="黑体"/>
         <w:b/>
         <w:bCs/>
       </w:rPr>
@@ -5754,7 +6035,7 @@
         <w:spacing w:after="0" w:before="0" w:line="240" w:lineRule="auto"/>
       </w:pPr>
       <w:rPr>
-        <w:rFonts w:asciiTheme="majorHAnsi" w:cstheme="majorBidi" w:eastAsiaTheme="majorEastAsia" w:hAnsiTheme="majorHAnsi"/>
+        <w:rFonts w:asciiTheme="majorHAnsi" w:cstheme="majorBidi" w:hAnsiTheme="majorHAnsi" w:eastAsia="黑体"/>
         <w:b/>
         <w:bCs/>
       </w:rPr>
@@ -5775,7 +6056,7 @@
         <w:spacing w:after="0" w:before="0" w:line="240" w:lineRule="auto"/>
       </w:pPr>
       <w:rPr>
-        <w:rFonts w:asciiTheme="majorHAnsi" w:cstheme="majorBidi" w:eastAsiaTheme="majorEastAsia" w:hAnsiTheme="majorHAnsi"/>
+        <w:rFonts w:asciiTheme="majorHAnsi" w:cstheme="majorBidi" w:hAnsiTheme="majorHAnsi" w:eastAsia="黑体"/>
         <w:b/>
         <w:bCs/>
       </w:rPr>
@@ -5793,14 +6074,14 @@
     </w:tblStylePr>
     <w:tblStylePr w:type="firstCol">
       <w:rPr>
-        <w:rFonts w:asciiTheme="majorHAnsi" w:cstheme="majorBidi" w:eastAsiaTheme="majorEastAsia" w:hAnsiTheme="majorHAnsi"/>
+        <w:rFonts w:asciiTheme="majorHAnsi" w:cstheme="majorBidi" w:hAnsiTheme="majorHAnsi" w:eastAsia="黑体"/>
         <w:b/>
         <w:bCs/>
       </w:rPr>
     </w:tblStylePr>
     <w:tblStylePr w:type="lastCol">
       <w:rPr>
-        <w:rFonts w:asciiTheme="majorHAnsi" w:cstheme="majorBidi" w:eastAsiaTheme="majorEastAsia" w:hAnsiTheme="majorHAnsi"/>
+        <w:rFonts w:asciiTheme="majorHAnsi" w:cstheme="majorBidi" w:hAnsiTheme="majorHAnsi" w:eastAsia="黑体"/>
         <w:b/>
         <w:bCs/>
       </w:rPr>
@@ -5883,6 +6164,7 @@
         <w:spacing w:after="0" w:before="0" w:line="240" w:lineRule="auto"/>
       </w:pPr>
       <w:rPr>
+        <w:rFonts w:eastAsia="黑体"/>
         <w:b/>
         <w:bCs/>
         <w:color w:themeColor="background1" w:val="FFFFFF"/>
@@ -5905,6 +6187,7 @@
         <w:spacing w:after="0" w:before="0" w:line="240" w:lineRule="auto"/>
       </w:pPr>
       <w:rPr>
+        <w:rFonts w:eastAsia="黑体"/>
         <w:b/>
         <w:bCs/>
       </w:rPr>
@@ -5922,12 +6205,14 @@
     </w:tblStylePr>
     <w:tblStylePr w:type="firstCol">
       <w:rPr>
+        <w:rFonts w:eastAsia="黑体"/>
         <w:b/>
         <w:bCs/>
       </w:rPr>
     </w:tblStylePr>
     <w:tblStylePr w:type="lastCol">
       <w:rPr>
+        <w:rFonts w:eastAsia="黑体"/>
         <w:b/>
         <w:bCs/>
       </w:rPr>
@@ -5989,6 +6274,7 @@
         <w:spacing w:after="0" w:before="0" w:line="240" w:lineRule="auto"/>
       </w:pPr>
       <w:rPr>
+        <w:rFonts w:eastAsia="黑体"/>
         <w:b/>
         <w:bCs/>
         <w:color w:themeColor="background1" w:val="FFFFFF"/>
@@ -6011,6 +6297,7 @@
         <w:spacing w:after="0" w:before="0" w:line="240" w:lineRule="auto"/>
       </w:pPr>
       <w:rPr>
+        <w:rFonts w:eastAsia="黑体"/>
         <w:b/>
         <w:bCs/>
       </w:rPr>
@@ -6028,12 +6315,14 @@
     </w:tblStylePr>
     <w:tblStylePr w:type="firstCol">
       <w:rPr>
+        <w:rFonts w:eastAsia="黑体"/>
         <w:b/>
         <w:bCs/>
       </w:rPr>
     </w:tblStylePr>
     <w:tblStylePr w:type="lastCol">
       <w:rPr>
+        <w:rFonts w:eastAsia="黑体"/>
         <w:b/>
         <w:bCs/>
       </w:rPr>
@@ -6095,6 +6384,7 @@
         <w:spacing w:after="0" w:before="0" w:line="240" w:lineRule="auto"/>
       </w:pPr>
       <w:rPr>
+        <w:rFonts w:eastAsia="黑体"/>
         <w:b/>
         <w:bCs/>
         <w:color w:themeColor="background1" w:val="FFFFFF"/>
@@ -6117,6 +6407,7 @@
         <w:spacing w:after="0" w:before="0" w:line="240" w:lineRule="auto"/>
       </w:pPr>
       <w:rPr>
+        <w:rFonts w:eastAsia="黑体"/>
         <w:b/>
         <w:bCs/>
       </w:rPr>
@@ -6134,12 +6425,14 @@
     </w:tblStylePr>
     <w:tblStylePr w:type="firstCol">
       <w:rPr>
+        <w:rFonts w:eastAsia="黑体"/>
         <w:b/>
         <w:bCs/>
       </w:rPr>
     </w:tblStylePr>
     <w:tblStylePr w:type="lastCol">
       <w:rPr>
+        <w:rFonts w:eastAsia="黑体"/>
         <w:b/>
         <w:bCs/>
       </w:rPr>
@@ -6201,6 +6494,7 @@
         <w:spacing w:after="0" w:before="0" w:line="240" w:lineRule="auto"/>
       </w:pPr>
       <w:rPr>
+        <w:rFonts w:eastAsia="黑体"/>
         <w:b/>
         <w:bCs/>
         <w:color w:themeColor="background1" w:val="FFFFFF"/>
@@ -6223,6 +6517,7 @@
         <w:spacing w:after="0" w:before="0" w:line="240" w:lineRule="auto"/>
       </w:pPr>
       <w:rPr>
+        <w:rFonts w:eastAsia="黑体"/>
         <w:b/>
         <w:bCs/>
       </w:rPr>
@@ -6240,12 +6535,14 @@
     </w:tblStylePr>
     <w:tblStylePr w:type="firstCol">
       <w:rPr>
+        <w:rFonts w:eastAsia="黑体"/>
         <w:b/>
         <w:bCs/>
       </w:rPr>
     </w:tblStylePr>
     <w:tblStylePr w:type="lastCol">
       <w:rPr>
+        <w:rFonts w:eastAsia="黑体"/>
         <w:b/>
         <w:bCs/>
       </w:rPr>
@@ -6307,6 +6604,7 @@
         <w:spacing w:after="0" w:before="0" w:line="240" w:lineRule="auto"/>
       </w:pPr>
       <w:rPr>
+        <w:rFonts w:eastAsia="黑体"/>
         <w:b/>
         <w:bCs/>
         <w:color w:themeColor="background1" w:val="FFFFFF"/>
@@ -6329,6 +6627,7 @@
         <w:spacing w:after="0" w:before="0" w:line="240" w:lineRule="auto"/>
       </w:pPr>
       <w:rPr>
+        <w:rFonts w:eastAsia="黑体"/>
         <w:b/>
         <w:bCs/>
       </w:rPr>
@@ -6346,12 +6645,14 @@
     </w:tblStylePr>
     <w:tblStylePr w:type="firstCol">
       <w:rPr>
+        <w:rFonts w:eastAsia="黑体"/>
         <w:b/>
         <w:bCs/>
       </w:rPr>
     </w:tblStylePr>
     <w:tblStylePr w:type="lastCol">
       <w:rPr>
+        <w:rFonts w:eastAsia="黑体"/>
         <w:b/>
         <w:bCs/>
       </w:rPr>
@@ -6413,6 +6714,7 @@
         <w:spacing w:after="0" w:before="0" w:line="240" w:lineRule="auto"/>
       </w:pPr>
       <w:rPr>
+        <w:rFonts w:eastAsia="黑体"/>
         <w:b/>
         <w:bCs/>
         <w:color w:themeColor="background1" w:val="FFFFFF"/>
@@ -6435,6 +6737,7 @@
         <w:spacing w:after="0" w:before="0" w:line="240" w:lineRule="auto"/>
       </w:pPr>
       <w:rPr>
+        <w:rFonts w:eastAsia="黑体"/>
         <w:b/>
         <w:bCs/>
       </w:rPr>
@@ -6452,12 +6755,14 @@
     </w:tblStylePr>
     <w:tblStylePr w:type="firstCol">
       <w:rPr>
+        <w:rFonts w:eastAsia="黑体"/>
         <w:b/>
         <w:bCs/>
       </w:rPr>
     </w:tblStylePr>
     <w:tblStylePr w:type="lastCol">
       <w:rPr>
+        <w:rFonts w:eastAsia="黑体"/>
         <w:b/>
         <w:bCs/>
       </w:rPr>
@@ -6519,6 +6824,7 @@
         <w:spacing w:after="0" w:before="0" w:line="240" w:lineRule="auto"/>
       </w:pPr>
       <w:rPr>
+        <w:rFonts w:eastAsia="黑体"/>
         <w:b/>
         <w:bCs/>
         <w:color w:themeColor="background1" w:val="FFFFFF"/>
@@ -6541,6 +6847,7 @@
         <w:spacing w:after="0" w:before="0" w:line="240" w:lineRule="auto"/>
       </w:pPr>
       <w:rPr>
+        <w:rFonts w:eastAsia="黑体"/>
         <w:b/>
         <w:bCs/>
       </w:rPr>
@@ -6558,12 +6865,14 @@
     </w:tblStylePr>
     <w:tblStylePr w:type="firstCol">
       <w:rPr>
+        <w:rFonts w:eastAsia="黑体"/>
         <w:b/>
         <w:bCs/>
       </w:rPr>
     </w:tblStylePr>
     <w:tblStylePr w:type="lastCol">
       <w:rPr>
+        <w:rFonts w:eastAsia="黑体"/>
         <w:b/>
         <w:bCs/>
       </w:rPr>
@@ -6622,6 +6931,7 @@
         <w:spacing w:after="0" w:before="0" w:line="240" w:lineRule="auto"/>
       </w:pPr>
       <w:rPr>
+        <w:rFonts w:eastAsia="黑体"/>
         <w:b/>
         <w:bCs/>
         <w:color w:themeColor="background1" w:val="FFFFFF"/>
@@ -6644,6 +6954,7 @@
         <w:spacing w:after="0" w:before="0" w:line="240" w:lineRule="auto"/>
       </w:pPr>
       <w:rPr>
+        <w:rFonts w:eastAsia="黑体"/>
         <w:color w:val="auto"/>
       </w:rPr>
       <w:tblPr/>
@@ -6661,6 +6972,7 @@
     </w:tblStylePr>
     <w:tblStylePr w:type="firstCol">
       <w:rPr>
+        <w:rFonts w:eastAsia="黑体"/>
         <w:b/>
         <w:bCs/>
         <w:color w:themeColor="background1" w:val="FFFFFF"/>
@@ -6680,6 +6992,7 @@
     </w:tblStylePr>
     <w:tblStylePr w:type="lastCol">
       <w:rPr>
+        <w:rFonts w:eastAsia="黑体"/>
         <w:b/>
         <w:bCs/>
         <w:color w:themeColor="background1" w:val="FFFFFF"/>
@@ -6728,6 +7041,7 @@
     </w:tblStylePr>
     <w:tblStylePr w:type="nwCell">
       <w:rPr>
+        <w:rFonts w:eastAsia="黑体"/>
         <w:color w:themeColor="background1" w:val="FFFFFF"/>
       </w:rPr>
       <w:tblPr/>
@@ -6771,6 +7085,7 @@
         <w:spacing w:after="0" w:before="0" w:line="240" w:lineRule="auto"/>
       </w:pPr>
       <w:rPr>
+        <w:rFonts w:eastAsia="黑体"/>
         <w:b/>
         <w:bCs/>
         <w:color w:themeColor="background1" w:val="FFFFFF"/>
@@ -6793,6 +7108,7 @@
         <w:spacing w:after="0" w:before="0" w:line="240" w:lineRule="auto"/>
       </w:pPr>
       <w:rPr>
+        <w:rFonts w:eastAsia="黑体"/>
         <w:color w:val="auto"/>
       </w:rPr>
       <w:tblPr/>
@@ -6810,6 +7126,7 @@
     </w:tblStylePr>
     <w:tblStylePr w:type="firstCol">
       <w:rPr>
+        <w:rFonts w:eastAsia="黑体"/>
         <w:b/>
         <w:bCs/>
         <w:color w:themeColor="background1" w:val="FFFFFF"/>
@@ -6829,6 +7146,7 @@
     </w:tblStylePr>
     <w:tblStylePr w:type="lastCol">
       <w:rPr>
+        <w:rFonts w:eastAsia="黑体"/>
         <w:b/>
         <w:bCs/>
         <w:color w:themeColor="background1" w:val="FFFFFF"/>
@@ -6877,6 +7195,7 @@
     </w:tblStylePr>
     <w:tblStylePr w:type="nwCell">
       <w:rPr>
+        <w:rFonts w:eastAsia="黑体"/>
         <w:color w:themeColor="background1" w:val="FFFFFF"/>
       </w:rPr>
       <w:tblPr/>
@@ -6920,6 +7239,7 @@
         <w:spacing w:after="0" w:before="0" w:line="240" w:lineRule="auto"/>
       </w:pPr>
       <w:rPr>
+        <w:rFonts w:eastAsia="黑体"/>
         <w:b/>
         <w:bCs/>
         <w:color w:themeColor="background1" w:val="FFFFFF"/>
@@ -6942,6 +7262,7 @@
         <w:spacing w:after="0" w:before="0" w:line="240" w:lineRule="auto"/>
       </w:pPr>
       <w:rPr>
+        <w:rFonts w:eastAsia="黑体"/>
         <w:color w:val="auto"/>
       </w:rPr>
       <w:tblPr/>
@@ -6959,6 +7280,7 @@
     </w:tblStylePr>
     <w:tblStylePr w:type="firstCol">
       <w:rPr>
+        <w:rFonts w:eastAsia="黑体"/>
         <w:b/>
         <w:bCs/>
         <w:color w:themeColor="background1" w:val="FFFFFF"/>
@@ -6978,6 +7300,7 @@
     </w:tblStylePr>
     <w:tblStylePr w:type="lastCol">
       <w:rPr>
+        <w:rFonts w:eastAsia="黑体"/>
         <w:b/>
         <w:bCs/>
         <w:color w:themeColor="background1" w:val="FFFFFF"/>
@@ -7026,6 +7349,7 @@
     </w:tblStylePr>
     <w:tblStylePr w:type="nwCell">
       <w:rPr>
+        <w:rFonts w:eastAsia="黑体"/>
         <w:color w:themeColor="background1" w:val="FFFFFF"/>
       </w:rPr>
       <w:tblPr/>
@@ -7069,6 +7393,7 @@
         <w:spacing w:after="0" w:before="0" w:line="240" w:lineRule="auto"/>
       </w:pPr>
       <w:rPr>
+        <w:rFonts w:eastAsia="黑体"/>
         <w:b/>
         <w:bCs/>
         <w:color w:themeColor="background1" w:val="FFFFFF"/>
@@ -7091,6 +7416,7 @@
         <w:spacing w:after="0" w:before="0" w:line="240" w:lineRule="auto"/>
       </w:pPr>
       <w:rPr>
+        <w:rFonts w:eastAsia="黑体"/>
         <w:color w:val="auto"/>
       </w:rPr>
       <w:tblPr/>
@@ -7108,6 +7434,7 @@
     </w:tblStylePr>
     <w:tblStylePr w:type="firstCol">
       <w:rPr>
+        <w:rFonts w:eastAsia="黑体"/>
         <w:b/>
         <w:bCs/>
         <w:color w:themeColor="background1" w:val="FFFFFF"/>
@@ -7127,6 +7454,7 @@
     </w:tblStylePr>
     <w:tblStylePr w:type="lastCol">
       <w:rPr>
+        <w:rFonts w:eastAsia="黑体"/>
         <w:b/>
         <w:bCs/>
         <w:color w:themeColor="background1" w:val="FFFFFF"/>
@@ -7175,6 +7503,7 @@
     </w:tblStylePr>
     <w:tblStylePr w:type="nwCell">
       <w:rPr>
+        <w:rFonts w:eastAsia="黑体"/>
         <w:color w:themeColor="background1" w:val="FFFFFF"/>
       </w:rPr>
       <w:tblPr/>
@@ -7218,6 +7547,7 @@
         <w:spacing w:after="0" w:before="0" w:line="240" w:lineRule="auto"/>
       </w:pPr>
       <w:rPr>
+        <w:rFonts w:eastAsia="黑体"/>
         <w:b/>
         <w:bCs/>
         <w:color w:themeColor="background1" w:val="FFFFFF"/>
@@ -7240,6 +7570,7 @@
         <w:spacing w:after="0" w:before="0" w:line="240" w:lineRule="auto"/>
       </w:pPr>
       <w:rPr>
+        <w:rFonts w:eastAsia="黑体"/>
         <w:color w:val="auto"/>
       </w:rPr>
       <w:tblPr/>
@@ -7257,6 +7588,7 @@
     </w:tblStylePr>
     <w:tblStylePr w:type="firstCol">
       <w:rPr>
+        <w:rFonts w:eastAsia="黑体"/>
         <w:b/>
         <w:bCs/>
         <w:color w:themeColor="background1" w:val="FFFFFF"/>
@@ -7276,6 +7608,7 @@
     </w:tblStylePr>
     <w:tblStylePr w:type="lastCol">
       <w:rPr>
+        <w:rFonts w:eastAsia="黑体"/>
         <w:b/>
         <w:bCs/>
         <w:color w:themeColor="background1" w:val="FFFFFF"/>
@@ -7324,6 +7657,7 @@
     </w:tblStylePr>
     <w:tblStylePr w:type="nwCell">
       <w:rPr>
+        <w:rFonts w:eastAsia="黑体"/>
         <w:color w:themeColor="background1" w:val="FFFFFF"/>
       </w:rPr>
       <w:tblPr/>
@@ -7367,6 +7701,7 @@
         <w:spacing w:after="0" w:before="0" w:line="240" w:lineRule="auto"/>
       </w:pPr>
       <w:rPr>
+        <w:rFonts w:eastAsia="黑体"/>
         <w:b/>
         <w:bCs/>
         <w:color w:themeColor="background1" w:val="FFFFFF"/>
@@ -7389,6 +7724,7 @@
         <w:spacing w:after="0" w:before="0" w:line="240" w:lineRule="auto"/>
       </w:pPr>
       <w:rPr>
+        <w:rFonts w:eastAsia="黑体"/>
         <w:color w:val="auto"/>
       </w:rPr>
       <w:tblPr/>
@@ -7406,6 +7742,7 @@
     </w:tblStylePr>
     <w:tblStylePr w:type="firstCol">
       <w:rPr>
+        <w:rFonts w:eastAsia="黑体"/>
         <w:b/>
         <w:bCs/>
         <w:color w:themeColor="background1" w:val="FFFFFF"/>
@@ -7425,6 +7762,7 @@
     </w:tblStylePr>
     <w:tblStylePr w:type="lastCol">
       <w:rPr>
+        <w:rFonts w:eastAsia="黑体"/>
         <w:b/>
         <w:bCs/>
         <w:color w:themeColor="background1" w:val="FFFFFF"/>
@@ -7473,6 +7811,7 @@
     </w:tblStylePr>
     <w:tblStylePr w:type="nwCell">
       <w:rPr>
+        <w:rFonts w:eastAsia="黑体"/>
         <w:color w:themeColor="background1" w:val="FFFFFF"/>
       </w:rPr>
       <w:tblPr/>
@@ -7516,6 +7855,7 @@
         <w:spacing w:after="0" w:before="0" w:line="240" w:lineRule="auto"/>
       </w:pPr>
       <w:rPr>
+        <w:rFonts w:eastAsia="黑体"/>
         <w:b/>
         <w:bCs/>
         <w:color w:themeColor="background1" w:val="FFFFFF"/>
@@ -7538,6 +7878,7 @@
         <w:spacing w:after="0" w:before="0" w:line="240" w:lineRule="auto"/>
       </w:pPr>
       <w:rPr>
+        <w:rFonts w:eastAsia="黑体"/>
         <w:color w:val="auto"/>
       </w:rPr>
       <w:tblPr/>
@@ -7555,6 +7896,7 @@
     </w:tblStylePr>
     <w:tblStylePr w:type="firstCol">
       <w:rPr>
+        <w:rFonts w:eastAsia="黑体"/>
         <w:b/>
         <w:bCs/>
         <w:color w:themeColor="background1" w:val="FFFFFF"/>
@@ -7574,6 +7916,7 @@
     </w:tblStylePr>
     <w:tblStylePr w:type="lastCol">
       <w:rPr>
+        <w:rFonts w:eastAsia="黑体"/>
         <w:b/>
         <w:bCs/>
         <w:color w:themeColor="background1" w:val="FFFFFF"/>
@@ -7622,6 +7965,7 @@
     </w:tblStylePr>
     <w:tblStylePr w:type="nwCell">
       <w:rPr>
+        <w:rFonts w:eastAsia="黑体"/>
         <w:color w:themeColor="background1" w:val="FFFFFF"/>
       </w:rPr>
       <w:tblPr/>
@@ -7646,6 +7990,7 @@
       <w:spacing w:after="0" w:line="240" w:lineRule="auto"/>
     </w:pPr>
     <w:rPr>
+      <w:rFonts w:eastAsia="黑体"/>
       <w:color w:themeColor="text1" w:val="000000"/>
     </w:rPr>
     <w:tblPr>
@@ -7665,7 +8010,7 @@
     </w:tblPr>
     <w:tblStylePr w:type="firstRow">
       <w:rPr>
-        <w:rFonts w:asciiTheme="majorHAnsi" w:cstheme="majorBidi" w:eastAsiaTheme="majorEastAsia" w:hAnsiTheme="majorHAnsi"/>
+        <w:rFonts w:asciiTheme="majorHAnsi" w:cstheme="majorBidi" w:hAnsiTheme="majorHAnsi" w:eastAsia="黑体"/>
       </w:rPr>
       <w:tblPr/>
       <w:tcPr>
@@ -7677,6 +8022,7 @@
     </w:tblStylePr>
     <w:tblStylePr w:type="lastRow">
       <w:rPr>
+        <w:rFonts w:eastAsia="黑体"/>
         <w:b/>
         <w:bCs/>
         <w:color w:themeColor="text2" w:val="1F497D"/>
@@ -7691,12 +8037,14 @@
     </w:tblStylePr>
     <w:tblStylePr w:type="firstCol">
       <w:rPr>
+        <w:rFonts w:eastAsia="黑体"/>
         <w:b/>
         <w:bCs/>
       </w:rPr>
     </w:tblStylePr>
     <w:tblStylePr w:type="lastCol">
       <w:rPr>
+        <w:rFonts w:eastAsia="黑体"/>
         <w:b/>
         <w:bCs/>
       </w:rPr>
@@ -7730,6 +8078,7 @@
       <w:spacing w:after="0" w:line="240" w:lineRule="auto"/>
     </w:pPr>
     <w:rPr>
+      <w:rFonts w:eastAsia="黑体"/>
       <w:color w:themeColor="text1" w:val="000000"/>
     </w:rPr>
     <w:tblPr>
@@ -7749,7 +8098,7 @@
     </w:tblPr>
     <w:tblStylePr w:type="firstRow">
       <w:rPr>
-        <w:rFonts w:asciiTheme="majorHAnsi" w:cstheme="majorBidi" w:eastAsiaTheme="majorEastAsia" w:hAnsiTheme="majorHAnsi"/>
+        <w:rFonts w:asciiTheme="majorHAnsi" w:cstheme="majorBidi" w:hAnsiTheme="majorHAnsi" w:eastAsia="黑体"/>
       </w:rPr>
       <w:tblPr/>
       <w:tcPr>
@@ -7761,6 +8110,7 @@
     </w:tblStylePr>
     <w:tblStylePr w:type="lastRow">
       <w:rPr>
+        <w:rFonts w:eastAsia="黑体"/>
         <w:b/>
         <w:bCs/>
         <w:color w:themeColor="text2" w:val="1F497D"/>
@@ -7775,12 +8125,14 @@
     </w:tblStylePr>
     <w:tblStylePr w:type="firstCol">
       <w:rPr>
+        <w:rFonts w:eastAsia="黑体"/>
         <w:b/>
         <w:bCs/>
       </w:rPr>
     </w:tblStylePr>
     <w:tblStylePr w:type="lastCol">
       <w:rPr>
+        <w:rFonts w:eastAsia="黑体"/>
         <w:b/>
         <w:bCs/>
       </w:rPr>
@@ -7814,6 +8166,7 @@
       <w:spacing w:after="0" w:line="240" w:lineRule="auto"/>
     </w:pPr>
     <w:rPr>
+      <w:rFonts w:eastAsia="黑体"/>
       <w:color w:themeColor="text1" w:val="000000"/>
     </w:rPr>
     <w:tblPr>
@@ -7833,7 +8186,7 @@
     </w:tblPr>
     <w:tblStylePr w:type="firstRow">
       <w:rPr>
-        <w:rFonts w:asciiTheme="majorHAnsi" w:cstheme="majorBidi" w:eastAsiaTheme="majorEastAsia" w:hAnsiTheme="majorHAnsi"/>
+        <w:rFonts w:asciiTheme="majorHAnsi" w:cstheme="majorBidi" w:hAnsiTheme="majorHAnsi" w:eastAsia="黑体"/>
       </w:rPr>
       <w:tblPr/>
       <w:tcPr>
@@ -7845,6 +8198,7 @@
     </w:tblStylePr>
     <w:tblStylePr w:type="lastRow">
       <w:rPr>
+        <w:rFonts w:eastAsia="黑体"/>
         <w:b/>
         <w:bCs/>
         <w:color w:themeColor="text2" w:val="1F497D"/>
@@ -7859,12 +8213,14 @@
     </w:tblStylePr>
     <w:tblStylePr w:type="firstCol">
       <w:rPr>
+        <w:rFonts w:eastAsia="黑体"/>
         <w:b/>
         <w:bCs/>
       </w:rPr>
     </w:tblStylePr>
     <w:tblStylePr w:type="lastCol">
       <w:rPr>
+        <w:rFonts w:eastAsia="黑体"/>
         <w:b/>
         <w:bCs/>
       </w:rPr>
@@ -7898,6 +8254,7 @@
       <w:spacing w:after="0" w:line="240" w:lineRule="auto"/>
     </w:pPr>
     <w:rPr>
+      <w:rFonts w:eastAsia="黑体"/>
       <w:color w:themeColor="text1" w:val="000000"/>
     </w:rPr>
     <w:tblPr>
@@ -7917,7 +8274,7 @@
     </w:tblPr>
     <w:tblStylePr w:type="firstRow">
       <w:rPr>
-        <w:rFonts w:asciiTheme="majorHAnsi" w:cstheme="majorBidi" w:eastAsiaTheme="majorEastAsia" w:hAnsiTheme="majorHAnsi"/>
+        <w:rFonts w:asciiTheme="majorHAnsi" w:cstheme="majorBidi" w:hAnsiTheme="majorHAnsi" w:eastAsia="黑体"/>
       </w:rPr>
       <w:tblPr/>
       <w:tcPr>
@@ -7929,6 +8286,7 @@
     </w:tblStylePr>
     <w:tblStylePr w:type="lastRow">
       <w:rPr>
+        <w:rFonts w:eastAsia="黑体"/>
         <w:b/>
         <w:bCs/>
         <w:color w:themeColor="text2" w:val="1F497D"/>
@@ -7943,12 +8301,14 @@
     </w:tblStylePr>
     <w:tblStylePr w:type="firstCol">
       <w:rPr>
+        <w:rFonts w:eastAsia="黑体"/>
         <w:b/>
         <w:bCs/>
       </w:rPr>
     </w:tblStylePr>
     <w:tblStylePr w:type="lastCol">
       <w:rPr>
+        <w:rFonts w:eastAsia="黑体"/>
         <w:b/>
         <w:bCs/>
       </w:rPr>
@@ -7982,6 +8342,7 @@
       <w:spacing w:after="0" w:line="240" w:lineRule="auto"/>
     </w:pPr>
     <w:rPr>
+      <w:rFonts w:eastAsia="黑体"/>
       <w:color w:themeColor="text1" w:val="000000"/>
     </w:rPr>
     <w:tblPr>
@@ -8001,7 +8362,7 @@
     </w:tblPr>
     <w:tblStylePr w:type="firstRow">
       <w:rPr>
-        <w:rFonts w:asciiTheme="majorHAnsi" w:cstheme="majorBidi" w:eastAsiaTheme="majorEastAsia" w:hAnsiTheme="majorHAnsi"/>
+        <w:rFonts w:asciiTheme="majorHAnsi" w:cstheme="majorBidi" w:hAnsiTheme="majorHAnsi" w:eastAsia="黑体"/>
       </w:rPr>
       <w:tblPr/>
       <w:tcPr>
@@ -8013,6 +8374,7 @@
     </w:tblStylePr>
     <w:tblStylePr w:type="lastRow">
       <w:rPr>
+        <w:rFonts w:eastAsia="黑体"/>
         <w:b/>
         <w:bCs/>
         <w:color w:themeColor="text2" w:val="1F497D"/>
@@ -8027,12 +8389,14 @@
     </w:tblStylePr>
     <w:tblStylePr w:type="firstCol">
       <w:rPr>
+        <w:rFonts w:eastAsia="黑体"/>
         <w:b/>
         <w:bCs/>
       </w:rPr>
     </w:tblStylePr>
     <w:tblStylePr w:type="lastCol">
       <w:rPr>
+        <w:rFonts w:eastAsia="黑体"/>
         <w:b/>
         <w:bCs/>
       </w:rPr>
@@ -8066,6 +8430,7 @@
       <w:spacing w:after="0" w:line="240" w:lineRule="auto"/>
     </w:pPr>
     <w:rPr>
+      <w:rFonts w:eastAsia="黑体"/>
       <w:color w:themeColor="text1" w:val="000000"/>
     </w:rPr>
     <w:tblPr>
@@ -8085,7 +8450,7 @@
     </w:tblPr>
     <w:tblStylePr w:type="firstRow">
       <w:rPr>
-        <w:rFonts w:asciiTheme="majorHAnsi" w:cstheme="majorBidi" w:eastAsiaTheme="majorEastAsia" w:hAnsiTheme="majorHAnsi"/>
+        <w:rFonts w:asciiTheme="majorHAnsi" w:cstheme="majorBidi" w:hAnsiTheme="majorHAnsi" w:eastAsia="黑体"/>
       </w:rPr>
       <w:tblPr/>
       <w:tcPr>
@@ -8097,6 +8462,7 @@
     </w:tblStylePr>
     <w:tblStylePr w:type="lastRow">
       <w:rPr>
+        <w:rFonts w:eastAsia="黑体"/>
         <w:b/>
         <w:bCs/>
         <w:color w:themeColor="text2" w:val="1F497D"/>
@@ -8111,12 +8477,14 @@
     </w:tblStylePr>
     <w:tblStylePr w:type="firstCol">
       <w:rPr>
+        <w:rFonts w:eastAsia="黑体"/>
         <w:b/>
         <w:bCs/>
       </w:rPr>
     </w:tblStylePr>
     <w:tblStylePr w:type="lastCol">
       <w:rPr>
+        <w:rFonts w:eastAsia="黑体"/>
         <w:b/>
         <w:bCs/>
       </w:rPr>
@@ -8150,6 +8518,7 @@
       <w:spacing w:after="0" w:line="240" w:lineRule="auto"/>
     </w:pPr>
     <w:rPr>
+      <w:rFonts w:eastAsia="黑体"/>
       <w:color w:themeColor="text1" w:val="000000"/>
     </w:rPr>
     <w:tblPr>
@@ -8169,7 +8538,7 @@
     </w:tblPr>
     <w:tblStylePr w:type="firstRow">
       <w:rPr>
-        <w:rFonts w:asciiTheme="majorHAnsi" w:cstheme="majorBidi" w:eastAsiaTheme="majorEastAsia" w:hAnsiTheme="majorHAnsi"/>
+        <w:rFonts w:asciiTheme="majorHAnsi" w:cstheme="majorBidi" w:hAnsiTheme="majorHAnsi" w:eastAsia="黑体"/>
       </w:rPr>
       <w:tblPr/>
       <w:tcPr>
@@ -8181,6 +8550,7 @@
     </w:tblStylePr>
     <w:tblStylePr w:type="lastRow">
       <w:rPr>
+        <w:rFonts w:eastAsia="黑体"/>
         <w:b/>
         <w:bCs/>
         <w:color w:themeColor="text2" w:val="1F497D"/>
@@ -8195,12 +8565,14 @@
     </w:tblStylePr>
     <w:tblStylePr w:type="firstCol">
       <w:rPr>
+        <w:rFonts w:eastAsia="黑体"/>
         <w:b/>
         <w:bCs/>
       </w:rPr>
     </w:tblStylePr>
     <w:tblStylePr w:type="lastCol">
       <w:rPr>
+        <w:rFonts w:eastAsia="黑体"/>
         <w:b/>
         <w:bCs/>
       </w:rPr>
@@ -8234,7 +8606,7 @@
       <w:spacing w:after="0" w:line="240" w:lineRule="auto"/>
     </w:pPr>
     <w:rPr>
-      <w:rFonts w:asciiTheme="majorHAnsi" w:cstheme="majorBidi" w:eastAsiaTheme="majorEastAsia" w:hAnsiTheme="majorHAnsi"/>
+      <w:rFonts w:asciiTheme="majorHAnsi" w:cstheme="majorBidi" w:hAnsiTheme="majorHAnsi" w:eastAsia="黑体"/>
       <w:color w:themeColor="text1" w:val="000000"/>
     </w:rPr>
     <w:tblPr>
@@ -8256,6 +8628,7 @@
     </w:tblPr>
     <w:tblStylePr w:type="firstRow">
       <w:rPr>
+        <w:rFonts w:eastAsia="黑体"/>
         <w:sz w:val="24"/>
         <w:szCs w:val="24"/>
       </w:rPr>
@@ -8362,7 +8735,7 @@
       <w:spacing w:after="0" w:line="240" w:lineRule="auto"/>
     </w:pPr>
     <w:rPr>
-      <w:rFonts w:asciiTheme="majorHAnsi" w:cstheme="majorBidi" w:eastAsiaTheme="majorEastAsia" w:hAnsiTheme="majorHAnsi"/>
+      <w:rFonts w:asciiTheme="majorHAnsi" w:cstheme="majorBidi" w:hAnsiTheme="majorHAnsi" w:eastAsia="黑体"/>
       <w:color w:themeColor="text1" w:val="000000"/>
     </w:rPr>
     <w:tblPr>
@@ -8384,6 +8757,7 @@
     </w:tblPr>
     <w:tblStylePr w:type="firstRow">
       <w:rPr>
+        <w:rFonts w:eastAsia="黑体"/>
         <w:sz w:val="24"/>
         <w:szCs w:val="24"/>
       </w:rPr>
@@ -8490,7 +8864,7 @@
       <w:spacing w:after="0" w:line="240" w:lineRule="auto"/>
     </w:pPr>
     <w:rPr>
-      <w:rFonts w:asciiTheme="majorHAnsi" w:cstheme="majorBidi" w:eastAsiaTheme="majorEastAsia" w:hAnsiTheme="majorHAnsi"/>
+      <w:rFonts w:asciiTheme="majorHAnsi" w:cstheme="majorBidi" w:hAnsiTheme="majorHAnsi" w:eastAsia="黑体"/>
       <w:color w:themeColor="text1" w:val="000000"/>
     </w:rPr>
     <w:tblPr>
@@ -8512,6 +8886,7 @@
     </w:tblPr>
     <w:tblStylePr w:type="firstRow">
       <w:rPr>
+        <w:rFonts w:eastAsia="黑体"/>
         <w:sz w:val="24"/>
         <w:szCs w:val="24"/>
       </w:rPr>
@@ -8618,7 +8993,7 @@
       <w:spacing w:after="0" w:line="240" w:lineRule="auto"/>
     </w:pPr>
     <w:rPr>
-      <w:rFonts w:asciiTheme="majorHAnsi" w:cstheme="majorBidi" w:eastAsiaTheme="majorEastAsia" w:hAnsiTheme="majorHAnsi"/>
+      <w:rFonts w:asciiTheme="majorHAnsi" w:cstheme="majorBidi" w:hAnsiTheme="majorHAnsi" w:eastAsia="黑体"/>
       <w:color w:themeColor="text1" w:val="000000"/>
     </w:rPr>
     <w:tblPr>
@@ -8640,6 +9015,7 @@
     </w:tblPr>
     <w:tblStylePr w:type="firstRow">
       <w:rPr>
+        <w:rFonts w:eastAsia="黑体"/>
         <w:sz w:val="24"/>
         <w:szCs w:val="24"/>
       </w:rPr>
@@ -8746,7 +9122,7 @@
       <w:spacing w:after="0" w:line="240" w:lineRule="auto"/>
     </w:pPr>
     <w:rPr>
-      <w:rFonts w:asciiTheme="majorHAnsi" w:cstheme="majorBidi" w:eastAsiaTheme="majorEastAsia" w:hAnsiTheme="majorHAnsi"/>
+      <w:rFonts w:asciiTheme="majorHAnsi" w:cstheme="majorBidi" w:hAnsiTheme="majorHAnsi" w:eastAsia="黑体"/>
       <w:color w:themeColor="text1" w:val="000000"/>
     </w:rPr>
     <w:tblPr>
@@ -8768,6 +9144,7 @@
     </w:tblPr>
     <w:tblStylePr w:type="firstRow">
       <w:rPr>
+        <w:rFonts w:eastAsia="黑体"/>
         <w:sz w:val="24"/>
         <w:szCs w:val="24"/>
       </w:rPr>
@@ -8874,7 +9251,7 @@
       <w:spacing w:after="0" w:line="240" w:lineRule="auto"/>
     </w:pPr>
     <w:rPr>
-      <w:rFonts w:asciiTheme="majorHAnsi" w:cstheme="majorBidi" w:eastAsiaTheme="majorEastAsia" w:hAnsiTheme="majorHAnsi"/>
+      <w:rFonts w:asciiTheme="majorHAnsi" w:cstheme="majorBidi" w:hAnsiTheme="majorHAnsi" w:eastAsia="黑体"/>
       <w:color w:themeColor="text1" w:val="000000"/>
     </w:rPr>
     <w:tblPr>
@@ -8896,6 +9273,7 @@
     </w:tblPr>
     <w:tblStylePr w:type="firstRow">
       <w:rPr>
+        <w:rFonts w:eastAsia="黑体"/>
         <w:sz w:val="24"/>
         <w:szCs w:val="24"/>
       </w:rPr>
@@ -9002,7 +9380,7 @@
       <w:spacing w:after="0" w:line="240" w:lineRule="auto"/>
     </w:pPr>
     <w:rPr>
-      <w:rFonts w:asciiTheme="majorHAnsi" w:cstheme="majorBidi" w:eastAsiaTheme="majorEastAsia" w:hAnsiTheme="majorHAnsi"/>
+      <w:rFonts w:asciiTheme="majorHAnsi" w:cstheme="majorBidi" w:hAnsiTheme="majorHAnsi" w:eastAsia="黑体"/>
       <w:color w:themeColor="text1" w:val="000000"/>
     </w:rPr>
     <w:tblPr>
@@ -9024,6 +9402,7 @@
     </w:tblPr>
     <w:tblStylePr w:type="firstRow">
       <w:rPr>
+        <w:rFonts w:eastAsia="黑体"/>
         <w:sz w:val="24"/>
         <w:szCs w:val="24"/>
       </w:rPr>
@@ -9153,12 +9532,14 @@
     </w:tcPr>
     <w:tblStylePr w:type="firstRow">
       <w:rPr>
+        <w:rFonts w:eastAsia="黑体"/>
         <w:b/>
         <w:bCs/>
       </w:rPr>
     </w:tblStylePr>
     <w:tblStylePr w:type="lastRow">
       <w:rPr>
+        <w:rFonts w:eastAsia="黑体"/>
         <w:b/>
         <w:bCs/>
       </w:rPr>
@@ -9171,12 +9552,14 @@
     </w:tblStylePr>
     <w:tblStylePr w:type="firstCol">
       <w:rPr>
+        <w:rFonts w:eastAsia="黑体"/>
         <w:b/>
         <w:bCs/>
       </w:rPr>
     </w:tblStylePr>
     <w:tblStylePr w:type="lastCol">
       <w:rPr>
+        <w:rFonts w:eastAsia="黑体"/>
         <w:b/>
         <w:bCs/>
       </w:rPr>
@@ -9226,12 +9609,14 @@
     </w:tcPr>
     <w:tblStylePr w:type="firstRow">
       <w:rPr>
+        <w:rFonts w:eastAsia="黑体"/>
         <w:b/>
         <w:bCs/>
       </w:rPr>
     </w:tblStylePr>
     <w:tblStylePr w:type="lastRow">
       <w:rPr>
+        <w:rFonts w:eastAsia="黑体"/>
         <w:b/>
         <w:bCs/>
       </w:rPr>
@@ -9244,12 +9629,14 @@
     </w:tblStylePr>
     <w:tblStylePr w:type="firstCol">
       <w:rPr>
+        <w:rFonts w:eastAsia="黑体"/>
         <w:b/>
         <w:bCs/>
       </w:rPr>
     </w:tblStylePr>
     <w:tblStylePr w:type="lastCol">
       <w:rPr>
+        <w:rFonts w:eastAsia="黑体"/>
         <w:b/>
         <w:bCs/>
       </w:rPr>
@@ -9299,12 +9686,14 @@
     </w:tcPr>
     <w:tblStylePr w:type="firstRow">
       <w:rPr>
+        <w:rFonts w:eastAsia="黑体"/>
         <w:b/>
         <w:bCs/>
       </w:rPr>
     </w:tblStylePr>
     <w:tblStylePr w:type="lastRow">
       <w:rPr>
+        <w:rFonts w:eastAsia="黑体"/>
         <w:b/>
         <w:bCs/>
       </w:rPr>
@@ -9317,12 +9706,14 @@
     </w:tblStylePr>
     <w:tblStylePr w:type="firstCol">
       <w:rPr>
+        <w:rFonts w:eastAsia="黑体"/>
         <w:b/>
         <w:bCs/>
       </w:rPr>
     </w:tblStylePr>
     <w:tblStylePr w:type="lastCol">
       <w:rPr>
+        <w:rFonts w:eastAsia="黑体"/>
         <w:b/>
         <w:bCs/>
       </w:rPr>
@@ -9372,12 +9763,14 @@
     </w:tcPr>
     <w:tblStylePr w:type="firstRow">
       <w:rPr>
+        <w:rFonts w:eastAsia="黑体"/>
         <w:b/>
         <w:bCs/>
       </w:rPr>
     </w:tblStylePr>
     <w:tblStylePr w:type="lastRow">
       <w:rPr>
+        <w:rFonts w:eastAsia="黑体"/>
         <w:b/>
         <w:bCs/>
       </w:rPr>
@@ -9390,12 +9783,14 @@
     </w:tblStylePr>
     <w:tblStylePr w:type="firstCol">
       <w:rPr>
+        <w:rFonts w:eastAsia="黑体"/>
         <w:b/>
         <w:bCs/>
       </w:rPr>
     </w:tblStylePr>
     <w:tblStylePr w:type="lastCol">
       <w:rPr>
+        <w:rFonts w:eastAsia="黑体"/>
         <w:b/>
         <w:bCs/>
       </w:rPr>
@@ -9445,12 +9840,14 @@
     </w:tcPr>
     <w:tblStylePr w:type="firstRow">
       <w:rPr>
+        <w:rFonts w:eastAsia="黑体"/>
         <w:b/>
         <w:bCs/>
       </w:rPr>
     </w:tblStylePr>
     <w:tblStylePr w:type="lastRow">
       <w:rPr>
+        <w:rFonts w:eastAsia="黑体"/>
         <w:b/>
         <w:bCs/>
       </w:rPr>
@@ -9463,12 +9860,14 @@
     </w:tblStylePr>
     <w:tblStylePr w:type="firstCol">
       <w:rPr>
+        <w:rFonts w:eastAsia="黑体"/>
         <w:b/>
         <w:bCs/>
       </w:rPr>
     </w:tblStylePr>
     <w:tblStylePr w:type="lastCol">
       <w:rPr>
+        <w:rFonts w:eastAsia="黑体"/>
         <w:b/>
         <w:bCs/>
       </w:rPr>
@@ -9518,12 +9917,14 @@
     </w:tcPr>
     <w:tblStylePr w:type="firstRow">
       <w:rPr>
+        <w:rFonts w:eastAsia="黑体"/>
         <w:b/>
         <w:bCs/>
       </w:rPr>
     </w:tblStylePr>
     <w:tblStylePr w:type="lastRow">
       <w:rPr>
+        <w:rFonts w:eastAsia="黑体"/>
         <w:b/>
         <w:bCs/>
       </w:rPr>
@@ -9536,12 +9937,14 @@
     </w:tblStylePr>
     <w:tblStylePr w:type="firstCol">
       <w:rPr>
+        <w:rFonts w:eastAsia="黑体"/>
         <w:b/>
         <w:bCs/>
       </w:rPr>
     </w:tblStylePr>
     <w:tblStylePr w:type="lastCol">
       <w:rPr>
+        <w:rFonts w:eastAsia="黑体"/>
         <w:b/>
         <w:bCs/>
       </w:rPr>
@@ -9591,12 +9994,14 @@
     </w:tcPr>
     <w:tblStylePr w:type="firstRow">
       <w:rPr>
+        <w:rFonts w:eastAsia="黑体"/>
         <w:b/>
         <w:bCs/>
       </w:rPr>
     </w:tblStylePr>
     <w:tblStylePr w:type="lastRow">
       <w:rPr>
+        <w:rFonts w:eastAsia="黑体"/>
         <w:b/>
         <w:bCs/>
       </w:rPr>
@@ -9609,12 +10014,14 @@
     </w:tblStylePr>
     <w:tblStylePr w:type="firstCol">
       <w:rPr>
+        <w:rFonts w:eastAsia="黑体"/>
         <w:b/>
         <w:bCs/>
       </w:rPr>
     </w:tblStylePr>
     <w:tblStylePr w:type="lastCol">
       <w:rPr>
+        <w:rFonts w:eastAsia="黑体"/>
         <w:b/>
         <w:bCs/>
       </w:rPr>
@@ -9641,7 +10048,7 @@
       <w:spacing w:after="0" w:line="240" w:lineRule="auto"/>
     </w:pPr>
     <w:rPr>
-      <w:rFonts w:asciiTheme="majorHAnsi" w:cstheme="majorBidi" w:eastAsiaTheme="majorEastAsia" w:hAnsiTheme="majorHAnsi"/>
+      <w:rFonts w:asciiTheme="majorHAnsi" w:cstheme="majorBidi" w:hAnsiTheme="majorHAnsi" w:eastAsia="黑体"/>
       <w:color w:themeColor="text1" w:val="000000"/>
     </w:rPr>
     <w:tblPr>
@@ -9668,6 +10075,7 @@
     </w:tcPr>
     <w:tblStylePr w:type="firstRow">
       <w:rPr>
+        <w:rFonts w:eastAsia="黑体"/>
         <w:b/>
         <w:bCs/>
         <w:color w:themeColor="text1" w:val="000000"/>
@@ -9679,6 +10087,7 @@
     </w:tblStylePr>
     <w:tblStylePr w:type="lastRow">
       <w:rPr>
+        <w:rFonts w:eastAsia="黑体"/>
         <w:b/>
         <w:bCs/>
         <w:color w:themeColor="text1" w:val="000000"/>
@@ -9698,6 +10107,7 @@
     </w:tblStylePr>
     <w:tblStylePr w:type="firstCol">
       <w:rPr>
+        <w:rFonts w:eastAsia="黑体"/>
         <w:b/>
         <w:bCs/>
         <w:color w:themeColor="text1" w:val="000000"/>
@@ -9717,6 +10127,7 @@
     </w:tblStylePr>
     <w:tblStylePr w:type="lastCol">
       <w:rPr>
+        <w:rFonts w:eastAsia="黑体"/>
         <w:b w:val="0"/>
         <w:bCs w:val="0"/>
         <w:color w:themeColor="text1" w:val="000000"/>
@@ -9766,7 +10177,7 @@
       <w:spacing w:after="0" w:line="240" w:lineRule="auto"/>
     </w:pPr>
     <w:rPr>
-      <w:rFonts w:asciiTheme="majorHAnsi" w:cstheme="majorBidi" w:eastAsiaTheme="majorEastAsia" w:hAnsiTheme="majorHAnsi"/>
+      <w:rFonts w:asciiTheme="majorHAnsi" w:cstheme="majorBidi" w:hAnsiTheme="majorHAnsi" w:eastAsia="黑体"/>
       <w:color w:themeColor="text1" w:val="000000"/>
     </w:rPr>
     <w:tblPr>
@@ -9793,6 +10204,7 @@
     </w:tcPr>
     <w:tblStylePr w:type="firstRow">
       <w:rPr>
+        <w:rFonts w:eastAsia="黑体"/>
         <w:b/>
         <w:bCs/>
         <w:color w:themeColor="text1" w:val="000000"/>
@@ -9804,6 +10216,7 @@
     </w:tblStylePr>
     <w:tblStylePr w:type="lastRow">
       <w:rPr>
+        <w:rFonts w:eastAsia="黑体"/>
         <w:b/>
         <w:bCs/>
         <w:color w:themeColor="text1" w:val="000000"/>
@@ -9823,6 +10236,7 @@
     </w:tblStylePr>
     <w:tblStylePr w:type="firstCol">
       <w:rPr>
+        <w:rFonts w:eastAsia="黑体"/>
         <w:b/>
         <w:bCs/>
         <w:color w:themeColor="text1" w:val="000000"/>
@@ -9842,6 +10256,7 @@
     </w:tblStylePr>
     <w:tblStylePr w:type="lastCol">
       <w:rPr>
+        <w:rFonts w:eastAsia="黑体"/>
         <w:b w:val="0"/>
         <w:bCs w:val="0"/>
         <w:color w:themeColor="text1" w:val="000000"/>
@@ -9891,7 +10306,7 @@
       <w:spacing w:after="0" w:line="240" w:lineRule="auto"/>
     </w:pPr>
     <w:rPr>
-      <w:rFonts w:asciiTheme="majorHAnsi" w:cstheme="majorBidi" w:eastAsiaTheme="majorEastAsia" w:hAnsiTheme="majorHAnsi"/>
+      <w:rFonts w:asciiTheme="majorHAnsi" w:cstheme="majorBidi" w:hAnsiTheme="majorHAnsi" w:eastAsia="黑体"/>
       <w:color w:themeColor="text1" w:val="000000"/>
     </w:rPr>
     <w:tblPr>
@@ -9918,6 +10333,7 @@
     </w:tcPr>
     <w:tblStylePr w:type="firstRow">
       <w:rPr>
+        <w:rFonts w:eastAsia="黑体"/>
         <w:b/>
         <w:bCs/>
         <w:color w:themeColor="text1" w:val="000000"/>
@@ -9929,6 +10345,7 @@
     </w:tblStylePr>
     <w:tblStylePr w:type="lastRow">
       <w:rPr>
+        <w:rFonts w:eastAsia="黑体"/>
         <w:b/>
         <w:bCs/>
         <w:color w:themeColor="text1" w:val="000000"/>
@@ -9948,6 +10365,7 @@
     </w:tblStylePr>
     <w:tblStylePr w:type="firstCol">
       <w:rPr>
+        <w:rFonts w:eastAsia="黑体"/>
         <w:b/>
         <w:bCs/>
         <w:color w:themeColor="text1" w:val="000000"/>
@@ -9967,6 +10385,7 @@
     </w:tblStylePr>
     <w:tblStylePr w:type="lastCol">
       <w:rPr>
+        <w:rFonts w:eastAsia="黑体"/>
         <w:b w:val="0"/>
         <w:bCs w:val="0"/>
         <w:color w:themeColor="text1" w:val="000000"/>
@@ -10016,7 +10435,7 @@
       <w:spacing w:after="0" w:line="240" w:lineRule="auto"/>
     </w:pPr>
     <w:rPr>
-      <w:rFonts w:asciiTheme="majorHAnsi" w:cstheme="majorBidi" w:eastAsiaTheme="majorEastAsia" w:hAnsiTheme="majorHAnsi"/>
+      <w:rFonts w:asciiTheme="majorHAnsi" w:cstheme="majorBidi" w:hAnsiTheme="majorHAnsi" w:eastAsia="黑体"/>
       <w:color w:themeColor="text1" w:val="000000"/>
     </w:rPr>
     <w:tblPr>
@@ -10043,6 +10462,7 @@
     </w:tcPr>
     <w:tblStylePr w:type="firstRow">
       <w:rPr>
+        <w:rFonts w:eastAsia="黑体"/>
         <w:b/>
         <w:bCs/>
         <w:color w:themeColor="text1" w:val="000000"/>
@@ -10054,6 +10474,7 @@
     </w:tblStylePr>
     <w:tblStylePr w:type="lastRow">
       <w:rPr>
+        <w:rFonts w:eastAsia="黑体"/>
         <w:b/>
         <w:bCs/>
         <w:color w:themeColor="text1" w:val="000000"/>
@@ -10073,6 +10494,7 @@
     </w:tblStylePr>
     <w:tblStylePr w:type="firstCol">
       <w:rPr>
+        <w:rFonts w:eastAsia="黑体"/>
         <w:b/>
         <w:bCs/>
         <w:color w:themeColor="text1" w:val="000000"/>
@@ -10092,6 +10514,7 @@
     </w:tblStylePr>
     <w:tblStylePr w:type="lastCol">
       <w:rPr>
+        <w:rFonts w:eastAsia="黑体"/>
         <w:b w:val="0"/>
         <w:bCs w:val="0"/>
         <w:color w:themeColor="text1" w:val="000000"/>
@@ -10141,7 +10564,7 @@
       <w:spacing w:after="0" w:line="240" w:lineRule="auto"/>
     </w:pPr>
     <w:rPr>
-      <w:rFonts w:asciiTheme="majorHAnsi" w:cstheme="majorBidi" w:eastAsiaTheme="majorEastAsia" w:hAnsiTheme="majorHAnsi"/>
+      <w:rFonts w:asciiTheme="majorHAnsi" w:cstheme="majorBidi" w:hAnsiTheme="majorHAnsi" w:eastAsia="黑体"/>
       <w:color w:themeColor="text1" w:val="000000"/>
     </w:rPr>
     <w:tblPr>
@@ -10168,6 +10591,7 @@
     </w:tcPr>
     <w:tblStylePr w:type="firstRow">
       <w:rPr>
+        <w:rFonts w:eastAsia="黑体"/>
         <w:b/>
         <w:bCs/>
         <w:color w:themeColor="text1" w:val="000000"/>
@@ -10179,6 +10603,7 @@
     </w:tblStylePr>
     <w:tblStylePr w:type="lastRow">
       <w:rPr>
+        <w:rFonts w:eastAsia="黑体"/>
         <w:b/>
         <w:bCs/>
         <w:color w:themeColor="text1" w:val="000000"/>
@@ -10198,6 +10623,7 @@
     </w:tblStylePr>
     <w:tblStylePr w:type="firstCol">
       <w:rPr>
+        <w:rFonts w:eastAsia="黑体"/>
         <w:b/>
         <w:bCs/>
         <w:color w:themeColor="text1" w:val="000000"/>
@@ -10217,6 +10643,7 @@
     </w:tblStylePr>
     <w:tblStylePr w:type="lastCol">
       <w:rPr>
+        <w:rFonts w:eastAsia="黑体"/>
         <w:b w:val="0"/>
         <w:bCs w:val="0"/>
         <w:color w:themeColor="text1" w:val="000000"/>
@@ -10266,7 +10693,7 @@
       <w:spacing w:after="0" w:line="240" w:lineRule="auto"/>
     </w:pPr>
     <w:rPr>
-      <w:rFonts w:asciiTheme="majorHAnsi" w:cstheme="majorBidi" w:eastAsiaTheme="majorEastAsia" w:hAnsiTheme="majorHAnsi"/>
+      <w:rFonts w:asciiTheme="majorHAnsi" w:cstheme="majorBidi" w:hAnsiTheme="majorHAnsi" w:eastAsia="黑体"/>
       <w:color w:themeColor="text1" w:val="000000"/>
     </w:rPr>
     <w:tblPr>
@@ -10293,6 +10720,7 @@
     </w:tcPr>
     <w:tblStylePr w:type="firstRow">
       <w:rPr>
+        <w:rFonts w:eastAsia="黑体"/>
         <w:b/>
         <w:bCs/>
         <w:color w:themeColor="text1" w:val="000000"/>
@@ -10304,6 +10732,7 @@
     </w:tblStylePr>
     <w:tblStylePr w:type="lastRow">
       <w:rPr>
+        <w:rFonts w:eastAsia="黑体"/>
         <w:b/>
         <w:bCs/>
         <w:color w:themeColor="text1" w:val="000000"/>
@@ -10323,6 +10752,7 @@
     </w:tblStylePr>
     <w:tblStylePr w:type="firstCol">
       <w:rPr>
+        <w:rFonts w:eastAsia="黑体"/>
         <w:b/>
         <w:bCs/>
         <w:color w:themeColor="text1" w:val="000000"/>
@@ -10342,6 +10772,7 @@
     </w:tblStylePr>
     <w:tblStylePr w:type="lastCol">
       <w:rPr>
+        <w:rFonts w:eastAsia="黑体"/>
         <w:b w:val="0"/>
         <w:bCs w:val="0"/>
         <w:color w:themeColor="text1" w:val="000000"/>
@@ -10391,7 +10822,7 @@
       <w:spacing w:after="0" w:line="240" w:lineRule="auto"/>
     </w:pPr>
     <w:rPr>
-      <w:rFonts w:asciiTheme="majorHAnsi" w:cstheme="majorBidi" w:eastAsiaTheme="majorEastAsia" w:hAnsiTheme="majorHAnsi"/>
+      <w:rFonts w:asciiTheme="majorHAnsi" w:cstheme="majorBidi" w:hAnsiTheme="majorHAnsi" w:eastAsia="黑体"/>
       <w:color w:themeColor="text1" w:val="000000"/>
     </w:rPr>
     <w:tblPr>
@@ -10418,6 +10849,7 @@
     </w:tcPr>
     <w:tblStylePr w:type="firstRow">
       <w:rPr>
+        <w:rFonts w:eastAsia="黑体"/>
         <w:b/>
         <w:bCs/>
         <w:color w:themeColor="text1" w:val="000000"/>
@@ -10429,6 +10861,7 @@
     </w:tblStylePr>
     <w:tblStylePr w:type="lastRow">
       <w:rPr>
+        <w:rFonts w:eastAsia="黑体"/>
         <w:b/>
         <w:bCs/>
         <w:color w:themeColor="text1" w:val="000000"/>
@@ -10448,6 +10881,7 @@
     </w:tblStylePr>
     <w:tblStylePr w:type="firstCol">
       <w:rPr>
+        <w:rFonts w:eastAsia="黑体"/>
         <w:b/>
         <w:bCs/>
         <w:color w:themeColor="text1" w:val="000000"/>
@@ -10467,6 +10901,7 @@
     </w:tblStylePr>
     <w:tblStylePr w:type="lastCol">
       <w:rPr>
+        <w:rFonts w:eastAsia="黑体"/>
         <w:b w:val="0"/>
         <w:bCs w:val="0"/>
         <w:color w:themeColor="text1" w:val="000000"/>
@@ -10539,6 +10974,7 @@
     </w:tcPr>
     <w:tblStylePr w:type="firstRow">
       <w:rPr>
+        <w:rFonts w:eastAsia="黑体"/>
         <w:b/>
         <w:bCs/>
         <w:i w:val="0"/>
@@ -10560,6 +10996,7 @@
     </w:tblStylePr>
     <w:tblStylePr w:type="lastRow">
       <w:rPr>
+        <w:rFonts w:eastAsia="黑体"/>
         <w:b/>
         <w:bCs/>
         <w:i w:val="0"/>
@@ -10581,6 +11018,7 @@
     </w:tblStylePr>
     <w:tblStylePr w:type="firstCol">
       <w:rPr>
+        <w:rFonts w:eastAsia="黑体"/>
         <w:b/>
         <w:bCs/>
         <w:i w:val="0"/>
@@ -10600,6 +11038,7 @@
     </w:tblStylePr>
     <w:tblStylePr w:type="lastCol">
       <w:rPr>
+        <w:rFonts w:eastAsia="黑体"/>
         <w:b/>
         <w:bCs/>
         <w:i w:val="0"/>
@@ -10680,6 +11119,7 @@
     </w:tcPr>
     <w:tblStylePr w:type="firstRow">
       <w:rPr>
+        <w:rFonts w:eastAsia="黑体"/>
         <w:b/>
         <w:bCs/>
         <w:i w:val="0"/>
@@ -10701,6 +11141,7 @@
     </w:tblStylePr>
     <w:tblStylePr w:type="lastRow">
       <w:rPr>
+        <w:rFonts w:eastAsia="黑体"/>
         <w:b/>
         <w:bCs/>
         <w:i w:val="0"/>
@@ -10722,6 +11163,7 @@
     </w:tblStylePr>
     <w:tblStylePr w:type="firstCol">
       <w:rPr>
+        <w:rFonts w:eastAsia="黑体"/>
         <w:b/>
         <w:bCs/>
         <w:i w:val="0"/>
@@ -10741,6 +11183,7 @@
     </w:tblStylePr>
     <w:tblStylePr w:type="lastCol">
       <w:rPr>
+        <w:rFonts w:eastAsia="黑体"/>
         <w:b/>
         <w:bCs/>
         <w:i w:val="0"/>
@@ -10821,6 +11264,7 @@
     </w:tcPr>
     <w:tblStylePr w:type="firstRow">
       <w:rPr>
+        <w:rFonts w:eastAsia="黑体"/>
         <w:b/>
         <w:bCs/>
         <w:i w:val="0"/>
@@ -10842,6 +11286,7 @@
     </w:tblStylePr>
     <w:tblStylePr w:type="lastRow">
       <w:rPr>
+        <w:rFonts w:eastAsia="黑体"/>
         <w:b/>
         <w:bCs/>
         <w:i w:val="0"/>
@@ -10863,6 +11308,7 @@
     </w:tblStylePr>
     <w:tblStylePr w:type="firstCol">
       <w:rPr>
+        <w:rFonts w:eastAsia="黑体"/>
         <w:b/>
         <w:bCs/>
         <w:i w:val="0"/>
@@ -10882,6 +11328,7 @@
     </w:tblStylePr>
     <w:tblStylePr w:type="lastCol">
       <w:rPr>
+        <w:rFonts w:eastAsia="黑体"/>
         <w:b/>
         <w:bCs/>
         <w:i w:val="0"/>
@@ -10962,6 +11409,7 @@
     </w:tcPr>
     <w:tblStylePr w:type="firstRow">
       <w:rPr>
+        <w:rFonts w:eastAsia="黑体"/>
         <w:b/>
         <w:bCs/>
         <w:i w:val="0"/>
@@ -10983,6 +11431,7 @@
     </w:tblStylePr>
     <w:tblStylePr w:type="lastRow">
       <w:rPr>
+        <w:rFonts w:eastAsia="黑体"/>
         <w:b/>
         <w:bCs/>
         <w:i w:val="0"/>
@@ -11004,6 +11453,7 @@
     </w:tblStylePr>
     <w:tblStylePr w:type="firstCol">
       <w:rPr>
+        <w:rFonts w:eastAsia="黑体"/>
         <w:b/>
         <w:bCs/>
         <w:i w:val="0"/>
@@ -11023,6 +11473,7 @@
     </w:tblStylePr>
     <w:tblStylePr w:type="lastCol">
       <w:rPr>
+        <w:rFonts w:eastAsia="黑体"/>
         <w:b/>
         <w:bCs/>
         <w:i w:val="0"/>
@@ -11103,6 +11554,7 @@
     </w:tcPr>
     <w:tblStylePr w:type="firstRow">
       <w:rPr>
+        <w:rFonts w:eastAsia="黑体"/>
         <w:b/>
         <w:bCs/>
         <w:i w:val="0"/>
@@ -11124,6 +11576,7 @@
     </w:tblStylePr>
     <w:tblStylePr w:type="lastRow">
       <w:rPr>
+        <w:rFonts w:eastAsia="黑体"/>
         <w:b/>
         <w:bCs/>
         <w:i w:val="0"/>
@@ -11145,6 +11598,7 @@
     </w:tblStylePr>
     <w:tblStylePr w:type="firstCol">
       <w:rPr>
+        <w:rFonts w:eastAsia="黑体"/>
         <w:b/>
         <w:bCs/>
         <w:i w:val="0"/>
@@ -11164,6 +11618,7 @@
     </w:tblStylePr>
     <w:tblStylePr w:type="lastCol">
       <w:rPr>
+        <w:rFonts w:eastAsia="黑体"/>
         <w:b/>
         <w:bCs/>
         <w:i w:val="0"/>
@@ -11244,6 +11699,7 @@
     </w:tcPr>
     <w:tblStylePr w:type="firstRow">
       <w:rPr>
+        <w:rFonts w:eastAsia="黑体"/>
         <w:b/>
         <w:bCs/>
         <w:i w:val="0"/>
@@ -11265,6 +11721,7 @@
     </w:tblStylePr>
     <w:tblStylePr w:type="lastRow">
       <w:rPr>
+        <w:rFonts w:eastAsia="黑体"/>
         <w:b/>
         <w:bCs/>
         <w:i w:val="0"/>
@@ -11286,6 +11743,7 @@
     </w:tblStylePr>
     <w:tblStylePr w:type="firstCol">
       <w:rPr>
+        <w:rFonts w:eastAsia="黑体"/>
         <w:b/>
         <w:bCs/>
         <w:i w:val="0"/>
@@ -11305,6 +11763,7 @@
     </w:tblStylePr>
     <w:tblStylePr w:type="lastCol">
       <w:rPr>
+        <w:rFonts w:eastAsia="黑体"/>
         <w:b/>
         <w:bCs/>
         <w:i w:val="0"/>
@@ -11385,6 +11844,7 @@
     </w:tcPr>
     <w:tblStylePr w:type="firstRow">
       <w:rPr>
+        <w:rFonts w:eastAsia="黑体"/>
         <w:b/>
         <w:bCs/>
         <w:i w:val="0"/>
@@ -11406,6 +11866,7 @@
     </w:tblStylePr>
     <w:tblStylePr w:type="lastRow">
       <w:rPr>
+        <w:rFonts w:eastAsia="黑体"/>
         <w:b/>
         <w:bCs/>
         <w:i w:val="0"/>
@@ -11427,6 +11888,7 @@
     </w:tblStylePr>
     <w:tblStylePr w:type="firstCol">
       <w:rPr>
+        <w:rFonts w:eastAsia="黑体"/>
         <w:b/>
         <w:bCs/>
         <w:i w:val="0"/>
@@ -11446,6 +11908,7 @@
     </w:tblStylePr>
     <w:tblStylePr w:type="lastCol">
       <w:rPr>
+        <w:rFonts w:eastAsia="黑体"/>
         <w:b/>
         <w:bCs/>
         <w:i w:val="0"/>
@@ -11503,6 +11966,7 @@
       <w:spacing w:after="0" w:line="240" w:lineRule="auto"/>
     </w:pPr>
     <w:rPr>
+      <w:rFonts w:eastAsia="黑体"/>
       <w:color w:themeColor="background1" w:val="FFFFFF"/>
     </w:rPr>
     <w:tblPr>
@@ -11521,6 +11985,7 @@
     </w:tcPr>
     <w:tblStylePr w:type="firstRow">
       <w:rPr>
+        <w:rFonts w:eastAsia="黑体"/>
         <w:b/>
         <w:bCs/>
       </w:rPr>
@@ -11617,6 +12082,7 @@
       <w:spacing w:after="0" w:line="240" w:lineRule="auto"/>
     </w:pPr>
     <w:rPr>
+      <w:rFonts w:eastAsia="黑体"/>
       <w:color w:themeColor="background1" w:val="FFFFFF"/>
     </w:rPr>
     <w:tblPr>
@@ -11635,6 +12101,7 @@
     </w:tcPr>
     <w:tblStylePr w:type="firstRow">
       <w:rPr>
+        <w:rFonts w:eastAsia="黑体"/>
         <w:b/>
         <w:bCs/>
       </w:rPr>
@@ -11731,6 +12198,7 @@
       <w:spacing w:after="0" w:line="240" w:lineRule="auto"/>
     </w:pPr>
     <w:rPr>
+      <w:rFonts w:eastAsia="黑体"/>
       <w:color w:themeColor="background1" w:val="FFFFFF"/>
     </w:rPr>
     <w:tblPr>
@@ -11749,6 +12217,7 @@
     </w:tcPr>
     <w:tblStylePr w:type="firstRow">
       <w:rPr>
+        <w:rFonts w:eastAsia="黑体"/>
         <w:b/>
         <w:bCs/>
       </w:rPr>
@@ -11845,6 +12314,7 @@
       <w:spacing w:after="0" w:line="240" w:lineRule="auto"/>
     </w:pPr>
     <w:rPr>
+      <w:rFonts w:eastAsia="黑体"/>
       <w:color w:themeColor="background1" w:val="FFFFFF"/>
     </w:rPr>
     <w:tblPr>
@@ -11863,6 +12333,7 @@
     </w:tcPr>
     <w:tblStylePr w:type="firstRow">
       <w:rPr>
+        <w:rFonts w:eastAsia="黑体"/>
         <w:b/>
         <w:bCs/>
       </w:rPr>
@@ -11959,6 +12430,7 @@
       <w:spacing w:after="0" w:line="240" w:lineRule="auto"/>
     </w:pPr>
     <w:rPr>
+      <w:rFonts w:eastAsia="黑体"/>
       <w:color w:themeColor="background1" w:val="FFFFFF"/>
     </w:rPr>
     <w:tblPr>
@@ -11977,6 +12449,7 @@
     </w:tcPr>
     <w:tblStylePr w:type="firstRow">
       <w:rPr>
+        <w:rFonts w:eastAsia="黑体"/>
         <w:b/>
         <w:bCs/>
       </w:rPr>
@@ -12073,6 +12546,7 @@
       <w:spacing w:after="0" w:line="240" w:lineRule="auto"/>
     </w:pPr>
     <w:rPr>
+      <w:rFonts w:eastAsia="黑体"/>
       <w:color w:themeColor="background1" w:val="FFFFFF"/>
     </w:rPr>
     <w:tblPr>
@@ -12091,6 +12565,7 @@
     </w:tcPr>
     <w:tblStylePr w:type="firstRow">
       <w:rPr>
+        <w:rFonts w:eastAsia="黑体"/>
         <w:b/>
         <w:bCs/>
       </w:rPr>
@@ -12187,6 +12662,7 @@
       <w:spacing w:after="0" w:line="240" w:lineRule="auto"/>
     </w:pPr>
     <w:rPr>
+      <w:rFonts w:eastAsia="黑体"/>
       <w:color w:themeColor="background1" w:val="FFFFFF"/>
     </w:rPr>
     <w:tblPr>
@@ -12205,6 +12681,7 @@
     </w:tcPr>
     <w:tblStylePr w:type="firstRow">
       <w:rPr>
+        <w:rFonts w:eastAsia="黑体"/>
         <w:b/>
         <w:bCs/>
       </w:rPr>
@@ -12301,6 +12778,7 @@
       <w:spacing w:after="0" w:line="240" w:lineRule="auto"/>
     </w:pPr>
     <w:rPr>
+      <w:rFonts w:eastAsia="黑体"/>
       <w:color w:themeColor="text1" w:val="000000"/>
     </w:rPr>
     <w:tblPr>
@@ -12327,6 +12805,7 @@
     </w:tcPr>
     <w:tblStylePr w:type="firstRow">
       <w:rPr>
+        <w:rFonts w:eastAsia="黑体"/>
         <w:b/>
         <w:bCs/>
       </w:rPr>
@@ -12345,6 +12824,7 @@
     </w:tblStylePr>
     <w:tblStylePr w:type="lastRow">
       <w:rPr>
+        <w:rFonts w:eastAsia="黑体"/>
         <w:b/>
         <w:bCs/>
         <w:color w:themeColor="background1" w:val="FFFFFF"/>
@@ -12359,6 +12839,7 @@
     </w:tblStylePr>
     <w:tblStylePr w:type="firstCol">
       <w:rPr>
+        <w:rFonts w:eastAsia="黑体"/>
         <w:color w:themeColor="background1" w:val="FFFFFF"/>
       </w:rPr>
       <w:tblPr/>
@@ -12376,6 +12857,7 @@
     </w:tblStylePr>
     <w:tblStylePr w:type="lastCol">
       <w:rPr>
+        <w:rFonts w:eastAsia="黑体"/>
         <w:color w:themeColor="background1" w:val="FFFFFF"/>
       </w:rPr>
       <w:tblPr/>
@@ -12405,11 +12887,13 @@
     </w:tblStylePr>
     <w:tblStylePr w:type="neCell">
       <w:rPr>
+        <w:rFonts w:eastAsia="黑体"/>
         <w:color w:themeColor="text1" w:val="000000"/>
       </w:rPr>
     </w:tblStylePr>
     <w:tblStylePr w:type="nwCell">
       <w:rPr>
+        <w:rFonts w:eastAsia="黑体"/>
         <w:color w:themeColor="text1" w:val="000000"/>
       </w:rPr>
     </w:tblStylePr>
@@ -12423,6 +12907,7 @@
       <w:spacing w:after="0" w:line="240" w:lineRule="auto"/>
     </w:pPr>
     <w:rPr>
+      <w:rFonts w:eastAsia="黑体"/>
       <w:color w:themeColor="text1" w:val="000000"/>
     </w:rPr>
     <w:tblPr>
@@ -12449,6 +12934,7 @@
     </w:tcPr>
     <w:tblStylePr w:type="firstRow">
       <w:rPr>
+        <w:rFonts w:eastAsia="黑体"/>
         <w:b/>
         <w:bCs/>
       </w:rPr>
@@ -12467,6 +12953,7 @@
     </w:tblStylePr>
     <w:tblStylePr w:type="lastRow">
       <w:rPr>
+        <w:rFonts w:eastAsia="黑体"/>
         <w:b/>
         <w:bCs/>
         <w:color w:themeColor="background1" w:val="FFFFFF"/>
@@ -12481,6 +12968,7 @@
     </w:tblStylePr>
     <w:tblStylePr w:type="firstCol">
       <w:rPr>
+        <w:rFonts w:eastAsia="黑体"/>
         <w:color w:themeColor="background1" w:val="FFFFFF"/>
       </w:rPr>
       <w:tblPr/>
@@ -12498,6 +12986,7 @@
     </w:tblStylePr>
     <w:tblStylePr w:type="lastCol">
       <w:rPr>
+        <w:rFonts w:eastAsia="黑体"/>
         <w:color w:themeColor="background1" w:val="FFFFFF"/>
       </w:rPr>
       <w:tblPr/>
@@ -12527,11 +13016,13 @@
     </w:tblStylePr>
     <w:tblStylePr w:type="neCell">
       <w:rPr>
+        <w:rFonts w:eastAsia="黑体"/>
         <w:color w:themeColor="text1" w:val="000000"/>
       </w:rPr>
     </w:tblStylePr>
     <w:tblStylePr w:type="nwCell">
       <w:rPr>
+        <w:rFonts w:eastAsia="黑体"/>
         <w:color w:themeColor="text1" w:val="000000"/>
       </w:rPr>
     </w:tblStylePr>
@@ -12545,6 +13036,7 @@
       <w:spacing w:after="0" w:line="240" w:lineRule="auto"/>
     </w:pPr>
     <w:rPr>
+      <w:rFonts w:eastAsia="黑体"/>
       <w:color w:themeColor="text1" w:val="000000"/>
     </w:rPr>
     <w:tblPr>
@@ -12571,6 +13063,7 @@
     </w:tcPr>
     <w:tblStylePr w:type="firstRow">
       <w:rPr>
+        <w:rFonts w:eastAsia="黑体"/>
         <w:b/>
         <w:bCs/>
       </w:rPr>
@@ -12589,6 +13082,7 @@
     </w:tblStylePr>
     <w:tblStylePr w:type="lastRow">
       <w:rPr>
+        <w:rFonts w:eastAsia="黑体"/>
         <w:b/>
         <w:bCs/>
         <w:color w:themeColor="background1" w:val="FFFFFF"/>
@@ -12603,6 +13097,7 @@
     </w:tblStylePr>
     <w:tblStylePr w:type="firstCol">
       <w:rPr>
+        <w:rFonts w:eastAsia="黑体"/>
         <w:color w:themeColor="background1" w:val="FFFFFF"/>
       </w:rPr>
       <w:tblPr/>
@@ -12620,6 +13115,7 @@
     </w:tblStylePr>
     <w:tblStylePr w:type="lastCol">
       <w:rPr>
+        <w:rFonts w:eastAsia="黑体"/>
         <w:color w:themeColor="background1" w:val="FFFFFF"/>
       </w:rPr>
       <w:tblPr/>
@@ -12649,11 +13145,13 @@
     </w:tblStylePr>
     <w:tblStylePr w:type="neCell">
       <w:rPr>
+        <w:rFonts w:eastAsia="黑体"/>
         <w:color w:themeColor="text1" w:val="000000"/>
       </w:rPr>
     </w:tblStylePr>
     <w:tblStylePr w:type="nwCell">
       <w:rPr>
+        <w:rFonts w:eastAsia="黑体"/>
         <w:color w:themeColor="text1" w:val="000000"/>
       </w:rPr>
     </w:tblStylePr>
@@ -12667,6 +13165,7 @@
       <w:spacing w:after="0" w:line="240" w:lineRule="auto"/>
     </w:pPr>
     <w:rPr>
+      <w:rFonts w:eastAsia="黑体"/>
       <w:color w:themeColor="text1" w:val="000000"/>
     </w:rPr>
     <w:tblPr>
@@ -12693,6 +13192,7 @@
     </w:tcPr>
     <w:tblStylePr w:type="firstRow">
       <w:rPr>
+        <w:rFonts w:eastAsia="黑体"/>
         <w:b/>
         <w:bCs/>
       </w:rPr>
@@ -12711,6 +13211,7 @@
     </w:tblStylePr>
     <w:tblStylePr w:type="lastRow">
       <w:rPr>
+        <w:rFonts w:eastAsia="黑体"/>
         <w:b/>
         <w:bCs/>
         <w:color w:themeColor="background1" w:val="FFFFFF"/>
@@ -12725,6 +13226,7 @@
     </w:tblStylePr>
     <w:tblStylePr w:type="firstCol">
       <w:rPr>
+        <w:rFonts w:eastAsia="黑体"/>
         <w:color w:themeColor="background1" w:val="FFFFFF"/>
       </w:rPr>
       <w:tblPr/>
@@ -12742,6 +13244,7 @@
     </w:tblStylePr>
     <w:tblStylePr w:type="lastCol">
       <w:rPr>
+        <w:rFonts w:eastAsia="黑体"/>
         <w:color w:themeColor="background1" w:val="FFFFFF"/>
       </w:rPr>
       <w:tblPr/>
@@ -12779,6 +13282,7 @@
       <w:spacing w:after="0" w:line="240" w:lineRule="auto"/>
     </w:pPr>
     <w:rPr>
+      <w:rFonts w:eastAsia="黑体"/>
       <w:color w:themeColor="text1" w:val="000000"/>
     </w:rPr>
     <w:tblPr>
@@ -12805,6 +13309,7 @@
     </w:tcPr>
     <w:tblStylePr w:type="firstRow">
       <w:rPr>
+        <w:rFonts w:eastAsia="黑体"/>
         <w:b/>
         <w:bCs/>
       </w:rPr>
@@ -12823,6 +13328,7 @@
     </w:tblStylePr>
     <w:tblStylePr w:type="lastRow">
       <w:rPr>
+        <w:rFonts w:eastAsia="黑体"/>
         <w:b/>
         <w:bCs/>
         <w:color w:themeColor="background1" w:val="FFFFFF"/>
@@ -12837,6 +13343,7 @@
     </w:tblStylePr>
     <w:tblStylePr w:type="firstCol">
       <w:rPr>
+        <w:rFonts w:eastAsia="黑体"/>
         <w:color w:themeColor="background1" w:val="FFFFFF"/>
       </w:rPr>
       <w:tblPr/>
@@ -12854,6 +13361,7 @@
     </w:tblStylePr>
     <w:tblStylePr w:type="lastCol">
       <w:rPr>
+        <w:rFonts w:eastAsia="黑体"/>
         <w:color w:themeColor="background1" w:val="FFFFFF"/>
       </w:rPr>
       <w:tblPr/>
@@ -12883,11 +13391,13 @@
     </w:tblStylePr>
     <w:tblStylePr w:type="neCell">
       <w:rPr>
+        <w:rFonts w:eastAsia="黑体"/>
         <w:color w:themeColor="text1" w:val="000000"/>
       </w:rPr>
     </w:tblStylePr>
     <w:tblStylePr w:type="nwCell">
       <w:rPr>
+        <w:rFonts w:eastAsia="黑体"/>
         <w:color w:themeColor="text1" w:val="000000"/>
       </w:rPr>
     </w:tblStylePr>
@@ -12901,6 +13411,7 @@
       <w:spacing w:after="0" w:line="240" w:lineRule="auto"/>
     </w:pPr>
     <w:rPr>
+      <w:rFonts w:eastAsia="黑体"/>
       <w:color w:themeColor="text1" w:val="000000"/>
     </w:rPr>
     <w:tblPr>
@@ -12927,6 +13438,7 @@
     </w:tcPr>
     <w:tblStylePr w:type="firstRow">
       <w:rPr>
+        <w:rFonts w:eastAsia="黑体"/>
         <w:b/>
         <w:bCs/>
       </w:rPr>
@@ -12945,6 +13457,7 @@
     </w:tblStylePr>
     <w:tblStylePr w:type="lastRow">
       <w:rPr>
+        <w:rFonts w:eastAsia="黑体"/>
         <w:b/>
         <w:bCs/>
         <w:color w:themeColor="background1" w:val="FFFFFF"/>
@@ -12959,6 +13472,7 @@
     </w:tblStylePr>
     <w:tblStylePr w:type="firstCol">
       <w:rPr>
+        <w:rFonts w:eastAsia="黑体"/>
         <w:color w:themeColor="background1" w:val="FFFFFF"/>
       </w:rPr>
       <w:tblPr/>
@@ -12976,6 +13490,7 @@
     </w:tblStylePr>
     <w:tblStylePr w:type="lastCol">
       <w:rPr>
+        <w:rFonts w:eastAsia="黑体"/>
         <w:color w:themeColor="background1" w:val="FFFFFF"/>
       </w:rPr>
       <w:tblPr/>
@@ -13005,11 +13520,13 @@
     </w:tblStylePr>
     <w:tblStylePr w:type="neCell">
       <w:rPr>
+        <w:rFonts w:eastAsia="黑体"/>
         <w:color w:themeColor="text1" w:val="000000"/>
       </w:rPr>
     </w:tblStylePr>
     <w:tblStylePr w:type="nwCell">
       <w:rPr>
+        <w:rFonts w:eastAsia="黑体"/>
         <w:color w:themeColor="text1" w:val="000000"/>
       </w:rPr>
     </w:tblStylePr>
@@ -13023,6 +13540,7 @@
       <w:spacing w:after="0" w:line="240" w:lineRule="auto"/>
     </w:pPr>
     <w:rPr>
+      <w:rFonts w:eastAsia="黑体"/>
       <w:color w:themeColor="text1" w:val="000000"/>
     </w:rPr>
     <w:tblPr>
@@ -13049,6 +13567,7 @@
     </w:tcPr>
     <w:tblStylePr w:type="firstRow">
       <w:rPr>
+        <w:rFonts w:eastAsia="黑体"/>
         <w:b/>
         <w:bCs/>
       </w:rPr>
@@ -13067,6 +13586,7 @@
     </w:tblStylePr>
     <w:tblStylePr w:type="lastRow">
       <w:rPr>
+        <w:rFonts w:eastAsia="黑体"/>
         <w:b/>
         <w:bCs/>
         <w:color w:themeColor="background1" w:val="FFFFFF"/>
@@ -13081,6 +13601,7 @@
     </w:tblStylePr>
     <w:tblStylePr w:type="firstCol">
       <w:rPr>
+        <w:rFonts w:eastAsia="黑体"/>
         <w:color w:themeColor="background1" w:val="FFFFFF"/>
       </w:rPr>
       <w:tblPr/>
@@ -13098,6 +13619,7 @@
     </w:tblStylePr>
     <w:tblStylePr w:type="lastCol">
       <w:rPr>
+        <w:rFonts w:eastAsia="黑体"/>
         <w:color w:themeColor="background1" w:val="FFFFFF"/>
       </w:rPr>
       <w:tblPr/>
@@ -13127,11 +13649,13 @@
     </w:tblStylePr>
     <w:tblStylePr w:type="neCell">
       <w:rPr>
+        <w:rFonts w:eastAsia="黑体"/>
         <w:color w:themeColor="text1" w:val="000000"/>
       </w:rPr>
     </w:tblStylePr>
     <w:tblStylePr w:type="nwCell">
       <w:rPr>
+        <w:rFonts w:eastAsia="黑体"/>
         <w:color w:themeColor="text1" w:val="000000"/>
       </w:rPr>
     </w:tblStylePr>
@@ -13145,6 +13669,7 @@
       <w:spacing w:after="0" w:line="240" w:lineRule="auto"/>
     </w:pPr>
     <w:rPr>
+      <w:rFonts w:eastAsia="黑体"/>
       <w:color w:themeColor="text1" w:val="000000"/>
     </w:rPr>
     <w:tblPr>
@@ -13163,6 +13688,7 @@
     </w:tcPr>
     <w:tblStylePr w:type="firstRow">
       <w:rPr>
+        <w:rFonts w:eastAsia="黑体"/>
         <w:b/>
         <w:bCs/>
         <w:color w:themeColor="background1" w:val="FFFFFF"/>
@@ -13177,6 +13703,7 @@
     </w:tblStylePr>
     <w:tblStylePr w:type="lastRow">
       <w:rPr>
+        <w:rFonts w:eastAsia="黑体"/>
         <w:b/>
         <w:bCs/>
         <w:color w:themeColor="accent2" w:themeShade="CC" w:val="9E3A38"/>
@@ -13191,12 +13718,14 @@
     </w:tblStylePr>
     <w:tblStylePr w:type="firstCol">
       <w:rPr>
+        <w:rFonts w:eastAsia="黑体"/>
         <w:b/>
         <w:bCs/>
       </w:rPr>
     </w:tblStylePr>
     <w:tblStylePr w:type="lastCol">
       <w:rPr>
+        <w:rFonts w:eastAsia="黑体"/>
         <w:b/>
         <w:bCs/>
       </w:rPr>
@@ -13231,6 +13760,7 @@
       <w:spacing w:after="0" w:line="240" w:lineRule="auto"/>
     </w:pPr>
     <w:rPr>
+      <w:rFonts w:eastAsia="黑体"/>
       <w:color w:themeColor="text1" w:val="000000"/>
     </w:rPr>
     <w:tblPr>
@@ -13249,6 +13779,7 @@
     </w:tcPr>
     <w:tblStylePr w:type="firstRow">
       <w:rPr>
+        <w:rFonts w:eastAsia="黑体"/>
         <w:b/>
         <w:bCs/>
         <w:color w:themeColor="background1" w:val="FFFFFF"/>
@@ -13263,6 +13794,7 @@
     </w:tblStylePr>
     <w:tblStylePr w:type="lastRow">
       <w:rPr>
+        <w:rFonts w:eastAsia="黑体"/>
         <w:b/>
         <w:bCs/>
         <w:color w:themeColor="accent2" w:themeShade="CC" w:val="9E3A38"/>
@@ -13277,12 +13809,14 @@
     </w:tblStylePr>
     <w:tblStylePr w:type="firstCol">
       <w:rPr>
+        <w:rFonts w:eastAsia="黑体"/>
         <w:b/>
         <w:bCs/>
       </w:rPr>
     </w:tblStylePr>
     <w:tblStylePr w:type="lastCol">
       <w:rPr>
+        <w:rFonts w:eastAsia="黑体"/>
         <w:b/>
         <w:bCs/>
       </w:rPr>
@@ -13317,6 +13851,7 @@
       <w:spacing w:after="0" w:line="240" w:lineRule="auto"/>
     </w:pPr>
     <w:rPr>
+      <w:rFonts w:eastAsia="黑体"/>
       <w:color w:themeColor="text1" w:val="000000"/>
     </w:rPr>
     <w:tblPr>
@@ -13335,6 +13870,7 @@
     </w:tcPr>
     <w:tblStylePr w:type="firstRow">
       <w:rPr>
+        <w:rFonts w:eastAsia="黑体"/>
         <w:b/>
         <w:bCs/>
         <w:color w:themeColor="background1" w:val="FFFFFF"/>
@@ -13349,6 +13885,7 @@
     </w:tblStylePr>
     <w:tblStylePr w:type="lastRow">
       <w:rPr>
+        <w:rFonts w:eastAsia="黑体"/>
         <w:b/>
         <w:bCs/>
         <w:color w:themeColor="accent2" w:themeShade="CC" w:val="9E3A38"/>
@@ -13363,12 +13900,14 @@
     </w:tblStylePr>
     <w:tblStylePr w:type="firstCol">
       <w:rPr>
+        <w:rFonts w:eastAsia="黑体"/>
         <w:b/>
         <w:bCs/>
       </w:rPr>
     </w:tblStylePr>
     <w:tblStylePr w:type="lastCol">
       <w:rPr>
+        <w:rFonts w:eastAsia="黑体"/>
         <w:b/>
         <w:bCs/>
       </w:rPr>
@@ -13403,6 +13942,7 @@
       <w:spacing w:after="0" w:line="240" w:lineRule="auto"/>
     </w:pPr>
     <w:rPr>
+      <w:rFonts w:eastAsia="黑体"/>
       <w:color w:themeColor="text1" w:val="000000"/>
     </w:rPr>
     <w:tblPr>
@@ -13421,6 +13961,7 @@
     </w:tcPr>
     <w:tblStylePr w:type="firstRow">
       <w:rPr>
+        <w:rFonts w:eastAsia="黑体"/>
         <w:b/>
         <w:bCs/>
         <w:color w:themeColor="background1" w:val="FFFFFF"/>
@@ -13435,6 +13976,7 @@
     </w:tblStylePr>
     <w:tblStylePr w:type="lastRow">
       <w:rPr>
+        <w:rFonts w:eastAsia="黑体"/>
         <w:b/>
         <w:bCs/>
         <w:color w:themeColor="accent4" w:themeShade="CC" w:val="664E82"/>
@@ -13449,12 +13991,14 @@
     </w:tblStylePr>
     <w:tblStylePr w:type="firstCol">
       <w:rPr>
+        <w:rFonts w:eastAsia="黑体"/>
         <w:b/>
         <w:bCs/>
       </w:rPr>
     </w:tblStylePr>
     <w:tblStylePr w:type="lastCol">
       <w:rPr>
+        <w:rFonts w:eastAsia="黑体"/>
         <w:b/>
         <w:bCs/>
       </w:rPr>
@@ -13489,6 +14033,7 @@
       <w:spacing w:after="0" w:line="240" w:lineRule="auto"/>
     </w:pPr>
     <w:rPr>
+      <w:rFonts w:eastAsia="黑体"/>
       <w:color w:themeColor="text1" w:val="000000"/>
     </w:rPr>
     <w:tblPr>
@@ -13507,6 +14052,7 @@
     </w:tcPr>
     <w:tblStylePr w:type="firstRow">
       <w:rPr>
+        <w:rFonts w:eastAsia="黑体"/>
         <w:b/>
         <w:bCs/>
         <w:color w:themeColor="background1" w:val="FFFFFF"/>
@@ -13521,6 +14067,7 @@
     </w:tblStylePr>
     <w:tblStylePr w:type="lastRow">
       <w:rPr>
+        <w:rFonts w:eastAsia="黑体"/>
         <w:b/>
         <w:bCs/>
         <w:color w:themeColor="accent3" w:themeShade="CC" w:val="7E9C40"/>
@@ -13535,12 +14082,14 @@
     </w:tblStylePr>
     <w:tblStylePr w:type="firstCol">
       <w:rPr>
+        <w:rFonts w:eastAsia="黑体"/>
         <w:b/>
         <w:bCs/>
       </w:rPr>
     </w:tblStylePr>
     <w:tblStylePr w:type="lastCol">
       <w:rPr>
+        <w:rFonts w:eastAsia="黑体"/>
         <w:b/>
         <w:bCs/>
       </w:rPr>
@@ -13575,6 +14124,7 @@
       <w:spacing w:after="0" w:line="240" w:lineRule="auto"/>
     </w:pPr>
     <w:rPr>
+      <w:rFonts w:eastAsia="黑体"/>
       <w:color w:themeColor="text1" w:val="000000"/>
     </w:rPr>
     <w:tblPr>
@@ -13593,6 +14143,7 @@
     </w:tcPr>
     <w:tblStylePr w:type="firstRow">
       <w:rPr>
+        <w:rFonts w:eastAsia="黑体"/>
         <w:b/>
         <w:bCs/>
         <w:color w:themeColor="background1" w:val="FFFFFF"/>
@@ -13607,6 +14158,7 @@
     </w:tblStylePr>
     <w:tblStylePr w:type="lastRow">
       <w:rPr>
+        <w:rFonts w:eastAsia="黑体"/>
         <w:b/>
         <w:bCs/>
         <w:color w:themeColor="accent6" w:themeShade="CC" w:val="F2730A"/>
@@ -13621,12 +14173,14 @@
     </w:tblStylePr>
     <w:tblStylePr w:type="firstCol">
       <w:rPr>
+        <w:rFonts w:eastAsia="黑体"/>
         <w:b/>
         <w:bCs/>
       </w:rPr>
     </w:tblStylePr>
     <w:tblStylePr w:type="lastCol">
       <w:rPr>
+        <w:rFonts w:eastAsia="黑体"/>
         <w:b/>
         <w:bCs/>
       </w:rPr>
@@ -13661,6 +14215,7 @@
       <w:spacing w:after="0" w:line="240" w:lineRule="auto"/>
     </w:pPr>
     <w:rPr>
+      <w:rFonts w:eastAsia="黑体"/>
       <w:color w:themeColor="text1" w:val="000000"/>
     </w:rPr>
     <w:tblPr>
@@ -13679,6 +14234,7 @@
     </w:tcPr>
     <w:tblStylePr w:type="firstRow">
       <w:rPr>
+        <w:rFonts w:eastAsia="黑体"/>
         <w:b/>
         <w:bCs/>
         <w:color w:themeColor="background1" w:val="FFFFFF"/>
@@ -13693,6 +14249,7 @@
     </w:tblStylePr>
     <w:tblStylePr w:type="lastRow">
       <w:rPr>
+        <w:rFonts w:eastAsia="黑体"/>
         <w:b/>
         <w:bCs/>
         <w:color w:themeColor="accent5" w:themeShade="CC" w:val="348DA5"/>
@@ -13707,12 +14264,14 @@
     </w:tblStylePr>
     <w:tblStylePr w:type="firstCol">
       <w:rPr>
+        <w:rFonts w:eastAsia="黑体"/>
         <w:b/>
         <w:bCs/>
       </w:rPr>
     </w:tblStylePr>
     <w:tblStylePr w:type="lastCol">
       <w:rPr>
+        <w:rFonts w:eastAsia="黑体"/>
         <w:b/>
         <w:bCs/>
       </w:rPr>
@@ -13747,6 +14306,7 @@
       <w:spacing w:after="0" w:line="240" w:lineRule="auto"/>
     </w:pPr>
     <w:rPr>
+      <w:rFonts w:eastAsia="黑体"/>
       <w:color w:themeColor="text1" w:val="000000"/>
     </w:rPr>
     <w:tblPr>
@@ -13768,6 +14328,7 @@
     </w:tcPr>
     <w:tblStylePr w:type="firstRow">
       <w:rPr>
+        <w:rFonts w:eastAsia="黑体"/>
         <w:b/>
         <w:bCs/>
       </w:rPr>
@@ -13778,6 +14339,7 @@
     </w:tblStylePr>
     <w:tblStylePr w:type="lastRow">
       <w:rPr>
+        <w:rFonts w:eastAsia="黑体"/>
         <w:b/>
         <w:bCs/>
         <w:color w:themeColor="text1" w:val="000000"/>
@@ -13789,6 +14351,7 @@
     </w:tblStylePr>
     <w:tblStylePr w:type="firstCol">
       <w:rPr>
+        <w:rFonts w:eastAsia="黑体"/>
         <w:color w:themeColor="background1" w:val="FFFFFF"/>
       </w:rPr>
       <w:tblPr/>
@@ -13798,6 +14361,7 @@
     </w:tblStylePr>
     <w:tblStylePr w:type="lastCol">
       <w:rPr>
+        <w:rFonts w:eastAsia="黑体"/>
         <w:color w:themeColor="background1" w:val="FFFFFF"/>
       </w:rPr>
       <w:tblPr/>
@@ -13827,6 +14391,7 @@
       <w:spacing w:after="0" w:line="240" w:lineRule="auto"/>
     </w:pPr>
     <w:rPr>
+      <w:rFonts w:eastAsia="黑体"/>
       <w:color w:themeColor="text1" w:val="000000"/>
     </w:rPr>
     <w:tblPr>
@@ -13848,6 +14413,7 @@
     </w:tcPr>
     <w:tblStylePr w:type="firstRow">
       <w:rPr>
+        <w:rFonts w:eastAsia="黑体"/>
         <w:b/>
         <w:bCs/>
       </w:rPr>
@@ -13858,6 +14424,7 @@
     </w:tblStylePr>
     <w:tblStylePr w:type="lastRow">
       <w:rPr>
+        <w:rFonts w:eastAsia="黑体"/>
         <w:b/>
         <w:bCs/>
         <w:color w:themeColor="text1" w:val="000000"/>
@@ -13869,6 +14436,7 @@
     </w:tblStylePr>
     <w:tblStylePr w:type="firstCol">
       <w:rPr>
+        <w:rFonts w:eastAsia="黑体"/>
         <w:color w:themeColor="background1" w:val="FFFFFF"/>
       </w:rPr>
       <w:tblPr/>
@@ -13878,6 +14446,7 @@
     </w:tblStylePr>
     <w:tblStylePr w:type="lastCol">
       <w:rPr>
+        <w:rFonts w:eastAsia="黑体"/>
         <w:color w:themeColor="background1" w:val="FFFFFF"/>
       </w:rPr>
       <w:tblPr/>
@@ -13907,6 +14476,7 @@
       <w:spacing w:after="0" w:line="240" w:lineRule="auto"/>
     </w:pPr>
     <w:rPr>
+      <w:rFonts w:eastAsia="黑体"/>
       <w:color w:themeColor="text1" w:val="000000"/>
     </w:rPr>
     <w:tblPr>
@@ -13928,6 +14498,7 @@
     </w:tcPr>
     <w:tblStylePr w:type="firstRow">
       <w:rPr>
+        <w:rFonts w:eastAsia="黑体"/>
         <w:b/>
         <w:bCs/>
       </w:rPr>
@@ -13938,6 +14509,7 @@
     </w:tblStylePr>
     <w:tblStylePr w:type="lastRow">
       <w:rPr>
+        <w:rFonts w:eastAsia="黑体"/>
         <w:b/>
         <w:bCs/>
         <w:color w:themeColor="text1" w:val="000000"/>
@@ -13949,6 +14521,7 @@
     </w:tblStylePr>
     <w:tblStylePr w:type="firstCol">
       <w:rPr>
+        <w:rFonts w:eastAsia="黑体"/>
         <w:color w:themeColor="background1" w:val="FFFFFF"/>
       </w:rPr>
       <w:tblPr/>
@@ -13958,6 +14531,7 @@
     </w:tblStylePr>
     <w:tblStylePr w:type="lastCol">
       <w:rPr>
+        <w:rFonts w:eastAsia="黑体"/>
         <w:color w:themeColor="background1" w:val="FFFFFF"/>
       </w:rPr>
       <w:tblPr/>
@@ -13987,6 +14561,7 @@
       <w:spacing w:after="0" w:line="240" w:lineRule="auto"/>
     </w:pPr>
     <w:rPr>
+      <w:rFonts w:eastAsia="黑体"/>
       <w:color w:themeColor="text1" w:val="000000"/>
     </w:rPr>
     <w:tblPr>
@@ -14008,6 +14583,7 @@
     </w:tcPr>
     <w:tblStylePr w:type="firstRow">
       <w:rPr>
+        <w:rFonts w:eastAsia="黑体"/>
         <w:b/>
         <w:bCs/>
       </w:rPr>
@@ -14018,6 +14594,7 @@
     </w:tblStylePr>
     <w:tblStylePr w:type="lastRow">
       <w:rPr>
+        <w:rFonts w:eastAsia="黑体"/>
         <w:b/>
         <w:bCs/>
         <w:color w:themeColor="text1" w:val="000000"/>
@@ -14029,6 +14606,7 @@
     </w:tblStylePr>
     <w:tblStylePr w:type="firstCol">
       <w:rPr>
+        <w:rFonts w:eastAsia="黑体"/>
         <w:color w:themeColor="background1" w:val="FFFFFF"/>
       </w:rPr>
       <w:tblPr/>
@@ -14038,6 +14616,7 @@
     </w:tblStylePr>
     <w:tblStylePr w:type="lastCol">
       <w:rPr>
+        <w:rFonts w:eastAsia="黑体"/>
         <w:color w:themeColor="background1" w:val="FFFFFF"/>
       </w:rPr>
       <w:tblPr/>
@@ -14067,6 +14646,7 @@
       <w:spacing w:after="0" w:line="240" w:lineRule="auto"/>
     </w:pPr>
     <w:rPr>
+      <w:rFonts w:eastAsia="黑体"/>
       <w:color w:themeColor="text1" w:val="000000"/>
     </w:rPr>
     <w:tblPr>
@@ -14088,6 +14668,7 @@
     </w:tcPr>
     <w:tblStylePr w:type="firstRow">
       <w:rPr>
+        <w:rFonts w:eastAsia="黑体"/>
         <w:b/>
         <w:bCs/>
       </w:rPr>
@@ -14098,6 +14679,7 @@
     </w:tblStylePr>
     <w:tblStylePr w:type="lastRow">
       <w:rPr>
+        <w:rFonts w:eastAsia="黑体"/>
         <w:b/>
         <w:bCs/>
         <w:color w:themeColor="text1" w:val="000000"/>
@@ -14109,6 +14691,7 @@
     </w:tblStylePr>
     <w:tblStylePr w:type="firstCol">
       <w:rPr>
+        <w:rFonts w:eastAsia="黑体"/>
         <w:color w:themeColor="background1" w:val="FFFFFF"/>
       </w:rPr>
       <w:tblPr/>
@@ -14118,6 +14701,7 @@
     </w:tblStylePr>
     <w:tblStylePr w:type="lastCol">
       <w:rPr>
+        <w:rFonts w:eastAsia="黑体"/>
         <w:color w:themeColor="background1" w:val="FFFFFF"/>
       </w:rPr>
       <w:tblPr/>
@@ -14147,6 +14731,7 @@
       <w:spacing w:after="0" w:line="240" w:lineRule="auto"/>
     </w:pPr>
     <w:rPr>
+      <w:rFonts w:eastAsia="黑体"/>
       <w:color w:themeColor="text1" w:val="000000"/>
     </w:rPr>
     <w:tblPr>
@@ -14168,6 +14753,7 @@
     </w:tcPr>
     <w:tblStylePr w:type="firstRow">
       <w:rPr>
+        <w:rFonts w:eastAsia="黑体"/>
         <w:b/>
         <w:bCs/>
       </w:rPr>
@@ -14178,6 +14764,7 @@
     </w:tblStylePr>
     <w:tblStylePr w:type="lastRow">
       <w:rPr>
+        <w:rFonts w:eastAsia="黑体"/>
         <w:b/>
         <w:bCs/>
         <w:color w:themeColor="text1" w:val="000000"/>
@@ -14189,6 +14776,7 @@
     </w:tblStylePr>
     <w:tblStylePr w:type="firstCol">
       <w:rPr>
+        <w:rFonts w:eastAsia="黑体"/>
         <w:color w:themeColor="background1" w:val="FFFFFF"/>
       </w:rPr>
       <w:tblPr/>
@@ -14198,6 +14786,7 @@
     </w:tblStylePr>
     <w:tblStylePr w:type="lastCol">
       <w:rPr>
+        <w:rFonts w:eastAsia="黑体"/>
         <w:color w:themeColor="background1" w:val="FFFFFF"/>
       </w:rPr>
       <w:tblPr/>
@@ -14227,6 +14816,7 @@
       <w:spacing w:after="0" w:line="240" w:lineRule="auto"/>
     </w:pPr>
     <w:rPr>
+      <w:rFonts w:eastAsia="黑体"/>
       <w:color w:themeColor="text1" w:val="000000"/>
     </w:rPr>
     <w:tblPr>
@@ -14248,6 +14838,7 @@
     </w:tcPr>
     <w:tblStylePr w:type="firstRow">
       <w:rPr>
+        <w:rFonts w:eastAsia="黑体"/>
         <w:b/>
         <w:bCs/>
       </w:rPr>
@@ -14258,6 +14849,7 @@
     </w:tblStylePr>
     <w:tblStylePr w:type="lastRow">
       <w:rPr>
+        <w:rFonts w:eastAsia="黑体"/>
         <w:b/>
         <w:bCs/>
         <w:color w:themeColor="text1" w:val="000000"/>
@@ -14269,6 +14861,7 @@
     </w:tblStylePr>
     <w:tblStylePr w:type="firstCol">
       <w:rPr>
+        <w:rFonts w:eastAsia="黑体"/>
         <w:color w:themeColor="background1" w:val="FFFFFF"/>
       </w:rPr>
       <w:tblPr/>
@@ -14278,6 +14871,7 @@
     </w:tblStylePr>
     <w:tblStylePr w:type="lastCol">
       <w:rPr>
+        <w:rFonts w:eastAsia="黑体"/>
         <w:color w:themeColor="background1" w:val="FFFFFF"/>
       </w:rPr>
       <w:tblPr/>
@@ -14310,6 +14904,7 @@
     <w:name w:val="KeywordTok"/>
     <w:basedOn w:val="VerbatimChar"/>
     <w:rPr>
+      <w:rFonts w:eastAsia="黑体"/>
       <w:b/>
       <w:color w:val="007020"/>
     </w:rPr>
@@ -14318,6 +14913,7 @@
     <w:name w:val="DataTypeTok"/>
     <w:basedOn w:val="VerbatimChar"/>
     <w:rPr>
+      <w:rFonts w:eastAsia="黑体"/>
       <w:color w:val="902000"/>
     </w:rPr>
   </w:style>
@@ -14325,6 +14921,7 @@
     <w:name w:val="DecValTok"/>
     <w:basedOn w:val="VerbatimChar"/>
     <w:rPr>
+      <w:rFonts w:eastAsia="黑体"/>
       <w:color w:val="40a070"/>
     </w:rPr>
   </w:style>
@@ -14332,6 +14929,7 @@
     <w:name w:val="BaseNTok"/>
     <w:basedOn w:val="VerbatimChar"/>
     <w:rPr>
+      <w:rFonts w:eastAsia="黑体"/>
       <w:color w:val="40a070"/>
     </w:rPr>
   </w:style>
@@ -14339,6 +14937,7 @@
     <w:name w:val="FloatTok"/>
     <w:basedOn w:val="VerbatimChar"/>
     <w:rPr>
+      <w:rFonts w:eastAsia="黑体"/>
       <w:color w:val="40a070"/>
     </w:rPr>
   </w:style>
@@ -14346,6 +14945,7 @@
     <w:name w:val="ConstantTok"/>
     <w:basedOn w:val="VerbatimChar"/>
     <w:rPr>
+      <w:rFonts w:eastAsia="黑体"/>
       <w:color w:val="880000"/>
     </w:rPr>
   </w:style>
@@ -14353,6 +14953,7 @@
     <w:name w:val="CharTok"/>
     <w:basedOn w:val="VerbatimChar"/>
     <w:rPr>
+      <w:rFonts w:eastAsia="黑体"/>
       <w:color w:val="4070a0"/>
     </w:rPr>
   </w:style>
@@ -14360,6 +14961,7 @@
     <w:name w:val="SpecialCharTok"/>
     <w:basedOn w:val="VerbatimChar"/>
     <w:rPr>
+      <w:rFonts w:eastAsia="黑体"/>
       <w:color w:val="4070a0"/>
     </w:rPr>
   </w:style>
@@ -14367,6 +14969,7 @@
     <w:name w:val="StringTok"/>
     <w:basedOn w:val="VerbatimChar"/>
     <w:rPr>
+      <w:rFonts w:eastAsia="黑体"/>
       <w:color w:val="4070a0"/>
     </w:rPr>
   </w:style>
@@ -14374,6 +14977,7 @@
     <w:name w:val="VerbatimStringTok"/>
     <w:basedOn w:val="VerbatimChar"/>
     <w:rPr>
+      <w:rFonts w:eastAsia="黑体"/>
       <w:color w:val="4070a0"/>
     </w:rPr>
   </w:style>
@@ -14381,6 +14985,7 @@
     <w:name w:val="SpecialStringTok"/>
     <w:basedOn w:val="VerbatimChar"/>
     <w:rPr>
+      <w:rFonts w:eastAsia="黑体"/>
       <w:color w:val="bb6688"/>
     </w:rPr>
   </w:style>
@@ -14388,6 +14993,7 @@
     <w:name w:val="ImportTok"/>
     <w:basedOn w:val="VerbatimChar"/>
     <w:rPr>
+      <w:rFonts w:eastAsia="黑体"/>
       <w:b/>
       <w:color w:val="008000"/>
     </w:rPr>
@@ -14396,6 +15002,7 @@
     <w:name w:val="CommentTok"/>
     <w:basedOn w:val="VerbatimChar"/>
     <w:rPr>
+      <w:rFonts w:eastAsia="黑体"/>
       <w:i/>
       <w:color w:val="60a0b0"/>
     </w:rPr>
@@ -14404,6 +15011,7 @@
     <w:name w:val="DocumentationTok"/>
     <w:basedOn w:val="VerbatimChar"/>
     <w:rPr>
+      <w:rFonts w:eastAsia="黑体"/>
       <w:i/>
       <w:color w:val="ba2121"/>
     </w:rPr>
@@ -14412,6 +15020,7 @@
     <w:name w:val="AnnotationTok"/>
     <w:basedOn w:val="VerbatimChar"/>
     <w:rPr>
+      <w:rFonts w:eastAsia="黑体"/>
       <w:b/>
       <w:i/>
       <w:color w:val="60a0b0"/>
@@ -14421,6 +15030,7 @@
     <w:name w:val="CommentVarTok"/>
     <w:basedOn w:val="VerbatimChar"/>
     <w:rPr>
+      <w:rFonts w:eastAsia="黑体"/>
       <w:b/>
       <w:i/>
       <w:color w:val="60a0b0"/>
@@ -14430,6 +15040,7 @@
     <w:name w:val="OtherTok"/>
     <w:basedOn w:val="VerbatimChar"/>
     <w:rPr>
+      <w:rFonts w:eastAsia="黑体"/>
       <w:color w:val="007020"/>
     </w:rPr>
   </w:style>
@@ -14437,6 +15048,7 @@
     <w:name w:val="FunctionTok"/>
     <w:basedOn w:val="VerbatimChar"/>
     <w:rPr>
+      <w:rFonts w:eastAsia="黑体"/>
       <w:color w:val="06287e"/>
     </w:rPr>
   </w:style>
@@ -14444,6 +15056,7 @@
     <w:name w:val="VariableTok"/>
     <w:basedOn w:val="VerbatimChar"/>
     <w:rPr>
+      <w:rFonts w:eastAsia="黑体"/>
       <w:color w:val="19177c"/>
     </w:rPr>
   </w:style>
@@ -14451,6 +15064,7 @@
     <w:name w:val="ControlFlowTok"/>
     <w:basedOn w:val="VerbatimChar"/>
     <w:rPr>
+      <w:rFonts w:eastAsia="黑体"/>
       <w:b/>
       <w:color w:val="007020"/>
     </w:rPr>
@@ -14459,6 +15073,7 @@
     <w:name w:val="OperatorTok"/>
     <w:basedOn w:val="VerbatimChar"/>
     <w:rPr>
+      <w:rFonts w:eastAsia="黑体"/>
       <w:color w:val="666666"/>
     </w:rPr>
   </w:style>
@@ -14466,18 +15081,22 @@
     <w:name w:val="BuiltInTok"/>
     <w:basedOn w:val="VerbatimChar"/>
     <w:rPr>
+      <w:rFonts w:eastAsia="黑体"/>
       <w:color w:val="008000"/>
     </w:rPr>
   </w:style>
   <w:style w:type="character" w:customStyle="1" w:styleId="ExtensionTok">
     <w:name w:val="ExtensionTok"/>
     <w:basedOn w:val="VerbatimChar"/>
-    <w:rPr/>
+    <w:rPr>
+      <w:rFonts w:eastAsia="黑体"/>
+    </w:rPr>
   </w:style>
   <w:style w:type="character" w:customStyle="1" w:styleId="PreprocessorTok">
     <w:name w:val="PreprocessorTok"/>
     <w:basedOn w:val="VerbatimChar"/>
     <w:rPr>
+      <w:rFonts w:eastAsia="黑体"/>
       <w:color w:val="bc7a00"/>
     </w:rPr>
   </w:style>
@@ -14485,18 +15104,22 @@
     <w:name w:val="AttributeTok"/>
     <w:basedOn w:val="VerbatimChar"/>
     <w:rPr>
+      <w:rFonts w:eastAsia="黑体"/>
       <w:color w:val="7d9029"/>
     </w:rPr>
   </w:style>
   <w:style w:type="character" w:customStyle="1" w:styleId="RegionMarkerTok">
     <w:name w:val="RegionMarkerTok"/>
     <w:basedOn w:val="VerbatimChar"/>
-    <w:rPr/>
+    <w:rPr>
+      <w:rFonts w:eastAsia="黑体"/>
+    </w:rPr>
   </w:style>
   <w:style w:type="character" w:customStyle="1" w:styleId="InformationTok">
     <w:name w:val="InformationTok"/>
     <w:basedOn w:val="VerbatimChar"/>
     <w:rPr>
+      <w:rFonts w:eastAsia="黑体"/>
       <w:b/>
       <w:i/>
       <w:color w:val="60a0b0"/>
@@ -14506,6 +15129,7 @@
     <w:name w:val="WarningTok"/>
     <w:basedOn w:val="VerbatimChar"/>
     <w:rPr>
+      <w:rFonts w:eastAsia="黑体"/>
       <w:b/>
       <w:i/>
       <w:color w:val="60a0b0"/>
@@ -14515,6 +15139,7 @@
     <w:name w:val="AlertTok"/>
     <w:basedOn w:val="VerbatimChar"/>
     <w:rPr>
+      <w:rFonts w:eastAsia="黑体"/>
       <w:b/>
       <w:color w:val="ff0000"/>
     </w:rPr>
@@ -14523,6 +15148,7 @@
     <w:name w:val="ErrorTok"/>
     <w:basedOn w:val="VerbatimChar"/>
     <w:rPr>
+      <w:rFonts w:eastAsia="黑体"/>
       <w:b/>
       <w:color w:val="ff0000"/>
     </w:rPr>
@@ -14530,7 +15156,9 @@
   <w:style w:type="character" w:customStyle="1" w:styleId="NormalTok">
     <w:name w:val="NormalTok"/>
     <w:basedOn w:val="VerbatimChar"/>
-    <w:rPr/>
+    <w:rPr>
+      <w:rFonts w:eastAsia="黑体"/>
+    </w:rPr>
   </w:style>
 </w:styles>
 </file>
@@ -14579,12 +15207,12 @@
     <a:fontScheme name="Office">
       <a:majorFont>
         <a:latin typeface="Calibri"/>
-        <a:ea typeface=""/>
+        <a:ea typeface="黑体"/>
         <a:cs typeface=""/>
         <a:font script="Jpan" typeface="ＭＳ ゴシック"/>
         <a:font script="Hang" typeface="맑은 고딕"/>
-        <a:font script="Hans" typeface="宋体"/>
-        <a:font script="Hant" typeface="新細明體"/>
+        <a:font script="Hans" typeface="黑体"/>
+        <a:font script="Hant" typeface="黑体"/>
         <a:font script="Arab" typeface="Times New Roman"/>
         <a:font script="Hebr" typeface="Times New Roman"/>
         <a:font script="Thai" typeface="Angsana New"/>
@@ -14614,12 +15242,12 @@
       </a:majorFont>
       <a:minorFont>
         <a:latin typeface="Cambria"/>
-        <a:ea typeface=""/>
+        <a:ea typeface="黑体"/>
         <a:cs typeface=""/>
         <a:font script="Jpan" typeface="ＭＳ 明朝"/>
         <a:font script="Hang" typeface="맑은 고딕"/>
-        <a:font script="Hans" typeface="宋体"/>
-        <a:font script="Hant" typeface="新細明體"/>
+        <a:font script="Hans" typeface="黑体"/>
+        <a:font script="Hant" typeface="黑体"/>
         <a:font script="Arab" typeface="Arial"/>
         <a:font script="Hebr" typeface="Arial"/>
         <a:font script="Thai" typeface="Cordia New"/>

--- a/02-放大电路/01-运算放大电路/积分电路/积分电路.docx
+++ b/02-放大电路/01-运算放大电路/积分电路/积分电路.docx
@@ -2136,7 +2136,7 @@
           <w:color w:val="555555"/>
           <w:sz w:val="21"/>
         </w:rPr>
-        <w:t>材料收集者：杜文杰，WX手机：19519196569，QQ:3478827729</w:t>
+        <w:t>材料收集者：杜文杰，微信/手机：19519196569，QQ:3478827729</w:t>
       </w:r>
     </w:p>
     <w:sectPr>
